--- a/report/Report-2-Textiles-Pharma-Petrochem-Sugar-Plastics-Cement.docx
+++ b/report/Report-2-Textiles-Pharma-Petrochem-Sugar-Plastics-Cement.docx
@@ -111,6 +111,2351 @@
         <w:pStyle w:val="Heading1"/>
       </w:pPr>
       <w:r>
+        <w:t>List of Abbreviations</w:t>
+      </w:r>
+    </w:p>
+    <w:p>
+      <w:r>
+        <w:t>The following abbreviations are used throughout Report 2. Each is also spelled out in full at its first use in the text.</w:t>
+      </w:r>
+    </w:p>
+    <w:tbl>
+      <w:tblPr>
+        <w:tblStyle w:val="TableGrid"/>
+        <w:tblW w:type="auto" w:w="0"/>
+        <w:jc w:val="left"/>
+        <w:tblLook w:firstColumn="1" w:firstRow="1" w:lastColumn="0" w:lastRow="0" w:noHBand="0" w:noVBand="1" w:val="04A0"/>
+      </w:tblPr>
+      <w:tblGrid>
+        <w:gridCol w:w="4703"/>
+        <w:gridCol w:w="4703"/>
+      </w:tblGrid>
+      <w:tr>
+        <w:tc>
+          <w:tcPr>
+            <w:tcW w:type="dxa" w:w="4703"/>
+            <w:shd w:val="clear" w:color="auto" w:fill="002B5B"/>
+          </w:tcPr>
+          <w:p>
+            <w:r>
+              <w:rPr>
+                <w:b/>
+                <w:color w:val="FFFFFF"/>
+                <w:sz w:val="18"/>
+              </w:rPr>
+              <w:t>Abbreviation</w:t>
+            </w:r>
+          </w:p>
+        </w:tc>
+        <w:tc>
+          <w:tcPr>
+            <w:tcW w:type="dxa" w:w="4703"/>
+            <w:shd w:val="clear" w:color="auto" w:fill="002B5B"/>
+          </w:tcPr>
+          <w:p>
+            <w:r>
+              <w:rPr>
+                <w:b/>
+                <w:color w:val="FFFFFF"/>
+                <w:sz w:val="18"/>
+              </w:rPr>
+              <w:t>Full form</w:t>
+            </w:r>
+          </w:p>
+        </w:tc>
+      </w:tr>
+      <w:tr>
+        <w:tc>
+          <w:tcPr>
+            <w:tcW w:type="dxa" w:w="4703"/>
+            <w:shd w:val="clear" w:color="auto" w:fill="EEF3F9"/>
+          </w:tcPr>
+          <w:p>
+            <w:r>
+              <w:rPr>
+                <w:sz w:val="18"/>
+              </w:rPr>
+              <w:t>AGOA</w:t>
+            </w:r>
+          </w:p>
+        </w:tc>
+        <w:tc>
+          <w:tcPr>
+            <w:tcW w:type="dxa" w:w="4703"/>
+            <w:shd w:val="clear" w:color="auto" w:fill="EEF3F9"/>
+          </w:tcPr>
+          <w:p>
+            <w:r>
+              <w:rPr>
+                <w:sz w:val="18"/>
+              </w:rPr>
+              <w:t>African Growth and Opportunity Act</w:t>
+            </w:r>
+          </w:p>
+        </w:tc>
+      </w:tr>
+      <w:tr>
+        <w:tc>
+          <w:tcPr>
+            <w:tcW w:type="dxa" w:w="4703"/>
+            <w:shd w:val="clear" w:color="auto" w:fill="FFFFFF"/>
+          </w:tcPr>
+          <w:p>
+            <w:r>
+              <w:rPr>
+                <w:sz w:val="18"/>
+              </w:rPr>
+              <w:t>API</w:t>
+            </w:r>
+          </w:p>
+        </w:tc>
+        <w:tc>
+          <w:tcPr>
+            <w:tcW w:type="dxa" w:w="4703"/>
+            <w:shd w:val="clear" w:color="auto" w:fill="FFFFFF"/>
+          </w:tcPr>
+          <w:p>
+            <w:r>
+              <w:rPr>
+                <w:sz w:val="18"/>
+              </w:rPr>
+              <w:t>Active Pharmaceutical Ingredient</w:t>
+            </w:r>
+          </w:p>
+        </w:tc>
+      </w:tr>
+      <w:tr>
+        <w:tc>
+          <w:tcPr>
+            <w:tcW w:type="dxa" w:w="4703"/>
+            <w:shd w:val="clear" w:color="auto" w:fill="EEF3F9"/>
+          </w:tcPr>
+          <w:p>
+            <w:r>
+              <w:rPr>
+                <w:sz w:val="18"/>
+              </w:rPr>
+              <w:t>ARVs</w:t>
+            </w:r>
+          </w:p>
+        </w:tc>
+        <w:tc>
+          <w:tcPr>
+            <w:tcW w:type="dxa" w:w="4703"/>
+            <w:shd w:val="clear" w:color="auto" w:fill="EEF3F9"/>
+          </w:tcPr>
+          <w:p>
+            <w:r>
+              <w:rPr>
+                <w:sz w:val="18"/>
+              </w:rPr>
+              <w:t>Antiretrovirals</w:t>
+            </w:r>
+          </w:p>
+        </w:tc>
+      </w:tr>
+      <w:tr>
+        <w:tc>
+          <w:tcPr>
+            <w:tcW w:type="dxa" w:w="4703"/>
+            <w:shd w:val="clear" w:color="auto" w:fill="FFFFFF"/>
+          </w:tcPr>
+          <w:p>
+            <w:r>
+              <w:rPr>
+                <w:sz w:val="18"/>
+              </w:rPr>
+              <w:t>ATMs</w:t>
+            </w:r>
+          </w:p>
+        </w:tc>
+        <w:tc>
+          <w:tcPr>
+            <w:tcW w:type="dxa" w:w="4703"/>
+            <w:shd w:val="clear" w:color="auto" w:fill="FFFFFF"/>
+          </w:tcPr>
+          <w:p>
+            <w:r>
+              <w:rPr>
+                <w:sz w:val="18"/>
+              </w:rPr>
+              <w:t>Agro-industrialization, Tourism, Minerals, and Science, Technology &amp; Innovation (Tenfold Growth Strategy pillars)</w:t>
+            </w:r>
+          </w:p>
+        </w:tc>
+      </w:tr>
+      <w:tr>
+        <w:tc>
+          <w:tcPr>
+            <w:tcW w:type="dxa" w:w="4703"/>
+            <w:shd w:val="clear" w:color="auto" w:fill="EEF3F9"/>
+          </w:tcPr>
+          <w:p>
+            <w:r>
+              <w:rPr>
+                <w:sz w:val="18"/>
+              </w:rPr>
+              <w:t>CAPEX</w:t>
+            </w:r>
+          </w:p>
+        </w:tc>
+        <w:tc>
+          <w:tcPr>
+            <w:tcW w:type="dxa" w:w="4703"/>
+            <w:shd w:val="clear" w:color="auto" w:fill="EEF3F9"/>
+          </w:tcPr>
+          <w:p>
+            <w:r>
+              <w:rPr>
+                <w:sz w:val="18"/>
+              </w:rPr>
+              <w:t>Capital expenditure</w:t>
+            </w:r>
+          </w:p>
+        </w:tc>
+      </w:tr>
+      <w:tr>
+        <w:tc>
+          <w:tcPr>
+            <w:tcW w:type="dxa" w:w="4703"/>
+            <w:shd w:val="clear" w:color="auto" w:fill="FFFFFF"/>
+          </w:tcPr>
+          <w:p>
+            <w:r>
+              <w:rPr>
+                <w:sz w:val="18"/>
+              </w:rPr>
+              <w:t>CDO</w:t>
+            </w:r>
+          </w:p>
+        </w:tc>
+        <w:tc>
+          <w:tcPr>
+            <w:tcW w:type="dxa" w:w="4703"/>
+            <w:shd w:val="clear" w:color="auto" w:fill="FFFFFF"/>
+          </w:tcPr>
+          <w:p>
+            <w:r>
+              <w:rPr>
+                <w:sz w:val="18"/>
+              </w:rPr>
+              <w:t>Cotton Development Organisation</w:t>
+            </w:r>
+          </w:p>
+        </w:tc>
+      </w:tr>
+      <w:tr>
+        <w:tc>
+          <w:tcPr>
+            <w:tcW w:type="dxa" w:w="4703"/>
+            <w:shd w:val="clear" w:color="auto" w:fill="EEF3F9"/>
+          </w:tcPr>
+          <w:p>
+            <w:r>
+              <w:rPr>
+                <w:sz w:val="18"/>
+              </w:rPr>
+              <w:t>CET</w:t>
+            </w:r>
+          </w:p>
+        </w:tc>
+        <w:tc>
+          <w:tcPr>
+            <w:tcW w:type="dxa" w:w="4703"/>
+            <w:shd w:val="clear" w:color="auto" w:fill="EEF3F9"/>
+          </w:tcPr>
+          <w:p>
+            <w:r>
+              <w:rPr>
+                <w:sz w:val="18"/>
+              </w:rPr>
+              <w:t>Common External Tariff</w:t>
+            </w:r>
+          </w:p>
+        </w:tc>
+      </w:tr>
+      <w:tr>
+        <w:tc>
+          <w:tcPr>
+            <w:tcW w:type="dxa" w:w="4703"/>
+            <w:shd w:val="clear" w:color="auto" w:fill="FFFFFF"/>
+          </w:tcPr>
+          <w:p>
+            <w:r>
+              <w:rPr>
+                <w:sz w:val="18"/>
+              </w:rPr>
+              <w:t>COMESA</w:t>
+            </w:r>
+          </w:p>
+        </w:tc>
+        <w:tc>
+          <w:tcPr>
+            <w:tcW w:type="dxa" w:w="4703"/>
+            <w:shd w:val="clear" w:color="auto" w:fill="FFFFFF"/>
+          </w:tcPr>
+          <w:p>
+            <w:r>
+              <w:rPr>
+                <w:sz w:val="18"/>
+              </w:rPr>
+              <w:t>Common Market for Eastern and Southern Africa</w:t>
+            </w:r>
+          </w:p>
+        </w:tc>
+      </w:tr>
+      <w:tr>
+        <w:tc>
+          <w:tcPr>
+            <w:tcW w:type="dxa" w:w="4703"/>
+            <w:shd w:val="clear" w:color="auto" w:fill="EEF3F9"/>
+          </w:tcPr>
+          <w:p>
+            <w:r>
+              <w:rPr>
+                <w:sz w:val="18"/>
+              </w:rPr>
+              <w:t>DGSM</w:t>
+            </w:r>
+          </w:p>
+        </w:tc>
+        <w:tc>
+          <w:tcPr>
+            <w:tcW w:type="dxa" w:w="4703"/>
+            <w:shd w:val="clear" w:color="auto" w:fill="EEF3F9"/>
+          </w:tcPr>
+          <w:p>
+            <w:r>
+              <w:rPr>
+                <w:sz w:val="18"/>
+              </w:rPr>
+              <w:t>Directorate of Geological Survey and Mines</w:t>
+            </w:r>
+          </w:p>
+        </w:tc>
+      </w:tr>
+      <w:tr>
+        <w:tc>
+          <w:tcPr>
+            <w:tcW w:type="dxa" w:w="4703"/>
+            <w:shd w:val="clear" w:color="auto" w:fill="FFFFFF"/>
+          </w:tcPr>
+          <w:p>
+            <w:r>
+              <w:rPr>
+                <w:sz w:val="18"/>
+              </w:rPr>
+              <w:t>DRC</w:t>
+            </w:r>
+          </w:p>
+        </w:tc>
+        <w:tc>
+          <w:tcPr>
+            <w:tcW w:type="dxa" w:w="4703"/>
+            <w:shd w:val="clear" w:color="auto" w:fill="FFFFFF"/>
+          </w:tcPr>
+          <w:p>
+            <w:r>
+              <w:rPr>
+                <w:sz w:val="18"/>
+              </w:rPr>
+              <w:t>Democratic Republic of Congo</w:t>
+            </w:r>
+          </w:p>
+        </w:tc>
+      </w:tr>
+      <w:tr>
+        <w:tc>
+          <w:tcPr>
+            <w:tcW w:type="dxa" w:w="4703"/>
+            <w:shd w:val="clear" w:color="auto" w:fill="EEF3F9"/>
+          </w:tcPr>
+          <w:p>
+            <w:r>
+              <w:rPr>
+                <w:sz w:val="18"/>
+              </w:rPr>
+              <w:t>EAC</w:t>
+            </w:r>
+          </w:p>
+        </w:tc>
+        <w:tc>
+          <w:tcPr>
+            <w:tcW w:type="dxa" w:w="4703"/>
+            <w:shd w:val="clear" w:color="auto" w:fill="EEF3F9"/>
+          </w:tcPr>
+          <w:p>
+            <w:r>
+              <w:rPr>
+                <w:sz w:val="18"/>
+              </w:rPr>
+              <w:t>East African Community</w:t>
+            </w:r>
+          </w:p>
+        </w:tc>
+      </w:tr>
+      <w:tr>
+        <w:tc>
+          <w:tcPr>
+            <w:tcW w:type="dxa" w:w="4703"/>
+            <w:shd w:val="clear" w:color="auto" w:fill="FFFFFF"/>
+          </w:tcPr>
+          <w:p>
+            <w:r>
+              <w:rPr>
+                <w:sz w:val="18"/>
+              </w:rPr>
+              <w:t>EPR</w:t>
+            </w:r>
+          </w:p>
+        </w:tc>
+        <w:tc>
+          <w:tcPr>
+            <w:tcW w:type="dxa" w:w="4703"/>
+            <w:shd w:val="clear" w:color="auto" w:fill="FFFFFF"/>
+          </w:tcPr>
+          <w:p>
+            <w:r>
+              <w:rPr>
+                <w:sz w:val="18"/>
+              </w:rPr>
+              <w:t>Extended Producer Responsibility</w:t>
+            </w:r>
+          </w:p>
+        </w:tc>
+      </w:tr>
+      <w:tr>
+        <w:tc>
+          <w:tcPr>
+            <w:tcW w:type="dxa" w:w="4703"/>
+            <w:shd w:val="clear" w:color="auto" w:fill="EEF3F9"/>
+          </w:tcPr>
+          <w:p>
+            <w:r>
+              <w:rPr>
+                <w:sz w:val="18"/>
+              </w:rPr>
+              <w:t>EPRC</w:t>
+            </w:r>
+          </w:p>
+        </w:tc>
+        <w:tc>
+          <w:tcPr>
+            <w:tcW w:type="dxa" w:w="4703"/>
+            <w:shd w:val="clear" w:color="auto" w:fill="EEF3F9"/>
+          </w:tcPr>
+          <w:p>
+            <w:r>
+              <w:rPr>
+                <w:sz w:val="18"/>
+              </w:rPr>
+              <w:t>Economic Policy Research Centre</w:t>
+            </w:r>
+          </w:p>
+        </w:tc>
+      </w:tr>
+      <w:tr>
+        <w:tc>
+          <w:tcPr>
+            <w:tcW w:type="dxa" w:w="4703"/>
+            <w:shd w:val="clear" w:color="auto" w:fill="FFFFFF"/>
+          </w:tcPr>
+          <w:p>
+            <w:r>
+              <w:rPr>
+                <w:sz w:val="18"/>
+              </w:rPr>
+              <w:t>ERA</w:t>
+            </w:r>
+          </w:p>
+        </w:tc>
+        <w:tc>
+          <w:tcPr>
+            <w:tcW w:type="dxa" w:w="4703"/>
+            <w:shd w:val="clear" w:color="auto" w:fill="FFFFFF"/>
+          </w:tcPr>
+          <w:p>
+            <w:r>
+              <w:rPr>
+                <w:sz w:val="18"/>
+              </w:rPr>
+              <w:t>Electricity Regulatory Authority</w:t>
+            </w:r>
+          </w:p>
+        </w:tc>
+      </w:tr>
+      <w:tr>
+        <w:tc>
+          <w:tcPr>
+            <w:tcW w:type="dxa" w:w="4703"/>
+            <w:shd w:val="clear" w:color="auto" w:fill="EEF3F9"/>
+          </w:tcPr>
+          <w:p>
+            <w:r>
+              <w:rPr>
+                <w:sz w:val="18"/>
+              </w:rPr>
+              <w:t>EU</w:t>
+            </w:r>
+          </w:p>
+        </w:tc>
+        <w:tc>
+          <w:tcPr>
+            <w:tcW w:type="dxa" w:w="4703"/>
+            <w:shd w:val="clear" w:color="auto" w:fill="EEF3F9"/>
+          </w:tcPr>
+          <w:p>
+            <w:r>
+              <w:rPr>
+                <w:sz w:val="18"/>
+              </w:rPr>
+              <w:t>European Union</w:t>
+            </w:r>
+          </w:p>
+        </w:tc>
+      </w:tr>
+      <w:tr>
+        <w:tc>
+          <w:tcPr>
+            <w:tcW w:type="dxa" w:w="4703"/>
+            <w:shd w:val="clear" w:color="auto" w:fill="FFFFFF"/>
+          </w:tcPr>
+          <w:p>
+            <w:r>
+              <w:rPr>
+                <w:sz w:val="18"/>
+              </w:rPr>
+              <w:t>FY</w:t>
+            </w:r>
+          </w:p>
+        </w:tc>
+        <w:tc>
+          <w:tcPr>
+            <w:tcW w:type="dxa" w:w="4703"/>
+            <w:shd w:val="clear" w:color="auto" w:fill="FFFFFF"/>
+          </w:tcPr>
+          <w:p>
+            <w:r>
+              <w:rPr>
+                <w:sz w:val="18"/>
+              </w:rPr>
+              <w:t>Financial Year</w:t>
+            </w:r>
+          </w:p>
+        </w:tc>
+      </w:tr>
+      <w:tr>
+        <w:tc>
+          <w:tcPr>
+            <w:tcW w:type="dxa" w:w="4703"/>
+            <w:shd w:val="clear" w:color="auto" w:fill="EEF3F9"/>
+          </w:tcPr>
+          <w:p>
+            <w:r>
+              <w:rPr>
+                <w:sz w:val="18"/>
+              </w:rPr>
+              <w:t>GDP</w:t>
+            </w:r>
+          </w:p>
+        </w:tc>
+        <w:tc>
+          <w:tcPr>
+            <w:tcW w:type="dxa" w:w="4703"/>
+            <w:shd w:val="clear" w:color="auto" w:fill="EEF3F9"/>
+          </w:tcPr>
+          <w:p>
+            <w:r>
+              <w:rPr>
+                <w:sz w:val="18"/>
+              </w:rPr>
+              <w:t>Gross Domestic Product</w:t>
+            </w:r>
+          </w:p>
+        </w:tc>
+      </w:tr>
+      <w:tr>
+        <w:tc>
+          <w:tcPr>
+            <w:tcW w:type="dxa" w:w="4703"/>
+            <w:shd w:val="clear" w:color="auto" w:fill="FFFFFF"/>
+          </w:tcPr>
+          <w:p>
+            <w:r>
+              <w:rPr>
+                <w:sz w:val="18"/>
+              </w:rPr>
+              <w:t>GMP</w:t>
+            </w:r>
+          </w:p>
+        </w:tc>
+        <w:tc>
+          <w:tcPr>
+            <w:tcW w:type="dxa" w:w="4703"/>
+            <w:shd w:val="clear" w:color="auto" w:fill="FFFFFF"/>
+          </w:tcPr>
+          <w:p>
+            <w:r>
+              <w:rPr>
+                <w:sz w:val="18"/>
+              </w:rPr>
+              <w:t>Good Manufacturing Practice</w:t>
+            </w:r>
+          </w:p>
+        </w:tc>
+      </w:tr>
+      <w:tr>
+        <w:tc>
+          <w:tcPr>
+            <w:tcW w:type="dxa" w:w="4703"/>
+            <w:shd w:val="clear" w:color="auto" w:fill="EEF3F9"/>
+          </w:tcPr>
+          <w:p>
+            <w:r>
+              <w:rPr>
+                <w:sz w:val="18"/>
+              </w:rPr>
+              <w:t>HDPE</w:t>
+            </w:r>
+          </w:p>
+        </w:tc>
+        <w:tc>
+          <w:tcPr>
+            <w:tcW w:type="dxa" w:w="4703"/>
+            <w:shd w:val="clear" w:color="auto" w:fill="EEF3F9"/>
+          </w:tcPr>
+          <w:p>
+            <w:r>
+              <w:rPr>
+                <w:sz w:val="18"/>
+              </w:rPr>
+              <w:t>High-Density Polyethylene</w:t>
+            </w:r>
+          </w:p>
+        </w:tc>
+      </w:tr>
+      <w:tr>
+        <w:tc>
+          <w:tcPr>
+            <w:tcW w:type="dxa" w:w="4703"/>
+            <w:shd w:val="clear" w:color="auto" w:fill="FFFFFF"/>
+          </w:tcPr>
+          <w:p>
+            <w:r>
+              <w:rPr>
+                <w:sz w:val="18"/>
+              </w:rPr>
+              <w:t>HIV</w:t>
+            </w:r>
+          </w:p>
+        </w:tc>
+        <w:tc>
+          <w:tcPr>
+            <w:tcW w:type="dxa" w:w="4703"/>
+            <w:shd w:val="clear" w:color="auto" w:fill="FFFFFF"/>
+          </w:tcPr>
+          <w:p>
+            <w:r>
+              <w:rPr>
+                <w:sz w:val="18"/>
+              </w:rPr>
+              <w:t>Human Immunodeficiency Virus</w:t>
+            </w:r>
+          </w:p>
+        </w:tc>
+      </w:tr>
+      <w:tr>
+        <w:tc>
+          <w:tcPr>
+            <w:tcW w:type="dxa" w:w="4703"/>
+            <w:shd w:val="clear" w:color="auto" w:fill="EEF3F9"/>
+          </w:tcPr>
+          <w:p>
+            <w:r>
+              <w:rPr>
+                <w:sz w:val="18"/>
+              </w:rPr>
+              <w:t>HS</w:t>
+            </w:r>
+          </w:p>
+        </w:tc>
+        <w:tc>
+          <w:tcPr>
+            <w:tcW w:type="dxa" w:w="4703"/>
+            <w:shd w:val="clear" w:color="auto" w:fill="EEF3F9"/>
+          </w:tcPr>
+          <w:p>
+            <w:r>
+              <w:rPr>
+                <w:sz w:val="18"/>
+              </w:rPr>
+              <w:t>Harmonized System (trade classification code)</w:t>
+            </w:r>
+          </w:p>
+        </w:tc>
+      </w:tr>
+      <w:tr>
+        <w:tc>
+          <w:tcPr>
+            <w:tcW w:type="dxa" w:w="4703"/>
+            <w:shd w:val="clear" w:color="auto" w:fill="FFFFFF"/>
+          </w:tcPr>
+          <w:p>
+            <w:r>
+              <w:rPr>
+                <w:sz w:val="18"/>
+              </w:rPr>
+              <w:t>IFA</w:t>
+            </w:r>
+          </w:p>
+        </w:tc>
+        <w:tc>
+          <w:tcPr>
+            <w:tcW w:type="dxa" w:w="4703"/>
+            <w:shd w:val="clear" w:color="auto" w:fill="FFFFFF"/>
+          </w:tcPr>
+          <w:p>
+            <w:r>
+              <w:rPr>
+                <w:sz w:val="18"/>
+              </w:rPr>
+              <w:t>International Fertilizer Association</w:t>
+            </w:r>
+          </w:p>
+        </w:tc>
+      </w:tr>
+      <w:tr>
+        <w:tc>
+          <w:tcPr>
+            <w:tcW w:type="dxa" w:w="4703"/>
+            <w:shd w:val="clear" w:color="auto" w:fill="EEF3F9"/>
+          </w:tcPr>
+          <w:p>
+            <w:r>
+              <w:rPr>
+                <w:sz w:val="18"/>
+              </w:rPr>
+              <w:t>ISID</w:t>
+            </w:r>
+          </w:p>
+        </w:tc>
+        <w:tc>
+          <w:tcPr>
+            <w:tcW w:type="dxa" w:w="4703"/>
+            <w:shd w:val="clear" w:color="auto" w:fill="EEF3F9"/>
+          </w:tcPr>
+          <w:p>
+            <w:r>
+              <w:rPr>
+                <w:sz w:val="18"/>
+              </w:rPr>
+              <w:t>Inclusive and Sustainable Industrial Development</w:t>
+            </w:r>
+          </w:p>
+        </w:tc>
+      </w:tr>
+      <w:tr>
+        <w:tc>
+          <w:tcPr>
+            <w:tcW w:type="dxa" w:w="4703"/>
+            <w:shd w:val="clear" w:color="auto" w:fill="FFFFFF"/>
+          </w:tcPr>
+          <w:p>
+            <w:r>
+              <w:rPr>
+                <w:sz w:val="18"/>
+              </w:rPr>
+              <w:t>ITC</w:t>
+            </w:r>
+          </w:p>
+        </w:tc>
+        <w:tc>
+          <w:tcPr>
+            <w:tcW w:type="dxa" w:w="4703"/>
+            <w:shd w:val="clear" w:color="auto" w:fill="FFFFFF"/>
+          </w:tcPr>
+          <w:p>
+            <w:r>
+              <w:rPr>
+                <w:sz w:val="18"/>
+              </w:rPr>
+              <w:t>International Trade Centre</w:t>
+            </w:r>
+          </w:p>
+        </w:tc>
+      </w:tr>
+      <w:tr>
+        <w:tc>
+          <w:tcPr>
+            <w:tcW w:type="dxa" w:w="4703"/>
+            <w:shd w:val="clear" w:color="auto" w:fill="EEF3F9"/>
+          </w:tcPr>
+          <w:p>
+            <w:r>
+              <w:rPr>
+                <w:sz w:val="18"/>
+              </w:rPr>
+              <w:t>JMS</w:t>
+            </w:r>
+          </w:p>
+        </w:tc>
+        <w:tc>
+          <w:tcPr>
+            <w:tcW w:type="dxa" w:w="4703"/>
+            <w:shd w:val="clear" w:color="auto" w:fill="EEF3F9"/>
+          </w:tcPr>
+          <w:p>
+            <w:r>
+              <w:rPr>
+                <w:sz w:val="18"/>
+              </w:rPr>
+              <w:t>Joint Medical Store</w:t>
+            </w:r>
+          </w:p>
+        </w:tc>
+      </w:tr>
+      <w:tr>
+        <w:tc>
+          <w:tcPr>
+            <w:tcW w:type="dxa" w:w="4703"/>
+            <w:shd w:val="clear" w:color="auto" w:fill="FFFFFF"/>
+          </w:tcPr>
+          <w:p>
+            <w:r>
+              <w:rPr>
+                <w:sz w:val="18"/>
+              </w:rPr>
+              <w:t>KII</w:t>
+            </w:r>
+          </w:p>
+        </w:tc>
+        <w:tc>
+          <w:tcPr>
+            <w:tcW w:type="dxa" w:w="4703"/>
+            <w:shd w:val="clear" w:color="auto" w:fill="FFFFFF"/>
+          </w:tcPr>
+          <w:p>
+            <w:r>
+              <w:rPr>
+                <w:sz w:val="18"/>
+              </w:rPr>
+              <w:t>Key Informant Interview</w:t>
+            </w:r>
+          </w:p>
+        </w:tc>
+      </w:tr>
+      <w:tr>
+        <w:tc>
+          <w:tcPr>
+            <w:tcW w:type="dxa" w:w="4703"/>
+            <w:shd w:val="clear" w:color="auto" w:fill="EEF3F9"/>
+          </w:tcPr>
+          <w:p>
+            <w:r>
+              <w:rPr>
+                <w:sz w:val="18"/>
+              </w:rPr>
+              <w:t>KPI</w:t>
+            </w:r>
+          </w:p>
+        </w:tc>
+        <w:tc>
+          <w:tcPr>
+            <w:tcW w:type="dxa" w:w="4703"/>
+            <w:shd w:val="clear" w:color="auto" w:fill="EEF3F9"/>
+          </w:tcPr>
+          <w:p>
+            <w:r>
+              <w:rPr>
+                <w:sz w:val="18"/>
+              </w:rPr>
+              <w:t>Key Performance Indicator</w:t>
+            </w:r>
+          </w:p>
+        </w:tc>
+      </w:tr>
+      <w:tr>
+        <w:tc>
+          <w:tcPr>
+            <w:tcW w:type="dxa" w:w="4703"/>
+            <w:shd w:val="clear" w:color="auto" w:fill="FFFFFF"/>
+          </w:tcPr>
+          <w:p>
+            <w:r>
+              <w:rPr>
+                <w:sz w:val="18"/>
+              </w:rPr>
+              <w:t>LPG</w:t>
+            </w:r>
+          </w:p>
+        </w:tc>
+        <w:tc>
+          <w:tcPr>
+            <w:tcW w:type="dxa" w:w="4703"/>
+            <w:shd w:val="clear" w:color="auto" w:fill="FFFFFF"/>
+          </w:tcPr>
+          <w:p>
+            <w:r>
+              <w:rPr>
+                <w:sz w:val="18"/>
+              </w:rPr>
+              <w:t>Liquefied Petroleum Gas</w:t>
+            </w:r>
+          </w:p>
+        </w:tc>
+      </w:tr>
+      <w:tr>
+        <w:tc>
+          <w:tcPr>
+            <w:tcW w:type="dxa" w:w="4703"/>
+            <w:shd w:val="clear" w:color="auto" w:fill="EEF3F9"/>
+          </w:tcPr>
+          <w:p>
+            <w:r>
+              <w:rPr>
+                <w:sz w:val="18"/>
+              </w:rPr>
+              <w:t>MAAIF</w:t>
+            </w:r>
+          </w:p>
+        </w:tc>
+        <w:tc>
+          <w:tcPr>
+            <w:tcW w:type="dxa" w:w="4703"/>
+            <w:shd w:val="clear" w:color="auto" w:fill="EEF3F9"/>
+          </w:tcPr>
+          <w:p>
+            <w:r>
+              <w:rPr>
+                <w:sz w:val="18"/>
+              </w:rPr>
+              <w:t>Ministry of Agriculture, Animal Industry and Fisheries</w:t>
+            </w:r>
+          </w:p>
+        </w:tc>
+      </w:tr>
+      <w:tr>
+        <w:tc>
+          <w:tcPr>
+            <w:tcW w:type="dxa" w:w="4703"/>
+            <w:shd w:val="clear" w:color="auto" w:fill="FFFFFF"/>
+          </w:tcPr>
+          <w:p>
+            <w:r>
+              <w:rPr>
+                <w:sz w:val="18"/>
+              </w:rPr>
+              <w:t>MDAs</w:t>
+            </w:r>
+          </w:p>
+        </w:tc>
+        <w:tc>
+          <w:tcPr>
+            <w:tcW w:type="dxa" w:w="4703"/>
+            <w:shd w:val="clear" w:color="auto" w:fill="FFFFFF"/>
+          </w:tcPr>
+          <w:p>
+            <w:r>
+              <w:rPr>
+                <w:sz w:val="18"/>
+              </w:rPr>
+              <w:t>Ministries, Departments and Agencies</w:t>
+            </w:r>
+          </w:p>
+        </w:tc>
+      </w:tr>
+      <w:tr>
+        <w:tc>
+          <w:tcPr>
+            <w:tcW w:type="dxa" w:w="4703"/>
+            <w:shd w:val="clear" w:color="auto" w:fill="EEF3F9"/>
+          </w:tcPr>
+          <w:p>
+            <w:r>
+              <w:rPr>
+                <w:sz w:val="18"/>
+              </w:rPr>
+              <w:t>MEMD</w:t>
+            </w:r>
+          </w:p>
+        </w:tc>
+        <w:tc>
+          <w:tcPr>
+            <w:tcW w:type="dxa" w:w="4703"/>
+            <w:shd w:val="clear" w:color="auto" w:fill="EEF3F9"/>
+          </w:tcPr>
+          <w:p>
+            <w:r>
+              <w:rPr>
+                <w:sz w:val="18"/>
+              </w:rPr>
+              <w:t>Ministry of Energy and Mineral Development</w:t>
+            </w:r>
+          </w:p>
+        </w:tc>
+      </w:tr>
+      <w:tr>
+        <w:tc>
+          <w:tcPr>
+            <w:tcW w:type="dxa" w:w="4703"/>
+            <w:shd w:val="clear" w:color="auto" w:fill="FFFFFF"/>
+          </w:tcPr>
+          <w:p>
+            <w:r>
+              <w:rPr>
+                <w:sz w:val="18"/>
+              </w:rPr>
+              <w:t>MoES</w:t>
+            </w:r>
+          </w:p>
+        </w:tc>
+        <w:tc>
+          <w:tcPr>
+            <w:tcW w:type="dxa" w:w="4703"/>
+            <w:shd w:val="clear" w:color="auto" w:fill="FFFFFF"/>
+          </w:tcPr>
+          <w:p>
+            <w:r>
+              <w:rPr>
+                <w:sz w:val="18"/>
+              </w:rPr>
+              <w:t>Ministry of Education and Sports</w:t>
+            </w:r>
+          </w:p>
+        </w:tc>
+      </w:tr>
+      <w:tr>
+        <w:tc>
+          <w:tcPr>
+            <w:tcW w:type="dxa" w:w="4703"/>
+            <w:shd w:val="clear" w:color="auto" w:fill="EEF3F9"/>
+          </w:tcPr>
+          <w:p>
+            <w:r>
+              <w:rPr>
+                <w:sz w:val="18"/>
+              </w:rPr>
+              <w:t>MoFPED</w:t>
+            </w:r>
+          </w:p>
+        </w:tc>
+        <w:tc>
+          <w:tcPr>
+            <w:tcW w:type="dxa" w:w="4703"/>
+            <w:shd w:val="clear" w:color="auto" w:fill="EEF3F9"/>
+          </w:tcPr>
+          <w:p>
+            <w:r>
+              <w:rPr>
+                <w:sz w:val="18"/>
+              </w:rPr>
+              <w:t>Ministry of Finance, Planning and Economic Development</w:t>
+            </w:r>
+          </w:p>
+        </w:tc>
+      </w:tr>
+      <w:tr>
+        <w:tc>
+          <w:tcPr>
+            <w:tcW w:type="dxa" w:w="4703"/>
+            <w:shd w:val="clear" w:color="auto" w:fill="FFFFFF"/>
+          </w:tcPr>
+          <w:p>
+            <w:r>
+              <w:rPr>
+                <w:sz w:val="18"/>
+              </w:rPr>
+              <w:t>MoH</w:t>
+            </w:r>
+          </w:p>
+        </w:tc>
+        <w:tc>
+          <w:tcPr>
+            <w:tcW w:type="dxa" w:w="4703"/>
+            <w:shd w:val="clear" w:color="auto" w:fill="FFFFFF"/>
+          </w:tcPr>
+          <w:p>
+            <w:r>
+              <w:rPr>
+                <w:sz w:val="18"/>
+              </w:rPr>
+              <w:t>Ministry of Health</w:t>
+            </w:r>
+          </w:p>
+        </w:tc>
+      </w:tr>
+      <w:tr>
+        <w:tc>
+          <w:tcPr>
+            <w:tcW w:type="dxa" w:w="4703"/>
+            <w:shd w:val="clear" w:color="auto" w:fill="EEF3F9"/>
+          </w:tcPr>
+          <w:p>
+            <w:r>
+              <w:rPr>
+                <w:sz w:val="18"/>
+              </w:rPr>
+              <w:t>MTIC</w:t>
+            </w:r>
+          </w:p>
+        </w:tc>
+        <w:tc>
+          <w:tcPr>
+            <w:tcW w:type="dxa" w:w="4703"/>
+            <w:shd w:val="clear" w:color="auto" w:fill="EEF3F9"/>
+          </w:tcPr>
+          <w:p>
+            <w:r>
+              <w:rPr>
+                <w:sz w:val="18"/>
+              </w:rPr>
+              <w:t>Ministry of Trade, Industry and Cooperatives</w:t>
+            </w:r>
+          </w:p>
+        </w:tc>
+      </w:tr>
+      <w:tr>
+        <w:tc>
+          <w:tcPr>
+            <w:tcW w:type="dxa" w:w="4703"/>
+            <w:shd w:val="clear" w:color="auto" w:fill="FFFFFF"/>
+          </w:tcPr>
+          <w:p>
+            <w:r>
+              <w:rPr>
+                <w:sz w:val="18"/>
+              </w:rPr>
+              <w:t>NCD</w:t>
+            </w:r>
+          </w:p>
+        </w:tc>
+        <w:tc>
+          <w:tcPr>
+            <w:tcW w:type="dxa" w:w="4703"/>
+            <w:shd w:val="clear" w:color="auto" w:fill="FFFFFF"/>
+          </w:tcPr>
+          <w:p>
+            <w:r>
+              <w:rPr>
+                <w:sz w:val="18"/>
+              </w:rPr>
+              <w:t>Non-Communicable Disease</w:t>
+            </w:r>
+          </w:p>
+        </w:tc>
+      </w:tr>
+      <w:tr>
+        <w:tc>
+          <w:tcPr>
+            <w:tcW w:type="dxa" w:w="4703"/>
+            <w:shd w:val="clear" w:color="auto" w:fill="EEF3F9"/>
+          </w:tcPr>
+          <w:p>
+            <w:r>
+              <w:rPr>
+                <w:sz w:val="18"/>
+              </w:rPr>
+              <w:t>NDA</w:t>
+            </w:r>
+          </w:p>
+        </w:tc>
+        <w:tc>
+          <w:tcPr>
+            <w:tcW w:type="dxa" w:w="4703"/>
+            <w:shd w:val="clear" w:color="auto" w:fill="EEF3F9"/>
+          </w:tcPr>
+          <w:p>
+            <w:r>
+              <w:rPr>
+                <w:sz w:val="18"/>
+              </w:rPr>
+              <w:t>National Drug Authority</w:t>
+            </w:r>
+          </w:p>
+        </w:tc>
+      </w:tr>
+      <w:tr>
+        <w:tc>
+          <w:tcPr>
+            <w:tcW w:type="dxa" w:w="4703"/>
+            <w:shd w:val="clear" w:color="auto" w:fill="FFFFFF"/>
+          </w:tcPr>
+          <w:p>
+            <w:r>
+              <w:rPr>
+                <w:sz w:val="18"/>
+              </w:rPr>
+              <w:t>NDP IV</w:t>
+            </w:r>
+          </w:p>
+        </w:tc>
+        <w:tc>
+          <w:tcPr>
+            <w:tcW w:type="dxa" w:w="4703"/>
+            <w:shd w:val="clear" w:color="auto" w:fill="FFFFFF"/>
+          </w:tcPr>
+          <w:p>
+            <w:r>
+              <w:rPr>
+                <w:sz w:val="18"/>
+              </w:rPr>
+              <w:t>Fourth National Development Plan</w:t>
+            </w:r>
+          </w:p>
+        </w:tc>
+      </w:tr>
+      <w:tr>
+        <w:tc>
+          <w:tcPr>
+            <w:tcW w:type="dxa" w:w="4703"/>
+            <w:shd w:val="clear" w:color="auto" w:fill="EEF3F9"/>
+          </w:tcPr>
+          <w:p>
+            <w:r>
+              <w:rPr>
+                <w:sz w:val="18"/>
+              </w:rPr>
+              <w:t>NEMA</w:t>
+            </w:r>
+          </w:p>
+        </w:tc>
+        <w:tc>
+          <w:tcPr>
+            <w:tcW w:type="dxa" w:w="4703"/>
+            <w:shd w:val="clear" w:color="auto" w:fill="EEF3F9"/>
+          </w:tcPr>
+          <w:p>
+            <w:r>
+              <w:rPr>
+                <w:sz w:val="18"/>
+              </w:rPr>
+              <w:t>National Environment Management Authority</w:t>
+            </w:r>
+          </w:p>
+        </w:tc>
+      </w:tr>
+      <w:tr>
+        <w:tc>
+          <w:tcPr>
+            <w:tcW w:type="dxa" w:w="4703"/>
+            <w:shd w:val="clear" w:color="auto" w:fill="FFFFFF"/>
+          </w:tcPr>
+          <w:p>
+            <w:r>
+              <w:rPr>
+                <w:sz w:val="18"/>
+              </w:rPr>
+              <w:t>NIP</w:t>
+            </w:r>
+          </w:p>
+        </w:tc>
+        <w:tc>
+          <w:tcPr>
+            <w:tcW w:type="dxa" w:w="4703"/>
+            <w:shd w:val="clear" w:color="auto" w:fill="FFFFFF"/>
+          </w:tcPr>
+          <w:p>
+            <w:r>
+              <w:rPr>
+                <w:sz w:val="18"/>
+              </w:rPr>
+              <w:t>National Industrial Policy (2020)</w:t>
+            </w:r>
+          </w:p>
+        </w:tc>
+      </w:tr>
+      <w:tr>
+        <w:tc>
+          <w:tcPr>
+            <w:tcW w:type="dxa" w:w="4703"/>
+            <w:shd w:val="clear" w:color="auto" w:fill="EEF3F9"/>
+          </w:tcPr>
+          <w:p>
+            <w:r>
+              <w:rPr>
+                <w:sz w:val="18"/>
+              </w:rPr>
+              <w:t>NMS</w:t>
+            </w:r>
+          </w:p>
+        </w:tc>
+        <w:tc>
+          <w:tcPr>
+            <w:tcW w:type="dxa" w:w="4703"/>
+            <w:shd w:val="clear" w:color="auto" w:fill="EEF3F9"/>
+          </w:tcPr>
+          <w:p>
+            <w:r>
+              <w:rPr>
+                <w:sz w:val="18"/>
+              </w:rPr>
+              <w:t>National Medical Stores</w:t>
+            </w:r>
+          </w:p>
+        </w:tc>
+      </w:tr>
+      <w:tr>
+        <w:tc>
+          <w:tcPr>
+            <w:tcW w:type="dxa" w:w="4703"/>
+            <w:shd w:val="clear" w:color="auto" w:fill="FFFFFF"/>
+          </w:tcPr>
+          <w:p>
+            <w:r>
+              <w:rPr>
+                <w:sz w:val="18"/>
+              </w:rPr>
+              <w:t>NPK</w:t>
+            </w:r>
+          </w:p>
+        </w:tc>
+        <w:tc>
+          <w:tcPr>
+            <w:tcW w:type="dxa" w:w="4703"/>
+            <w:shd w:val="clear" w:color="auto" w:fill="FFFFFF"/>
+          </w:tcPr>
+          <w:p>
+            <w:r>
+              <w:rPr>
+                <w:sz w:val="18"/>
+              </w:rPr>
+              <w:t>Nitrogen, Phosphorus, Potassium (compound fertilizer)</w:t>
+            </w:r>
+          </w:p>
+        </w:tc>
+      </w:tr>
+      <w:tr>
+        <w:tc>
+          <w:tcPr>
+            <w:tcW w:type="dxa" w:w="4703"/>
+            <w:shd w:val="clear" w:color="auto" w:fill="EEF3F9"/>
+          </w:tcPr>
+          <w:p>
+            <w:r>
+              <w:rPr>
+                <w:sz w:val="18"/>
+              </w:rPr>
+              <w:t>NWSC</w:t>
+            </w:r>
+          </w:p>
+        </w:tc>
+        <w:tc>
+          <w:tcPr>
+            <w:tcW w:type="dxa" w:w="4703"/>
+            <w:shd w:val="clear" w:color="auto" w:fill="EEF3F9"/>
+          </w:tcPr>
+          <w:p>
+            <w:r>
+              <w:rPr>
+                <w:sz w:val="18"/>
+              </w:rPr>
+              <w:t>National Water and Sewerage Corporation</w:t>
+            </w:r>
+          </w:p>
+        </w:tc>
+      </w:tr>
+      <w:tr>
+        <w:tc>
+          <w:tcPr>
+            <w:tcW w:type="dxa" w:w="4703"/>
+            <w:shd w:val="clear" w:color="auto" w:fill="FFFFFF"/>
+          </w:tcPr>
+          <w:p>
+            <w:r>
+              <w:rPr>
+                <w:sz w:val="18"/>
+              </w:rPr>
+              <w:t>OPC</w:t>
+            </w:r>
+          </w:p>
+        </w:tc>
+        <w:tc>
+          <w:tcPr>
+            <w:tcW w:type="dxa" w:w="4703"/>
+            <w:shd w:val="clear" w:color="auto" w:fill="FFFFFF"/>
+          </w:tcPr>
+          <w:p>
+            <w:r>
+              <w:rPr>
+                <w:sz w:val="18"/>
+              </w:rPr>
+              <w:t>Ordinary Portland Cement</w:t>
+            </w:r>
+          </w:p>
+        </w:tc>
+      </w:tr>
+      <w:tr>
+        <w:tc>
+          <w:tcPr>
+            <w:tcW w:type="dxa" w:w="4703"/>
+            <w:shd w:val="clear" w:color="auto" w:fill="EEF3F9"/>
+          </w:tcPr>
+          <w:p>
+            <w:r>
+              <w:rPr>
+                <w:sz w:val="18"/>
+              </w:rPr>
+              <w:t>OPEX</w:t>
+            </w:r>
+          </w:p>
+        </w:tc>
+        <w:tc>
+          <w:tcPr>
+            <w:tcW w:type="dxa" w:w="4703"/>
+            <w:shd w:val="clear" w:color="auto" w:fill="EEF3F9"/>
+          </w:tcPr>
+          <w:p>
+            <w:r>
+              <w:rPr>
+                <w:sz w:val="18"/>
+              </w:rPr>
+              <w:t>Operating expenditure</w:t>
+            </w:r>
+          </w:p>
+        </w:tc>
+      </w:tr>
+      <w:tr>
+        <w:tc>
+          <w:tcPr>
+            <w:tcW w:type="dxa" w:w="4703"/>
+            <w:shd w:val="clear" w:color="auto" w:fill="FFFFFF"/>
+          </w:tcPr>
+          <w:p>
+            <w:r>
+              <w:rPr>
+                <w:sz w:val="18"/>
+              </w:rPr>
+              <w:t>PAU</w:t>
+            </w:r>
+          </w:p>
+        </w:tc>
+        <w:tc>
+          <w:tcPr>
+            <w:tcW w:type="dxa" w:w="4703"/>
+            <w:shd w:val="clear" w:color="auto" w:fill="FFFFFF"/>
+          </w:tcPr>
+          <w:p>
+            <w:r>
+              <w:rPr>
+                <w:sz w:val="18"/>
+              </w:rPr>
+              <w:t>Petroleum Authority of Uganda</w:t>
+            </w:r>
+          </w:p>
+        </w:tc>
+      </w:tr>
+      <w:tr>
+        <w:tc>
+          <w:tcPr>
+            <w:tcW w:type="dxa" w:w="4703"/>
+            <w:shd w:val="clear" w:color="auto" w:fill="EEF3F9"/>
+          </w:tcPr>
+          <w:p>
+            <w:r>
+              <w:rPr>
+                <w:sz w:val="18"/>
+              </w:rPr>
+              <w:t>PCP</w:t>
+            </w:r>
+          </w:p>
+        </w:tc>
+        <w:tc>
+          <w:tcPr>
+            <w:tcW w:type="dxa" w:w="4703"/>
+            <w:shd w:val="clear" w:color="auto" w:fill="EEF3F9"/>
+          </w:tcPr>
+          <w:p>
+            <w:r>
+              <w:rPr>
+                <w:sz w:val="18"/>
+              </w:rPr>
+              <w:t>Programme for Country Partnership</w:t>
+            </w:r>
+          </w:p>
+        </w:tc>
+      </w:tr>
+      <w:tr>
+        <w:tc>
+          <w:tcPr>
+            <w:tcW w:type="dxa" w:w="4703"/>
+            <w:shd w:val="clear" w:color="auto" w:fill="FFFFFF"/>
+          </w:tcPr>
+          <w:p>
+            <w:r>
+              <w:rPr>
+                <w:sz w:val="18"/>
+              </w:rPr>
+              <w:t>PE</w:t>
+            </w:r>
+          </w:p>
+        </w:tc>
+        <w:tc>
+          <w:tcPr>
+            <w:tcW w:type="dxa" w:w="4703"/>
+            <w:shd w:val="clear" w:color="auto" w:fill="FFFFFF"/>
+          </w:tcPr>
+          <w:p>
+            <w:r>
+              <w:rPr>
+                <w:sz w:val="18"/>
+              </w:rPr>
+              <w:t>Polyethylene</w:t>
+            </w:r>
+          </w:p>
+        </w:tc>
+      </w:tr>
+      <w:tr>
+        <w:tc>
+          <w:tcPr>
+            <w:tcW w:type="dxa" w:w="4703"/>
+            <w:shd w:val="clear" w:color="auto" w:fill="EEF3F9"/>
+          </w:tcPr>
+          <w:p>
+            <w:r>
+              <w:rPr>
+                <w:sz w:val="18"/>
+              </w:rPr>
+              <w:t>PET</w:t>
+            </w:r>
+          </w:p>
+        </w:tc>
+        <w:tc>
+          <w:tcPr>
+            <w:tcW w:type="dxa" w:w="4703"/>
+            <w:shd w:val="clear" w:color="auto" w:fill="EEF3F9"/>
+          </w:tcPr>
+          <w:p>
+            <w:r>
+              <w:rPr>
+                <w:sz w:val="18"/>
+              </w:rPr>
+              <w:t>Polyethylene Terephthalate</w:t>
+            </w:r>
+          </w:p>
+        </w:tc>
+      </w:tr>
+      <w:tr>
+        <w:tc>
+          <w:tcPr>
+            <w:tcW w:type="dxa" w:w="4703"/>
+            <w:shd w:val="clear" w:color="auto" w:fill="FFFFFF"/>
+          </w:tcPr>
+          <w:p>
+            <w:r>
+              <w:rPr>
+                <w:sz w:val="18"/>
+              </w:rPr>
+              <w:t>PP</w:t>
+            </w:r>
+          </w:p>
+        </w:tc>
+        <w:tc>
+          <w:tcPr>
+            <w:tcW w:type="dxa" w:w="4703"/>
+            <w:shd w:val="clear" w:color="auto" w:fill="FFFFFF"/>
+          </w:tcPr>
+          <w:p>
+            <w:r>
+              <w:rPr>
+                <w:sz w:val="18"/>
+              </w:rPr>
+              <w:t>Polypropylene</w:t>
+            </w:r>
+          </w:p>
+        </w:tc>
+      </w:tr>
+      <w:tr>
+        <w:tc>
+          <w:tcPr>
+            <w:tcW w:type="dxa" w:w="4703"/>
+            <w:shd w:val="clear" w:color="auto" w:fill="EEF3F9"/>
+          </w:tcPr>
+          <w:p>
+            <w:r>
+              <w:rPr>
+                <w:sz w:val="18"/>
+              </w:rPr>
+              <w:t>PPP</w:t>
+            </w:r>
+          </w:p>
+        </w:tc>
+        <w:tc>
+          <w:tcPr>
+            <w:tcW w:type="dxa" w:w="4703"/>
+            <w:shd w:val="clear" w:color="auto" w:fill="EEF3F9"/>
+          </w:tcPr>
+          <w:p>
+            <w:r>
+              <w:rPr>
+                <w:sz w:val="18"/>
+              </w:rPr>
+              <w:t>Public-Private Partnership</w:t>
+            </w:r>
+          </w:p>
+        </w:tc>
+      </w:tr>
+      <w:tr>
+        <w:tc>
+          <w:tcPr>
+            <w:tcW w:type="dxa" w:w="4703"/>
+            <w:shd w:val="clear" w:color="auto" w:fill="FFFFFF"/>
+          </w:tcPr>
+          <w:p>
+            <w:r>
+              <w:rPr>
+                <w:sz w:val="18"/>
+              </w:rPr>
+              <w:t>PVC</w:t>
+            </w:r>
+          </w:p>
+        </w:tc>
+        <w:tc>
+          <w:tcPr>
+            <w:tcW w:type="dxa" w:w="4703"/>
+            <w:shd w:val="clear" w:color="auto" w:fill="FFFFFF"/>
+          </w:tcPr>
+          <w:p>
+            <w:r>
+              <w:rPr>
+                <w:sz w:val="18"/>
+              </w:rPr>
+              <w:t>Polyvinyl Chloride</w:t>
+            </w:r>
+          </w:p>
+        </w:tc>
+      </w:tr>
+      <w:tr>
+        <w:tc>
+          <w:tcPr>
+            <w:tcW w:type="dxa" w:w="4703"/>
+            <w:shd w:val="clear" w:color="auto" w:fill="EEF3F9"/>
+          </w:tcPr>
+          <w:p>
+            <w:r>
+              <w:rPr>
+                <w:sz w:val="18"/>
+              </w:rPr>
+              <w:t>QA</w:t>
+            </w:r>
+          </w:p>
+        </w:tc>
+        <w:tc>
+          <w:tcPr>
+            <w:tcW w:type="dxa" w:w="4703"/>
+            <w:shd w:val="clear" w:color="auto" w:fill="EEF3F9"/>
+          </w:tcPr>
+          <w:p>
+            <w:r>
+              <w:rPr>
+                <w:sz w:val="18"/>
+              </w:rPr>
+              <w:t>Quality Assurance</w:t>
+            </w:r>
+          </w:p>
+        </w:tc>
+      </w:tr>
+      <w:tr>
+        <w:tc>
+          <w:tcPr>
+            <w:tcW w:type="dxa" w:w="4703"/>
+            <w:shd w:val="clear" w:color="auto" w:fill="FFFFFF"/>
+          </w:tcPr>
+          <w:p>
+            <w:r>
+              <w:rPr>
+                <w:sz w:val="18"/>
+              </w:rPr>
+              <w:t>QC</w:t>
+            </w:r>
+          </w:p>
+        </w:tc>
+        <w:tc>
+          <w:tcPr>
+            <w:tcW w:type="dxa" w:w="4703"/>
+            <w:shd w:val="clear" w:color="auto" w:fill="FFFFFF"/>
+          </w:tcPr>
+          <w:p>
+            <w:r>
+              <w:rPr>
+                <w:sz w:val="18"/>
+              </w:rPr>
+              <w:t>Quality Control</w:t>
+            </w:r>
+          </w:p>
+        </w:tc>
+      </w:tr>
+      <w:tr>
+        <w:tc>
+          <w:tcPr>
+            <w:tcW w:type="dxa" w:w="4703"/>
+            <w:shd w:val="clear" w:color="auto" w:fill="EEF3F9"/>
+          </w:tcPr>
+          <w:p>
+            <w:r>
+              <w:rPr>
+                <w:sz w:val="18"/>
+              </w:rPr>
+              <w:t>QCIL</w:t>
+            </w:r>
+          </w:p>
+        </w:tc>
+        <w:tc>
+          <w:tcPr>
+            <w:tcW w:type="dxa" w:w="4703"/>
+            <w:shd w:val="clear" w:color="auto" w:fill="EEF3F9"/>
+          </w:tcPr>
+          <w:p>
+            <w:r>
+              <w:rPr>
+                <w:sz w:val="18"/>
+              </w:rPr>
+              <w:t>Quality Chemical Industries Limited</w:t>
+            </w:r>
+          </w:p>
+        </w:tc>
+      </w:tr>
+      <w:tr>
+        <w:tc>
+          <w:tcPr>
+            <w:tcW w:type="dxa" w:w="4703"/>
+            <w:shd w:val="clear" w:color="auto" w:fill="FFFFFF"/>
+          </w:tcPr>
+          <w:p>
+            <w:r>
+              <w:rPr>
+                <w:sz w:val="18"/>
+              </w:rPr>
+              <w:t>SCOUL</w:t>
+            </w:r>
+          </w:p>
+        </w:tc>
+        <w:tc>
+          <w:tcPr>
+            <w:tcW w:type="dxa" w:w="4703"/>
+            <w:shd w:val="clear" w:color="auto" w:fill="FFFFFF"/>
+          </w:tcPr>
+          <w:p>
+            <w:r>
+              <w:rPr>
+                <w:sz w:val="18"/>
+              </w:rPr>
+              <w:t>Sugar Corporation of Uganda Limited</w:t>
+            </w:r>
+          </w:p>
+        </w:tc>
+      </w:tr>
+      <w:tr>
+        <w:tc>
+          <w:tcPr>
+            <w:tcW w:type="dxa" w:w="4703"/>
+            <w:shd w:val="clear" w:color="auto" w:fill="EEF3F9"/>
+          </w:tcPr>
+          <w:p>
+            <w:r>
+              <w:rPr>
+                <w:sz w:val="18"/>
+              </w:rPr>
+              <w:t>STI</w:t>
+            </w:r>
+          </w:p>
+        </w:tc>
+        <w:tc>
+          <w:tcPr>
+            <w:tcW w:type="dxa" w:w="4703"/>
+            <w:shd w:val="clear" w:color="auto" w:fill="EEF3F9"/>
+          </w:tcPr>
+          <w:p>
+            <w:r>
+              <w:rPr>
+                <w:sz w:val="18"/>
+              </w:rPr>
+              <w:t>Science, Technology and Innovation</w:t>
+            </w:r>
+          </w:p>
+        </w:tc>
+      </w:tr>
+      <w:tr>
+        <w:tc>
+          <w:tcPr>
+            <w:tcW w:type="dxa" w:w="4703"/>
+            <w:shd w:val="clear" w:color="auto" w:fill="FFFFFF"/>
+          </w:tcPr>
+          <w:p>
+            <w:r>
+              <w:rPr>
+                <w:sz w:val="18"/>
+              </w:rPr>
+              <w:t>TB</w:t>
+            </w:r>
+          </w:p>
+        </w:tc>
+        <w:tc>
+          <w:tcPr>
+            <w:tcW w:type="dxa" w:w="4703"/>
+            <w:shd w:val="clear" w:color="auto" w:fill="FFFFFF"/>
+          </w:tcPr>
+          <w:p>
+            <w:r>
+              <w:rPr>
+                <w:sz w:val="18"/>
+              </w:rPr>
+              <w:t>Tuberculosis</w:t>
+            </w:r>
+          </w:p>
+        </w:tc>
+      </w:tr>
+      <w:tr>
+        <w:tc>
+          <w:tcPr>
+            <w:tcW w:type="dxa" w:w="4703"/>
+            <w:shd w:val="clear" w:color="auto" w:fill="EEF3F9"/>
+          </w:tcPr>
+          <w:p>
+            <w:r>
+              <w:rPr>
+                <w:sz w:val="18"/>
+              </w:rPr>
+              <w:t>ToR</w:t>
+            </w:r>
+          </w:p>
+        </w:tc>
+        <w:tc>
+          <w:tcPr>
+            <w:tcW w:type="dxa" w:w="4703"/>
+            <w:shd w:val="clear" w:color="auto" w:fill="EEF3F9"/>
+          </w:tcPr>
+          <w:p>
+            <w:r>
+              <w:rPr>
+                <w:sz w:val="18"/>
+              </w:rPr>
+              <w:t>Terms of Reference</w:t>
+            </w:r>
+          </w:p>
+        </w:tc>
+      </w:tr>
+      <w:tr>
+        <w:tc>
+          <w:tcPr>
+            <w:tcW w:type="dxa" w:w="4703"/>
+            <w:shd w:val="clear" w:color="auto" w:fill="FFFFFF"/>
+          </w:tcPr>
+          <w:p>
+            <w:r>
+              <w:rPr>
+                <w:sz w:val="18"/>
+              </w:rPr>
+              <w:t>TVET</w:t>
+            </w:r>
+          </w:p>
+        </w:tc>
+        <w:tc>
+          <w:tcPr>
+            <w:tcW w:type="dxa" w:w="4703"/>
+            <w:shd w:val="clear" w:color="auto" w:fill="FFFFFF"/>
+          </w:tcPr>
+          <w:p>
+            <w:r>
+              <w:rPr>
+                <w:sz w:val="18"/>
+              </w:rPr>
+              <w:t>Technical and Vocational Education and Training</w:t>
+            </w:r>
+          </w:p>
+        </w:tc>
+      </w:tr>
+      <w:tr>
+        <w:tc>
+          <w:tcPr>
+            <w:tcW w:type="dxa" w:w="4703"/>
+            <w:shd w:val="clear" w:color="auto" w:fill="EEF3F9"/>
+          </w:tcPr>
+          <w:p>
+            <w:r>
+              <w:rPr>
+                <w:sz w:val="18"/>
+              </w:rPr>
+              <w:t>TWG</w:t>
+            </w:r>
+          </w:p>
+        </w:tc>
+        <w:tc>
+          <w:tcPr>
+            <w:tcW w:type="dxa" w:w="4703"/>
+            <w:shd w:val="clear" w:color="auto" w:fill="EEF3F9"/>
+          </w:tcPr>
+          <w:p>
+            <w:r>
+              <w:rPr>
+                <w:sz w:val="18"/>
+              </w:rPr>
+              <w:t>Technical Working Group</w:t>
+            </w:r>
+          </w:p>
+        </w:tc>
+      </w:tr>
+      <w:tr>
+        <w:tc>
+          <w:tcPr>
+            <w:tcW w:type="dxa" w:w="4703"/>
+            <w:shd w:val="clear" w:color="auto" w:fill="FFFFFF"/>
+          </w:tcPr>
+          <w:p>
+            <w:r>
+              <w:rPr>
+                <w:sz w:val="18"/>
+              </w:rPr>
+              <w:t>UBOS</w:t>
+            </w:r>
+          </w:p>
+        </w:tc>
+        <w:tc>
+          <w:tcPr>
+            <w:tcW w:type="dxa" w:w="4703"/>
+            <w:shd w:val="clear" w:color="auto" w:fill="FFFFFF"/>
+          </w:tcPr>
+          <w:p>
+            <w:r>
+              <w:rPr>
+                <w:sz w:val="18"/>
+              </w:rPr>
+              <w:t>Uganda Bureau of Statistics</w:t>
+            </w:r>
+          </w:p>
+        </w:tc>
+      </w:tr>
+      <w:tr>
+        <w:tc>
+          <w:tcPr>
+            <w:tcW w:type="dxa" w:w="4703"/>
+            <w:shd w:val="clear" w:color="auto" w:fill="EEF3F9"/>
+          </w:tcPr>
+          <w:p>
+            <w:r>
+              <w:rPr>
+                <w:sz w:val="18"/>
+              </w:rPr>
+              <w:t>UDB</w:t>
+            </w:r>
+          </w:p>
+        </w:tc>
+        <w:tc>
+          <w:tcPr>
+            <w:tcW w:type="dxa" w:w="4703"/>
+            <w:shd w:val="clear" w:color="auto" w:fill="EEF3F9"/>
+          </w:tcPr>
+          <w:p>
+            <w:r>
+              <w:rPr>
+                <w:sz w:val="18"/>
+              </w:rPr>
+              <w:t>Uganda Development Bank</w:t>
+            </w:r>
+          </w:p>
+        </w:tc>
+      </w:tr>
+      <w:tr>
+        <w:tc>
+          <w:tcPr>
+            <w:tcW w:type="dxa" w:w="4703"/>
+            <w:shd w:val="clear" w:color="auto" w:fill="FFFFFF"/>
+          </w:tcPr>
+          <w:p>
+            <w:r>
+              <w:rPr>
+                <w:sz w:val="18"/>
+              </w:rPr>
+              <w:t>UEPB</w:t>
+            </w:r>
+          </w:p>
+        </w:tc>
+        <w:tc>
+          <w:tcPr>
+            <w:tcW w:type="dxa" w:w="4703"/>
+            <w:shd w:val="clear" w:color="auto" w:fill="FFFFFF"/>
+          </w:tcPr>
+          <w:p>
+            <w:r>
+              <w:rPr>
+                <w:sz w:val="18"/>
+              </w:rPr>
+              <w:t>Uganda Export Promotion Board</w:t>
+            </w:r>
+          </w:p>
+        </w:tc>
+      </w:tr>
+      <w:tr>
+        <w:tc>
+          <w:tcPr>
+            <w:tcW w:type="dxa" w:w="4703"/>
+            <w:shd w:val="clear" w:color="auto" w:fill="EEF3F9"/>
+          </w:tcPr>
+          <w:p>
+            <w:r>
+              <w:rPr>
+                <w:sz w:val="18"/>
+              </w:rPr>
+              <w:t>UGX</w:t>
+            </w:r>
+          </w:p>
+        </w:tc>
+        <w:tc>
+          <w:tcPr>
+            <w:tcW w:type="dxa" w:w="4703"/>
+            <w:shd w:val="clear" w:color="auto" w:fill="EEF3F9"/>
+          </w:tcPr>
+          <w:p>
+            <w:r>
+              <w:rPr>
+                <w:sz w:val="18"/>
+              </w:rPr>
+              <w:t>Uganda Shilling</w:t>
+            </w:r>
+          </w:p>
+        </w:tc>
+      </w:tr>
+      <w:tr>
+        <w:tc>
+          <w:tcPr>
+            <w:tcW w:type="dxa" w:w="4703"/>
+            <w:shd w:val="clear" w:color="auto" w:fill="FFFFFF"/>
+          </w:tcPr>
+          <w:p>
+            <w:r>
+              <w:rPr>
+                <w:sz w:val="18"/>
+              </w:rPr>
+              <w:t>UIA</w:t>
+            </w:r>
+          </w:p>
+        </w:tc>
+        <w:tc>
+          <w:tcPr>
+            <w:tcW w:type="dxa" w:w="4703"/>
+            <w:shd w:val="clear" w:color="auto" w:fill="FFFFFF"/>
+          </w:tcPr>
+          <w:p>
+            <w:r>
+              <w:rPr>
+                <w:sz w:val="18"/>
+              </w:rPr>
+              <w:t>Uganda Investment Authority</w:t>
+            </w:r>
+          </w:p>
+        </w:tc>
+      </w:tr>
+      <w:tr>
+        <w:tc>
+          <w:tcPr>
+            <w:tcW w:type="dxa" w:w="4703"/>
+            <w:shd w:val="clear" w:color="auto" w:fill="EEF3F9"/>
+          </w:tcPr>
+          <w:p>
+            <w:r>
+              <w:rPr>
+                <w:sz w:val="18"/>
+              </w:rPr>
+              <w:t>UIRI</w:t>
+            </w:r>
+          </w:p>
+        </w:tc>
+        <w:tc>
+          <w:tcPr>
+            <w:tcW w:type="dxa" w:w="4703"/>
+            <w:shd w:val="clear" w:color="auto" w:fill="EEF3F9"/>
+          </w:tcPr>
+          <w:p>
+            <w:r>
+              <w:rPr>
+                <w:sz w:val="18"/>
+              </w:rPr>
+              <w:t>Uganda Industrial Research Institute</w:t>
+            </w:r>
+          </w:p>
+        </w:tc>
+      </w:tr>
+      <w:tr>
+        <w:tc>
+          <w:tcPr>
+            <w:tcW w:type="dxa" w:w="4703"/>
+            <w:shd w:val="clear" w:color="auto" w:fill="FFFFFF"/>
+          </w:tcPr>
+          <w:p>
+            <w:r>
+              <w:rPr>
+                <w:sz w:val="18"/>
+              </w:rPr>
+              <w:t>UMA</w:t>
+            </w:r>
+          </w:p>
+        </w:tc>
+        <w:tc>
+          <w:tcPr>
+            <w:tcW w:type="dxa" w:w="4703"/>
+            <w:shd w:val="clear" w:color="auto" w:fill="FFFFFF"/>
+          </w:tcPr>
+          <w:p>
+            <w:r>
+              <w:rPr>
+                <w:sz w:val="18"/>
+              </w:rPr>
+              <w:t>Uganda Manufacturers Association</w:t>
+            </w:r>
+          </w:p>
+        </w:tc>
+      </w:tr>
+      <w:tr>
+        <w:tc>
+          <w:tcPr>
+            <w:tcW w:type="dxa" w:w="4703"/>
+            <w:shd w:val="clear" w:color="auto" w:fill="EEF3F9"/>
+          </w:tcPr>
+          <w:p>
+            <w:r>
+              <w:rPr>
+                <w:sz w:val="18"/>
+              </w:rPr>
+              <w:t>UNBS</w:t>
+            </w:r>
+          </w:p>
+        </w:tc>
+        <w:tc>
+          <w:tcPr>
+            <w:tcW w:type="dxa" w:w="4703"/>
+            <w:shd w:val="clear" w:color="auto" w:fill="EEF3F9"/>
+          </w:tcPr>
+          <w:p>
+            <w:r>
+              <w:rPr>
+                <w:sz w:val="18"/>
+              </w:rPr>
+              <w:t>Uganda National Bureau of Standards</w:t>
+            </w:r>
+          </w:p>
+        </w:tc>
+      </w:tr>
+      <w:tr>
+        <w:tc>
+          <w:tcPr>
+            <w:tcW w:type="dxa" w:w="4703"/>
+            <w:shd w:val="clear" w:color="auto" w:fill="FFFFFF"/>
+          </w:tcPr>
+          <w:p>
+            <w:r>
+              <w:rPr>
+                <w:sz w:val="18"/>
+              </w:rPr>
+              <w:t>UNIDO</w:t>
+            </w:r>
+          </w:p>
+        </w:tc>
+        <w:tc>
+          <w:tcPr>
+            <w:tcW w:type="dxa" w:w="4703"/>
+            <w:shd w:val="clear" w:color="auto" w:fill="FFFFFF"/>
+          </w:tcPr>
+          <w:p>
+            <w:r>
+              <w:rPr>
+                <w:sz w:val="18"/>
+              </w:rPr>
+              <w:t>United Nations Industrial Development Organization</w:t>
+            </w:r>
+          </w:p>
+        </w:tc>
+      </w:tr>
+      <w:tr>
+        <w:tc>
+          <w:tcPr>
+            <w:tcW w:type="dxa" w:w="4703"/>
+            <w:shd w:val="clear" w:color="auto" w:fill="EEF3F9"/>
+          </w:tcPr>
+          <w:p>
+            <w:r>
+              <w:rPr>
+                <w:sz w:val="18"/>
+              </w:rPr>
+              <w:t>UNOC</w:t>
+            </w:r>
+          </w:p>
+        </w:tc>
+        <w:tc>
+          <w:tcPr>
+            <w:tcW w:type="dxa" w:w="4703"/>
+            <w:shd w:val="clear" w:color="auto" w:fill="EEF3F9"/>
+          </w:tcPr>
+          <w:p>
+            <w:r>
+              <w:rPr>
+                <w:sz w:val="18"/>
+              </w:rPr>
+              <w:t>Uganda National Oil Company</w:t>
+            </w:r>
+          </w:p>
+        </w:tc>
+      </w:tr>
+      <w:tr>
+        <w:tc>
+          <w:tcPr>
+            <w:tcW w:type="dxa" w:w="4703"/>
+            <w:shd w:val="clear" w:color="auto" w:fill="FFFFFF"/>
+          </w:tcPr>
+          <w:p>
+            <w:r>
+              <w:rPr>
+                <w:sz w:val="18"/>
+              </w:rPr>
+              <w:t>URA</w:t>
+            </w:r>
+          </w:p>
+        </w:tc>
+        <w:tc>
+          <w:tcPr>
+            <w:tcW w:type="dxa" w:w="4703"/>
+            <w:shd w:val="clear" w:color="auto" w:fill="FFFFFF"/>
+          </w:tcPr>
+          <w:p>
+            <w:r>
+              <w:rPr>
+                <w:sz w:val="18"/>
+              </w:rPr>
+              <w:t>Uganda Revenue Authority</w:t>
+            </w:r>
+          </w:p>
+        </w:tc>
+      </w:tr>
+      <w:tr>
+        <w:tc>
+          <w:tcPr>
+            <w:tcW w:type="dxa" w:w="4703"/>
+            <w:shd w:val="clear" w:color="auto" w:fill="EEF3F9"/>
+          </w:tcPr>
+          <w:p>
+            <w:r>
+              <w:rPr>
+                <w:sz w:val="18"/>
+              </w:rPr>
+              <w:t>USD</w:t>
+            </w:r>
+          </w:p>
+        </w:tc>
+        <w:tc>
+          <w:tcPr>
+            <w:tcW w:type="dxa" w:w="4703"/>
+            <w:shd w:val="clear" w:color="auto" w:fill="EEF3F9"/>
+          </w:tcPr>
+          <w:p>
+            <w:r>
+              <w:rPr>
+                <w:sz w:val="18"/>
+              </w:rPr>
+              <w:t>United States Dollar</w:t>
+            </w:r>
+          </w:p>
+        </w:tc>
+      </w:tr>
+      <w:tr>
+        <w:tc>
+          <w:tcPr>
+            <w:tcW w:type="dxa" w:w="4703"/>
+            <w:shd w:val="clear" w:color="auto" w:fill="FFFFFF"/>
+          </w:tcPr>
+          <w:p>
+            <w:r>
+              <w:rPr>
+                <w:sz w:val="18"/>
+              </w:rPr>
+              <w:t>USMA</w:t>
+            </w:r>
+          </w:p>
+        </w:tc>
+        <w:tc>
+          <w:tcPr>
+            <w:tcW w:type="dxa" w:w="4703"/>
+            <w:shd w:val="clear" w:color="auto" w:fill="FFFFFF"/>
+          </w:tcPr>
+          <w:p>
+            <w:r>
+              <w:rPr>
+                <w:sz w:val="18"/>
+              </w:rPr>
+              <w:t>Uganda Sugar Manufacturers' Association</w:t>
+            </w:r>
+          </w:p>
+        </w:tc>
+      </w:tr>
+      <w:tr>
+        <w:tc>
+          <w:tcPr>
+            <w:tcW w:type="dxa" w:w="4703"/>
+            <w:shd w:val="clear" w:color="auto" w:fill="EEF3F9"/>
+          </w:tcPr>
+          <w:p>
+            <w:r>
+              <w:rPr>
+                <w:sz w:val="18"/>
+              </w:rPr>
+              <w:t>WDI</w:t>
+            </w:r>
+          </w:p>
+        </w:tc>
+        <w:tc>
+          <w:tcPr>
+            <w:tcW w:type="dxa" w:w="4703"/>
+            <w:shd w:val="clear" w:color="auto" w:fill="EEF3F9"/>
+          </w:tcPr>
+          <w:p>
+            <w:r>
+              <w:rPr>
+                <w:sz w:val="18"/>
+              </w:rPr>
+              <w:t>World Development Indicators (World Bank)</w:t>
+            </w:r>
+          </w:p>
+        </w:tc>
+      </w:tr>
+      <w:tr>
+        <w:tc>
+          <w:tcPr>
+            <w:tcW w:type="dxa" w:w="4703"/>
+            <w:shd w:val="clear" w:color="auto" w:fill="FFFFFF"/>
+          </w:tcPr>
+          <w:p>
+            <w:r>
+              <w:rPr>
+                <w:sz w:val="18"/>
+              </w:rPr>
+              <w:t>WHO</w:t>
+            </w:r>
+          </w:p>
+        </w:tc>
+        <w:tc>
+          <w:tcPr>
+            <w:tcW w:type="dxa" w:w="4703"/>
+            <w:shd w:val="clear" w:color="auto" w:fill="FFFFFF"/>
+          </w:tcPr>
+          <w:p>
+            <w:r>
+              <w:rPr>
+                <w:sz w:val="18"/>
+              </w:rPr>
+              <w:t>World Health Organization</w:t>
+            </w:r>
+          </w:p>
+        </w:tc>
+      </w:tr>
+    </w:tbl>
+    <w:p/>
+    <w:p>
+      <w:r>
+        <w:br w:type="page"/>
+      </w:r>
+    </w:p>
+    <w:p>
+      <w:pPr>
+        <w:pStyle w:val="Heading1"/>
+      </w:pPr>
+      <w:r>
         <w:t>Chapter 1: Executive Summary</w:t>
       </w:r>
     </w:p>
@@ -186,7 +2531,7 @@
         <w:t>desk-based diagnostic, offered for validation</w:t>
       </w:r>
       <w:r>
-        <w:t xml:space="preserve"> through key informant interviews and a stakeholder workshop (Chapter 3). All trade figures are from ITC TradeMap (2024), cited at the point of use.</w:t>
+        <w:t xml:space="preserve"> through key informant interviews and a stakeholder workshop (Chapter 3). All trade figures are from International Trade Centre (ITC) TradeMap (2024), cited at the point of use.</w:t>
       </w:r>
     </w:p>
     <w:p>
@@ -247,7 +2592,7 @@
         <w:rPr>
           <w:b/>
         </w:rPr>
-        <w:t>15.2% of GDP (2024)</w:t>
+        <w:t>15.2% of Gross Domestic Product (GDP) (2024)</w:t>
       </w:r>
       <w:r>
         <w:t>, below the National Industrial Policy's own ~16% target for 2029/30 (World Bank; NIP 2020). Chain by chain (ITC TradeMap, 2024 unless noted):</w:t>
@@ -264,7 +2609,7 @@
         <w:t>Textiles &amp; Garments:</w:t>
       </w:r>
       <w:r>
-        <w:t xml:space="preserve"> ~90% of cotton lint is exported raw at under USD 1/kg; </w:t>
+        <w:t xml:space="preserve"> ~90% of cotton lint is exported raw at under United States Dollar (USD) 1/kg; </w:t>
       </w:r>
       <w:r>
         <w:rPr>
@@ -296,7 +2641,7 @@
         <w:t>USD 263.4m</w:t>
       </w:r>
       <w:r>
-        <w:t>; market ~USD 221m. But Uganda has a proven WHO-GMP base — Cipla QCIL (~1.2bn tablets/year) exporting regionally.</w:t>
+        <w:t>; market ~USD 221m. But Uganda has a proven World Health Organization (WHO)-GMP base — Cipla QCIL (~1.2bn tablets/year) exporting regionally.</w:t>
       </w:r>
     </w:p>
     <w:p>
@@ -568,7 +2913,7 @@
               <w:rPr>
                 <w:sz w:val="18"/>
               </w:rPr>
-              <w:t>(1) Essential generics (ARVs, antimalarials, anti-TB, NCD); (2) Medical consumables; (3) Selective API</w:t>
+              <w:t>(1) Essential generics (ARVs, antimalarials, anti-TB, NCD); (2) Medical consumables; (3) Selective Active Pharmaceutical Ingredient (API)</w:t>
             </w:r>
           </w:p>
         </w:tc>
@@ -1011,7 +3356,7 @@
         <w:rPr>
           <w:b/>
         </w:rPr>
-        <w:t>ToR Reference:</w:t>
+        <w:t>Terms of Reference (ToR) Reference:</w:t>
       </w:r>
       <w:r>
         <w:t xml:space="preserve"> MTIC-Diagnostic Study on Textiles, Garments.docx</w:t>
@@ -1098,7 +3443,7 @@
         <w:t>The MTIC Strategic Plan</w:t>
       </w:r>
       <w:r>
-        <w:t xml:space="preserve"> translates these objectives into ministerial priorities: facilitating private investment, leading value-chain technical working groups, and coordinating UIA, UEPB, UNBS, NDA, NEMA, and other agencies.</w:t>
+        <w:t xml:space="preserve"> translates these objectives into ministerial priorities: facilitating private investment, leading value-chain technical working groups, and coordinating Uganda Investment Authority (UIA), Uganda Export Promotion Board (UEPB), UNBS, NDA, NEMA, and other agencies.</w:t>
       </w:r>
     </w:p>
     <w:p>
@@ -1270,7 +3615,7 @@
         <w:t>DATA NOTE:</w:t>
       </w:r>
       <w:r>
-        <w:t xml:space="preserve"> The "~30% capacity utilization" figure should be confirmed against the latest UBOS data before finalization; it is used here as indicative and attributed accordingly.</w:t>
+        <w:t xml:space="preserve"> The "~30% capacity utilization" figure should be confirmed against the latest Uganda Bureau of Statistics (UBOS) data before finalization; it is used here as indicative and attributed accordingly.</w:t>
       </w:r>
     </w:p>
     <w:p>
@@ -2140,7 +4485,7 @@
         <w:t>Official Ugandan data sources</w:t>
       </w:r>
       <w:r>
-        <w:t xml:space="preserve"> — UBOS (production, employment, national accounts); UNBS (standards and certified-manufacturer registers); NEMA (environmental standards and plastics circularity); ERA (energy tariffs); UIA (investment pipeline); UNOC and the Petroleum Authority of Uganda (PAU) for the refinery/petrochemical programme.</w:t>
+        <w:t xml:space="preserve"> — UBOS (production, employment, national accounts); UNBS (standards and certified-manufacturer registers); NEMA (environmental standards and plastics circularity); Electricity Regulatory Authority (ERA) (energy tariffs); UIA (investment pipeline); UNOC and the Petroleum Authority of Uganda (PAU) for the refinery/petrochemical programme.</w:t>
       </w:r>
     </w:p>
     <w:p>
@@ -2160,7 +4505,7 @@
         <w:t>ITC TradeMap</w:t>
       </w:r>
       <w:r>
-        <w:t xml:space="preserve"> is the source for all import/export values, partner breakdowns, and time series, drawing on the same underlying data as UN Comtrade. TradeMap figures are pulled directly and cited inline with HS code and year.</w:t>
+        <w:t xml:space="preserve"> is the source for all import/export values, partner breakdowns, and time series, drawing on the same underlying data as UN Comtrade. TradeMap figures are pulled directly and cited inline with Harmonized System (HS) code and year.</w:t>
       </w:r>
     </w:p>
     <w:p>
@@ -2171,7 +4516,7 @@
         <w:t>Global benchmarks</w:t>
       </w:r>
       <w:r>
-        <w:t xml:space="preserve"> — UNIDO and WHO (pharmaceuticals); World Cement Association / CemNet (cement); IFA and AfricaFertilizer (fertilizer); and reputable market-intelligence sources, cited where used.</w:t>
+        <w:t xml:space="preserve"> — United Nations Industrial Development Organization (UNIDO) and WHO (pharmaceuticals); World Cement Association / CemNet (cement); International Fertilizer Association (IFA) and AfricaFertilizer (fertilizer); and reputable market-intelligence sources, cited where used.</w:t>
       </w:r>
     </w:p>
     <w:p>
@@ -2436,7 +4781,7 @@
               <w:rPr>
                 <w:sz w:val="18"/>
               </w:rPr>
-              <w:t>NWSC; NEMA (textiles wet-processing, sugar)</w:t>
+              <w:t>National Water and Sewerage Corporation (NWSC); NEMA (textiles wet-processing, sugar)</w:t>
             </w:r>
           </w:p>
         </w:tc>
@@ -2526,7 +4871,7 @@
               <w:rPr>
                 <w:sz w:val="18"/>
               </w:rPr>
-              <w:t>KPMG Budget Brief 2025/26; UDB</w:t>
+              <w:t>KPMG Budget Brief 2025/26; Uganda Development Bank (UDB)</w:t>
             </w:r>
           </w:p>
         </w:tc>
@@ -2616,7 +4961,7 @@
               <w:rPr>
                 <w:sz w:val="18"/>
               </w:rPr>
-              <w:t>NIP 2020; sector Acts; EAC CET; NEMA plastics policy 2025</w:t>
+              <w:t>NIP 2020; sector Acts; East African Community (EAC) Common External Tariff (CET); NEMA plastics policy 2025</w:t>
             </w:r>
           </w:p>
         </w:tc>
@@ -3048,7 +5393,7 @@
         <w:t>Indicative investment figures</w:t>
       </w:r>
       <w:r>
-        <w:t xml:space="preserve"> — CAPEX/OPEX in the investment chapter are indicative planning estimates, labelled as such.</w:t>
+        <w:t xml:space="preserve"> — Capital expenditure (CAPEX)/OPEX in the investment chapter are indicative planning estimates, labelled as such.</w:t>
       </w:r>
     </w:p>
     <w:p>
@@ -3240,7 +5585,7 @@
         <w:t>Primary sources:</w:t>
       </w:r>
       <w:r>
-        <w:t xml:space="preserve"> Cotton Development Organisation (CDO); EPRC cotton value-chain study; ITC TradeMap (2024).</w:t>
+        <w:t xml:space="preserve"> Cotton Development Organisation (CDO); Economic Policy Research Centre (EPRC) cotton value-chain study; ITC TradeMap (2024).</w:t>
       </w:r>
     </w:p>
     <w:p>
@@ -4228,7 +6573,7 @@
         <w:t>Regional (EAC/COMESA).</w:t>
       </w:r>
       <w:r>
-        <w:t xml:space="preserve"> Regional apparel and fabric markets are accessible; Uganda's cotton base is a comparative advantage if processed. AGOA/EU access has historically supported garment export, subject to policy continuity.</w:t>
+        <w:t xml:space="preserve"> Regional apparel and fabric markets are accessible; Uganda's cotton base is a comparative advantage if processed. African Growth and Opportunity Act (AGOA)/EU access has historically supported garment export, subject to policy continuity.</w:t>
       </w:r>
     </w:p>
     <w:p>
@@ -5141,7 +7486,7 @@
               <w:rPr>
                 <w:sz w:val="18"/>
               </w:rPr>
-              <w:t>MTIC, MoFPED, MDAs</w:t>
+              <w:t>MTIC, Ministry of Finance, Planning and Economic Development (MoFPED), Ministries, Departments and Agencies (MDAs)</w:t>
             </w:r>
           </w:p>
         </w:tc>
@@ -5199,7 +7544,7 @@
               <w:rPr>
                 <w:sz w:val="18"/>
               </w:rPr>
-              <w:t>CDO, MAAIF</w:t>
+              <w:t>CDO, Ministry of Agriculture, Animal Industry and Fisheries (MAAIF)</w:t>
             </w:r>
           </w:p>
         </w:tc>
@@ -5316,7 +7661,7 @@
               <w:rPr>
                 <w:sz w:val="18"/>
               </w:rPr>
-              <w:t>MoES, mills</w:t>
+              <w:t>Ministry of Education and Sports (MoES), mills</w:t>
             </w:r>
           </w:p>
         </w:tc>
@@ -6086,7 +8431,7 @@
         <w:t>1.2 billion tablets/capsules per year</w:t>
       </w:r>
       <w:r>
-        <w:t xml:space="preserve">, producing antiretrovirals (ARVs), antimalarials, and a growing non-communicable-disease portfolio, exporting across African markets; FY24/25 revenue was about UGX 267 billion (QCIL; Cipla). Other significant manufacturers include </w:t>
+        <w:t xml:space="preserve">, producing antiretrovirals (ARVs), antimalarials, and a growing non-communicable-disease portfolio, exporting across African markets; FY24/25 revenue was about Uganda Shilling (UGX) 267 billion (QCIL; Cipla). Other significant manufacturers include </w:t>
       </w:r>
       <w:r>
         <w:rPr>
@@ -6279,7 +8624,7 @@
               <w:rPr>
                 <w:sz w:val="18"/>
               </w:rPr>
-              <w:t>Reliable power and clean utilities essential for GMP; backup adds cost.</w:t>
+              <w:t>Reliable power and clean utilities essential for Good Manufacturing Practice (GMP); backup adds cost.</w:t>
             </w:r>
           </w:p>
         </w:tc>
@@ -6434,7 +8779,7 @@
               <w:rPr>
                 <w:sz w:val="18"/>
               </w:rPr>
-              <w:t>Pharmacists, QA/QC, and regulatory-affairs specialists in short supply.</w:t>
+              <w:t>Pharmacists, Quality Assurance (QA)/QC, and regulatory-affairs specialists in short supply.</w:t>
             </w:r>
           </w:p>
         </w:tc>
@@ -7425,7 +9770,7 @@
               <w:rPr>
                 <w:sz w:val="18"/>
               </w:rPr>
-              <w:t>MoH, NMS, MoFPED</w:t>
+              <w:t>Ministry of Health (MoH), NMS, MoFPED</w:t>
             </w:r>
           </w:p>
         </w:tc>
@@ -8040,7 +10385,7 @@
               <w:rPr>
                 <w:sz w:val="18"/>
               </w:rPr>
-              <w:t>Fuels, LPG, naphtha, base chemicals</w:t>
+              <w:t>Fuels, Liquefied Petroleum Gas (LPG), naphtha, base chemicals</w:t>
             </w:r>
           </w:p>
         </w:tc>
@@ -8214,7 +10559,7 @@
               <w:rPr>
                 <w:sz w:val="18"/>
               </w:rPr>
-              <w:t>NPK blends</w:t>
+              <w:t>Nitrogen, Phosphorus, Potassium (NPK) blends</w:t>
             </w:r>
           </w:p>
         </w:tc>
@@ -9699,7 +12044,7 @@
               <w:rPr>
                 <w:sz w:val="18"/>
               </w:rPr>
-              <w:t>MTIC, MEMD, MAAIF, UNBS</w:t>
+              <w:t>MTIC, Ministry of Energy and Mineral Development (MEMD), MAAIF, UNBS</w:t>
             </w:r>
           </w:p>
         </w:tc>
@@ -12610,7 +14955,7 @@
               <w:rPr>
                 <w:sz w:val="18"/>
               </w:rPr>
-              <w:t>PE, PP, PET, PVC resin</w:t>
+              <w:t>Polyethylene (PE), Polypropylene (PP), Polyethylene Terephthalate (PET), Polyvinyl Chloride (PVC) resin</w:t>
             </w:r>
           </w:p>
         </w:tc>
@@ -15389,7 +17734,7 @@
         <w:rPr>
           <w:b/>
         </w:rPr>
-        <w:t>Rwanda, DRC, South Sudan, and Kenya</w:t>
+        <w:t>Rwanda, Democratic Republic of Congo (DRC), South Sudan, and Kenya</w:t>
       </w:r>
       <w:r>
         <w:t xml:space="preserve"> while importing clinker — a chain that is competitive downstream but leaks value upstream.</w:t>
@@ -17311,7 +19656,7 @@
         <w:t>textile engineering, pharmaceutical QA/QC and regulatory affairs, chemical/process engineering, and food technology</w:t>
       </w:r>
       <w:r>
-        <w:t>, delivered through Makerere, UIRI, and TVET in partnership with anchor firms.</w:t>
+        <w:t>, delivered through Makerere, Uganda Industrial Research Institute (UIRI), and Technical and Vocational Education and Training (TVET) in partnership with anchor firms.</w:t>
       </w:r>
     </w:p>
     <w:p>
@@ -19374,7 +21719,7 @@
               <w:rPr>
                 <w:sz w:val="18"/>
               </w:rPr>
-              <w:t>NMS/JMS local-medicine procurement; resolve Sukulu; fertilizer quality enforcement</w:t>
+              <w:t>National Medical Stores (NMS)/JMS local-medicine procurement; resolve Sukulu; fertilizer quality enforcement</w:t>
             </w:r>
           </w:p>
         </w:tc>

--- a/report/Report-2-Textiles-Pharma-Petrochem-Sugar-Plastics-Cement.docx
+++ b/report/Report-2-Textiles-Pharma-Petrochem-Sugar-Plastics-Cement.docx
@@ -2522,16 +2522,41 @@
         <w:t>Textiles &amp; Garments, Pharmaceuticals, Petrochemicals &amp; Fertilizers, Sugar &amp; Confectionery, Plastics &amp; Packaging, and Cement &amp; Building Materials</w:t>
       </w:r>
       <w:r>
-        <w:t xml:space="preserve"> — and identifies, for each, the three to four products Uganda should prioritize for competitive manufacturing. It is a </w:t>
-      </w:r>
+        <w:t xml:space="preserve"> — and identifies, for each, the three to four products Uganda should prioritize for competitive manufacturing.</w:t>
+      </w:r>
+    </w:p>
+    <w:p>
       <w:r>
         <w:rPr>
           <w:b/>
         </w:rPr>
-        <w:t>desk-based diagnostic, offered for validation</w:t>
-      </w:r>
-      <w:r>
-        <w:t xml:space="preserve"> through key informant interviews and a stakeholder workshop (Chapter 3). All trade figures are from International Trade Centre (ITC) TradeMap (2024), cited at the point of use.</w:t>
+        <w:t>The governing purpose of this report is the Tenfold Growth Strategy.</w:t>
+      </w:r>
+      <w:r>
+        <w:t xml:space="preserve"> Every finding, market projection and recommendation is assessed against one question: </w:t>
+      </w:r>
+      <w:r>
+        <w:rPr>
+          <w:i/>
+        </w:rPr>
+        <w:t>what does it take for these chains to help grow Uganda's economy roughly tenfold by 2040?</w:t>
+      </w:r>
+      <w:r>
+        <w:t xml:space="preserve"> That lens sets the ambition (the markets Uganda must create and secure ahead of demand), the prioritisation (durable, sustainable advantage over short-lived wins), and the diagnostic, action-oriented tone.</w:t>
+      </w:r>
+    </w:p>
+    <w:p>
+      <w:r>
+        <w:t xml:space="preserve">The study draws </w:t>
+      </w:r>
+      <w:r>
+        <w:rPr>
+          <w:b/>
+        </w:rPr>
+        <w:t>primarily on engagement with MTIC sector experts through the Technical Working Group (TWG)</w:t>
+      </w:r>
+      <w:r>
+        <w:t>, corroborated by official Ugandan data (UBOS first) and International Trade Centre (ITC) TradeMap (2024) figures cited at the point of use; it is offered for validation (Chapter 3).</w:t>
       </w:r>
     </w:p>
     <w:p>
@@ -3249,7 +3274,7 @@
     </w:p>
     <w:p>
       <w:r>
-        <w:t>Report 2's chains divide into three groups, each with a clear move:</w:t>
+        <w:t>The six value chains divide into three groups, each with a clear move:</w:t>
       </w:r>
     </w:p>
     <w:p>
@@ -3579,7 +3604,7 @@
     </w:p>
     <w:p>
       <w:r>
-        <w:t>This study supports PCP Priority Areas 1 and 2, providing technical inputs for the six Report 2 value chains.</w:t>
+        <w:t>This study supports PCP Priority Areas 1 and 2, providing technical inputs for the study's six value chains — Textiles &amp; Garments, Pharmaceuticals, Petrochemicals &amp; Fertilizers, Sugar &amp; Confectionery, Plastics &amp; Packaging, and Cement &amp; Building Materials.</w:t>
       </w:r>
     </w:p>
     <w:p>
@@ -4230,140 +4255,6 @@
       </w:r>
     </w:p>
     <w:p>
-      <w:pPr>
-        <w:pStyle w:val="Heading2"/>
-      </w:pPr>
-      <w:r>
-        <w:t>References</w:t>
-      </w:r>
-    </w:p>
-    <w:p>
-      <w:pPr>
-        <w:pStyle w:val="ListBullet"/>
-      </w:pPr>
-      <w:r>
-        <w:t xml:space="preserve">National Planning Authority, </w:t>
-      </w:r>
-      <w:r>
-        <w:rPr>
-          <w:i/>
-        </w:rPr>
-        <w:t>Uganda Vision 2040</w:t>
-      </w:r>
-      <w:r>
-        <w:t xml:space="preserve">; </w:t>
-      </w:r>
-      <w:r>
-        <w:rPr>
-          <w:i/>
-        </w:rPr>
-        <w:t>NDP IV (FY2025/26–2029/30)</w:t>
-      </w:r>
-      <w:r>
-        <w:t>. https://npa.go.ug/national-development-plan/</w:t>
-      </w:r>
-    </w:p>
-    <w:p>
-      <w:pPr>
-        <w:pStyle w:val="ListBullet"/>
-      </w:pPr>
-      <w:r>
-        <w:t>Parliament of Uganda, NDP IV launch. https://www.parliament.go.ug/news/3724/president-launches-ndp-iv-drive-ugandas-economic-transformation</w:t>
-      </w:r>
-    </w:p>
-    <w:p>
-      <w:pPr>
-        <w:pStyle w:val="ListBullet"/>
-      </w:pPr>
-      <w:r>
-        <w:t xml:space="preserve">MTIC, </w:t>
-      </w:r>
-      <w:r>
-        <w:rPr>
-          <w:i/>
-        </w:rPr>
-        <w:t>National Industrial Policy 2020</w:t>
-      </w:r>
-      <w:r>
-        <w:t>. https://www.mtic.go.ug/</w:t>
-      </w:r>
-    </w:p>
-    <w:p>
-      <w:pPr>
-        <w:pStyle w:val="ListBullet"/>
-      </w:pPr>
-      <w:r>
-        <w:t xml:space="preserve">UNIDO, </w:t>
-      </w:r>
-      <w:r>
-        <w:rPr>
-          <w:i/>
-        </w:rPr>
-        <w:t>Programme for Country Partnership</w:t>
-      </w:r>
-      <w:r>
-        <w:t>. https://www.unido.org/programme-country-partnership</w:t>
-      </w:r>
-    </w:p>
-    <w:p>
-      <w:pPr>
-        <w:pStyle w:val="ListBullet"/>
-      </w:pPr>
-      <w:r>
-        <w:t xml:space="preserve">World Bank, </w:t>
-      </w:r>
-      <w:r>
-        <w:rPr>
-          <w:i/>
-        </w:rPr>
-        <w:t>World Development Indicators</w:t>
-      </w:r>
-      <w:r>
-        <w:t>. https://data.worldbank.org/indicator/NV.IND.MANF.ZS?locations=UG</w:t>
-      </w:r>
-    </w:p>
-    <w:p>
-      <w:pPr>
-        <w:pStyle w:val="ListBullet"/>
-      </w:pPr>
-      <w:r>
-        <w:t>Cotton Development Organisation. https://www.cdouga.org/</w:t>
-      </w:r>
-    </w:p>
-    <w:p>
-      <w:pPr>
-        <w:pStyle w:val="ListBullet"/>
-      </w:pPr>
-      <w:r>
-        <w:t xml:space="preserve">UNIDO, </w:t>
-      </w:r>
-      <w:r>
-        <w:rPr>
-          <w:i/>
-        </w:rPr>
-        <w:t>Pharmaceutical Sector Profile — Uganda</w:t>
-      </w:r>
-      <w:r>
-        <w:t>. https://open.unido.org/</w:t>
-      </w:r>
-    </w:p>
-    <w:p>
-      <w:pPr>
-        <w:pStyle w:val="ListBullet"/>
-      </w:pPr>
-      <w:r>
-        <w:t>Uganda Investment Authority (2025). https://ugandainvest.go.ug/</w:t>
-      </w:r>
-    </w:p>
-    <w:p>
-      <w:pPr>
-        <w:pStyle w:val="ListBullet"/>
-      </w:pPr>
-      <w:r>
-        <w:t>ITC TradeMap. https://www.trademap.org</w:t>
-      </w:r>
-    </w:p>
-    <w:p>
       <w:r>
         <w:br w:type="page"/>
       </w:r>
@@ -4419,21 +4310,57 @@
     </w:p>
     <w:p>
       <w:r>
-        <w:t xml:space="preserve">This is a </w:t>
+        <w:t xml:space="preserve">This diagnostic was produced through </w:t>
       </w:r>
       <w:r>
         <w:rPr>
           <w:b/>
         </w:rPr>
-        <w:t>desk-based diagnostic</w:t>
-      </w:r>
-      <w:r>
-        <w:t>. Its findings are built from a structured review of government and sector documents provided by MTIC, official Ugandan data sources, live international trade data, and current published evidence — not from primary fieldwork. This is stated plainly because the credibility of a diagnostic that will inform national investment decisions depends on an honest account of how it was produced.</w:t>
+        <w:t>constant engagement with sector experts from the Ministry of Trade, Industry and Cooperatives (MTIC) via the Technical Working Group (TWG)</w:t>
+      </w:r>
+      <w:r>
+        <w:t xml:space="preserve">, complemented by a structured review of government and sector documents, official Ugandan statistics, live international trade data, and current published evidence. </w:t>
+      </w:r>
+      <w:r>
+        <w:rPr>
+          <w:b/>
+        </w:rPr>
+        <w:t>Most of the primary information used in this study was secured through these TWG engagements</w:t>
+      </w:r>
+      <w:r>
+        <w:t xml:space="preserve"> — the sector experts who work with these industries daily are the single richest source of current, firm-level knowledge. Documentary and statistical sources corroborate, quantify, and extend what the engagements established. This is stated plainly because the credibility of a diagnostic that will inform national investment decisions depends on an honest account of how it was produced.</w:t>
       </w:r>
     </w:p>
     <w:p>
       <w:r>
-        <w:t>The study was preceded by an Inception Report documenting the study design, diagnostic framework, data plan, and stakeholder-consultation plan, submitted to the Technical Working Group (TWG) prior to the diagnostic phase. The work proceeded in three phases: (1) evidence assembly; (2) value-chain analysis and prioritization scoring; and (3) validation (planned, post-submission).</w:t>
+        <w:t xml:space="preserve">The study was preceded by an Inception Report documenting the study design, diagnostic framework, data plan, and stakeholder-consultation plan, submitted to the TWG prior to the diagnostic phase. The work proceeded in three phases: (1) </w:t>
+      </w:r>
+      <w:r>
+        <w:rPr>
+          <w:b/>
+        </w:rPr>
+        <w:t>primary engagement</w:t>
+      </w:r>
+      <w:r>
+        <w:t xml:space="preserve"> — continuous consultation with MTIC sector experts through the TWG; (2) </w:t>
+      </w:r>
+      <w:r>
+        <w:rPr>
+          <w:b/>
+        </w:rPr>
+        <w:t>evidence assembly and analysis</w:t>
+      </w:r>
+      <w:r>
+        <w:t xml:space="preserve"> — corroborating and quantifying the engagement findings against documents, official statistics, and trade data, then applying the analytical framework and scoring; and (3) </w:t>
+      </w:r>
+      <w:r>
+        <w:rPr>
+          <w:b/>
+        </w:rPr>
+        <w:t>validation and refinement</w:t>
+      </w:r>
+      <w:r>
+        <w:t xml:space="preserve"> — continued TWG review and a stakeholder workshop.</w:t>
       </w:r>
     </w:p>
     <w:p>
@@ -4444,7 +4371,7 @@
         <w:t>The findings in this report are presented for validation.</w:t>
       </w:r>
       <w:r>
-        <w:t xml:space="preserve"> Where the report states a finding, it reflects the best available desk evidence at the time of writing and is subject to the validation step in Section 3.7.</w:t>
+        <w:t xml:space="preserve"> Where the report states a finding, it reflects the combined weight of TWG engagement and the best available documentary evidence at the time of writing, and is subject to the continued validation in Section 3.7.</w:t>
       </w:r>
     </w:p>
     <w:p>
@@ -4460,6 +4387,17 @@
         <w:rPr>
           <w:b/>
         </w:rPr>
+        <w:t>Primary — TWG sector-expert engagements</w:t>
+      </w:r>
+      <w:r>
+        <w:t xml:space="preserve"> — continuous consultation with MTIC sector experts through the Technical Working Group provided the primary, current, firm-level intelligence on each chain. The sources below corroborate and quantify it. Where UBOS data exists for an indicator, it is used before any secondary or international source.</w:t>
+      </w:r>
+    </w:p>
+    <w:p>
+      <w:r>
+        <w:rPr>
+          <w:b/>
+        </w:rPr>
         <w:t>Government policy and planning</w:t>
       </w:r>
       <w:r>
@@ -4588,7 +4526,25 @@
         <w:t>d. Market Assessment</w:t>
       </w:r>
       <w:r>
-        <w:t xml:space="preserve"> — domestic, regional (EAC/COMESA), and global levels.</w:t>
+        <w:t xml:space="preserve"> — </w:t>
+      </w:r>
+      <w:r>
+        <w:rPr>
+          <w:b/>
+        </w:rPr>
+        <w:t>four levels</w:t>
+      </w:r>
+      <w:r>
+        <w:t xml:space="preserve"> (domestic; regional EAC/COMESA; continental/Africa; global), each with a </w:t>
+      </w:r>
+      <w:r>
+        <w:rPr>
+          <w:b/>
+        </w:rPr>
+        <w:t>2040 projection</w:t>
+      </w:r>
+      <w:r>
+        <w:t>: Uganda's market on the Tenfold Growth Strategy logic (reasoned per chain, not a simple ×10), other markets on business-as-usual growth.</w:t>
       </w:r>
     </w:p>
     <w:p>
@@ -5306,12 +5262,21 @@
         <w:pStyle w:val="Heading2"/>
       </w:pPr>
       <w:r>
-        <w:t>3.7 Validation (Planned)</w:t>
+        <w:t>3.7 Engagement and Validation</w:t>
       </w:r>
     </w:p>
     <w:p>
       <w:r>
-        <w:t xml:space="preserve">Validation follows submission. </w:t>
+        <w:t xml:space="preserve">Engagement with MTIC sector experts through the TWG was </w:t>
+      </w:r>
+      <w:r>
+        <w:rPr>
+          <w:b/>
+        </w:rPr>
+        <w:t>continuous throughout the study</w:t>
+      </w:r>
+      <w:r>
+        <w:t xml:space="preserve"> and is the primary basis of its firm-level findings. Validation now extends that engagement. </w:t>
       </w:r>
       <w:r>
         <w:rPr>
@@ -5320,7 +5285,7 @@
         <w:t>Key informant interviews</w:t>
       </w:r>
       <w:r>
-        <w:t xml:space="preserve"> are planned with public-sector institutions (MTIC, UIA, URA, UBOS, UNBS, NDA, CDO, USMA/Uganda Sugar Board, NEMA, Ministry of Energy/PAU/UNOC), private-sector manufacturers across the six chains, industry associations (UMA, Uganda Pharmaceutical Manufacturers Association), financial institutions, and research institutions. A </w:t>
+        <w:t xml:space="preserve"> continue with public-sector institutions (MTIC, UIA, URA, UBOS, UNBS, NDA, CDO, USMA/Uganda Sugar Board, NEMA, Ministry of Energy/PAU/UNOC), private-sector manufacturers across the six chains, industry associations (UMA, Uganda Pharmaceutical Manufacturers Association), financial institutions, and research institutions. A </w:t>
       </w:r>
       <w:r>
         <w:rPr>
@@ -5348,10 +5313,10 @@
         <w:rPr>
           <w:b/>
         </w:rPr>
-        <w:t>Desk-based scope</w:t>
-      </w:r>
-      <w:r>
-        <w:t xml:space="preserve"> — findings rest on documentary and statistical evidence; the planned KIIs and workshop are how firm-level realities will be tested.</w:t>
+        <w:t>Firm-level data completeness</w:t>
+      </w:r>
+      <w:r>
+        <w:t xml:space="preserve"> — while TWG engagement provides strong current sector intelligence, comprehensive audited firm-level data are not uniformly available; the continued KIIs and workshop test them further.</w:t>
       </w:r>
     </w:p>
     <w:p>
@@ -5413,133 +5378,6 @@
     <w:p>
       <w:r>
         <w:t>These limitations define where validation and monitoring will most strengthen the evidence base; they do not alter the direction of the conclusions.</w:t>
-      </w:r>
-    </w:p>
-    <w:p>
-      <w:pPr>
-        <w:pStyle w:val="Heading2"/>
-      </w:pPr>
-      <w:r>
-        <w:t>References</w:t>
-      </w:r>
-    </w:p>
-    <w:p>
-      <w:pPr>
-        <w:pStyle w:val="ListBullet"/>
-      </w:pPr>
-      <w:r>
-        <w:t xml:space="preserve">National Planning Authority, </w:t>
-      </w:r>
-      <w:r>
-        <w:rPr>
-          <w:i/>
-        </w:rPr>
-        <w:t>Vision 2040</w:t>
-      </w:r>
-      <w:r>
-        <w:t xml:space="preserve">; </w:t>
-      </w:r>
-      <w:r>
-        <w:rPr>
-          <w:i/>
-        </w:rPr>
-        <w:t>NDP IV</w:t>
-      </w:r>
-      <w:r>
-        <w:t>. https://npa.go.ug/national-development-plan/</w:t>
-      </w:r>
-    </w:p>
-    <w:p>
-      <w:pPr>
-        <w:pStyle w:val="ListBullet"/>
-      </w:pPr>
-      <w:r>
-        <w:t xml:space="preserve">MTIC, </w:t>
-      </w:r>
-      <w:r>
-        <w:rPr>
-          <w:i/>
-        </w:rPr>
-        <w:t>National Industrial Policy 2020</w:t>
-      </w:r>
-      <w:r>
-        <w:t>. https://www.mtic.go.ug/</w:t>
-      </w:r>
-    </w:p>
-    <w:p>
-      <w:pPr>
-        <w:pStyle w:val="ListBullet"/>
-      </w:pPr>
-      <w:r>
-        <w:t xml:space="preserve">National Drug Authority, </w:t>
-      </w:r>
-      <w:r>
-        <w:rPr>
-          <w:i/>
-        </w:rPr>
-        <w:t>National Drug Register</w:t>
-      </w:r>
-      <w:r>
-        <w:t xml:space="preserve"> (June 2024). https://www.nda.or.ug/</w:t>
-      </w:r>
-    </w:p>
-    <w:p>
-      <w:pPr>
-        <w:pStyle w:val="ListBullet"/>
-      </w:pPr>
-      <w:r>
-        <w:t xml:space="preserve">NEMA, </w:t>
-      </w:r>
-      <w:r>
-        <w:rPr>
-          <w:i/>
-        </w:rPr>
-        <w:t>National Strategy for Plastics Circularity 2023–2028</w:t>
-      </w:r>
-      <w:r>
-        <w:t xml:space="preserve">; </w:t>
-      </w:r>
-      <w:r>
-        <w:rPr>
-          <w:i/>
-        </w:rPr>
-        <w:t>Effluent Discharge Regulations 2020</w:t>
-      </w:r>
-      <w:r>
-        <w:t>. https://www.nema.go.ug/</w:t>
-      </w:r>
-    </w:p>
-    <w:p>
-      <w:pPr>
-        <w:pStyle w:val="ListBullet"/>
-      </w:pPr>
-      <w:r>
-        <w:t>Electricity Regulatory Authority, tariffs 2025. https://www.era.go.ug/</w:t>
-      </w:r>
-    </w:p>
-    <w:p>
-      <w:pPr>
-        <w:pStyle w:val="ListBullet"/>
-      </w:pPr>
-      <w:r>
-        <w:t xml:space="preserve">World Bank, </w:t>
-      </w:r>
-      <w:r>
-        <w:rPr>
-          <w:i/>
-        </w:rPr>
-        <w:t>World Development Indicators</w:t>
-      </w:r>
-      <w:r>
-        <w:t>. https://data.worldbank.org/country/UG</w:t>
-      </w:r>
-    </w:p>
-    <w:p>
-      <w:pPr>
-        <w:pStyle w:val="ListBullet"/>
-      </w:pPr>
-      <w:r>
-        <w:t>ITC TradeMap. https://www.trademap.org</w:t>
       </w:r>
     </w:p>
     <w:p>
@@ -7800,80 +7638,6 @@
     </w:tbl>
     <w:p/>
     <w:p>
-      <w:pPr>
-        <w:pStyle w:val="Heading2"/>
-      </w:pPr>
-      <w:r>
-        <w:t>References</w:t>
-      </w:r>
-    </w:p>
-    <w:p>
-      <w:pPr>
-        <w:pStyle w:val="ListBullet"/>
-      </w:pPr>
-      <w:r>
-        <w:t>Cotton Development Organisation. https://www.cdouga.org/ ; World Business Journal, "CDO Leads Way for Increased Cotton Subsector Growth." https://worldbusinessjournal.com/cdo-leads-way/</w:t>
-      </w:r>
-    </w:p>
-    <w:p>
-      <w:pPr>
-        <w:pStyle w:val="ListBullet"/>
-      </w:pPr>
-      <w:r>
-        <w:t xml:space="preserve">Economic Policy Research Centre, </w:t>
-      </w:r>
-      <w:r>
-        <w:rPr>
-          <w:i/>
-        </w:rPr>
-        <w:t>Upgrading the cotton value chain for textile industry development</w:t>
-      </w:r>
-      <w:r>
-        <w:t>. https://eprcug.org/publication/upgrading-the-cotton-value-chain-for-textile-industry-development/</w:t>
-      </w:r>
-    </w:p>
-    <w:p>
-      <w:pPr>
-        <w:pStyle w:val="ListBullet"/>
-      </w:pPr>
-      <w:r>
-        <w:t>ChimpReports, "Inside Fine Spinners: spinning Uganda's cotton to European garment stores." https://chimpreports.com/inside-fine-spinners-spinning-ugandas-cotton-to-european-garment-stores/</w:t>
-      </w:r>
-    </w:p>
-    <w:p>
-      <w:pPr>
-        <w:pStyle w:val="ListBullet"/>
-      </w:pPr>
-      <w:r>
-        <w:t>Uganda Investment Authority, "UIA, CDO team up to boost import substitution in cotton sector." https://www.ugandainvest.go.ug/uia-cdo-team-up-to-boost-import-substitution-in-cotton-sector/</w:t>
-      </w:r>
-    </w:p>
-    <w:p>
-      <w:pPr>
-        <w:pStyle w:val="ListBullet"/>
-      </w:pPr>
-      <w:r>
-        <w:t>ITC TradeMap, trade statistics — HS 5201, 6109, Uganda, 2024. https://www.trademap.org</w:t>
-      </w:r>
-    </w:p>
-    <w:p>
-      <w:pPr>
-        <w:pStyle w:val="ListBullet"/>
-      </w:pPr>
-      <w:r>
-        <w:t xml:space="preserve">NEMA, </w:t>
-      </w:r>
-      <w:r>
-        <w:rPr>
-          <w:i/>
-        </w:rPr>
-        <w:t>Effluent Discharge Regulations 2020</w:t>
-      </w:r>
-      <w:r>
-        <w:t>. https://www.nema.go.ug/</w:t>
-      </w:r>
-    </w:p>
-    <w:p>
       <w:r>
         <w:br w:type="page"/>
       </w:r>
@@ -10084,81 +9848,6 @@
     </w:tbl>
     <w:p/>
     <w:p>
-      <w:pPr>
-        <w:pStyle w:val="Heading2"/>
-      </w:pPr>
-      <w:r>
-        <w:t>References</w:t>
-      </w:r>
-    </w:p>
-    <w:p>
-      <w:pPr>
-        <w:pStyle w:val="ListBullet"/>
-      </w:pPr>
-      <w:r>
-        <w:t xml:space="preserve">National Drug Authority, </w:t>
-      </w:r>
-      <w:r>
-        <w:rPr>
-          <w:i/>
-        </w:rPr>
-        <w:t>National Drug Register of Uganda — Human Medicines</w:t>
-      </w:r>
-      <w:r>
-        <w:t xml:space="preserve"> (June 2024). https://www.nda.or.ug/</w:t>
-      </w:r>
-    </w:p>
-    <w:p>
-      <w:pPr>
-        <w:pStyle w:val="ListBullet"/>
-      </w:pPr>
-      <w:r>
-        <w:t xml:space="preserve">UNIDO, </w:t>
-      </w:r>
-      <w:r>
-        <w:rPr>
-          <w:i/>
-        </w:rPr>
-        <w:t>Pharmaceutical Sector Profile — Uganda</w:t>
-      </w:r>
-      <w:r>
-        <w:t>. https://open.unido.org/api/documents/4699932/download/Pharmaceutical%20Sector%20Profile%20-%20Uganda</w:t>
-      </w:r>
-    </w:p>
-    <w:p>
-      <w:pPr>
-        <w:pStyle w:val="ListBullet"/>
-      </w:pPr>
-      <w:r>
-        <w:t xml:space="preserve">Statista, </w:t>
-      </w:r>
-      <w:r>
-        <w:rPr>
-          <w:i/>
-        </w:rPr>
-        <w:t>Pharmaceuticals — Uganda</w:t>
-      </w:r>
-      <w:r>
-        <w:t>. https://www.statista.com/outlook/hmo/pharmaceuticals/uganda</w:t>
-      </w:r>
-    </w:p>
-    <w:p>
-      <w:pPr>
-        <w:pStyle w:val="ListBullet"/>
-      </w:pPr>
-      <w:r>
-        <w:t>Quality Chemical Industries Limited (Wikipedia summary); Cipla Uganda. https://en.wikipedia.org/wiki/Quality_Chemical_Industries_Limited ; https://www.cipla.com/our-presence/uganda</w:t>
-      </w:r>
-    </w:p>
-    <w:p>
-      <w:pPr>
-        <w:pStyle w:val="ListBullet"/>
-      </w:pPr>
-      <w:r>
-        <w:t>ITC TradeMap, trade statistics — HS 3004, Uganda, 2024. https://www.trademap.org</w:t>
-      </w:r>
-    </w:p>
-    <w:p>
       <w:r>
         <w:br w:type="page"/>
       </w:r>
@@ -12358,70 +12047,6 @@
     </w:tbl>
     <w:p/>
     <w:p>
-      <w:pPr>
-        <w:pStyle w:val="Heading2"/>
-      </w:pPr>
-      <w:r>
-        <w:t>References</w:t>
-      </w:r>
-    </w:p>
-    <w:p>
-      <w:pPr>
-        <w:pStyle w:val="ListBullet"/>
-      </w:pPr>
-      <w:r>
-        <w:t>Uganda National Oil Company, "The Uganda Refinery Project." https://www.unoc.co.ug/midstream/the-uganda-refinery-project/</w:t>
-      </w:r>
-    </w:p>
-    <w:p>
-      <w:pPr>
-        <w:pStyle w:val="ListBullet"/>
-      </w:pPr>
-      <w:r>
-        <w:t>Petroleum Authority of Uganda, "The Uganda Refinery Project." https://www.pau.go.ug/the-uganda-refinery-project/</w:t>
-      </w:r>
-    </w:p>
-    <w:p>
-      <w:pPr>
-        <w:pStyle w:val="ListBullet"/>
-      </w:pPr>
-      <w:r>
-        <w:t>Hydrocarbon Engineering, "Uganda refinery to start operations by early 2030" (Oct 2025). https://www.hydrocarbonengineering.com/refining/13102025/uganda-refinery-to-start-operations-by-early-2030/</w:t>
-      </w:r>
-    </w:p>
-    <w:p>
-      <w:pPr>
-        <w:pStyle w:val="ListBullet"/>
-      </w:pPr>
-      <w:r>
-        <w:t>Osukuru Industrial Complex (Wikipedia). https://en.wikipedia.org/wiki/Osukuru_Industrial_Complex</w:t>
-      </w:r>
-    </w:p>
-    <w:p>
-      <w:pPr>
-        <w:pStyle w:val="ListBullet"/>
-      </w:pPr>
-      <w:r>
-        <w:t>Free Zones Authority, "President commissions Tororo Sukulu Phosphate Project." https://freezones.go.ug/president-commissions-tororo-sukulu-phosphate-project/</w:t>
-      </w:r>
-    </w:p>
-    <w:p>
-      <w:pPr>
-        <w:pStyle w:val="ListBullet"/>
-      </w:pPr>
-      <w:r>
-        <w:t>Milling Middle East &amp; Africa, "Tororo Fertiliser Factory in limbo five months after resuming operations" (2023). https://www.millingmea.com/tororo-fertiliser-factory-in-limbo-five-months-after-resuming-operations/</w:t>
-      </w:r>
-    </w:p>
-    <w:p>
-      <w:pPr>
-        <w:pStyle w:val="ListBullet"/>
-      </w:pPr>
-      <w:r>
-        <w:t>ITC TradeMap, trade statistics — HS 3105, Uganda, 2024. https://www.trademap.org</w:t>
-      </w:r>
-    </w:p>
-    <w:p>
       <w:r>
         <w:br w:type="page"/>
       </w:r>
@@ -14666,78 +14291,6 @@
     </w:tbl>
     <w:p/>
     <w:p>
-      <w:pPr>
-        <w:pStyle w:val="Heading2"/>
-      </w:pPr>
-      <w:r>
-        <w:t>References</w:t>
-      </w:r>
-    </w:p>
-    <w:p>
-      <w:pPr>
-        <w:pStyle w:val="ListBullet"/>
-      </w:pPr>
-      <w:r>
-        <w:rPr>
-          <w:i/>
-        </w:rPr>
-        <w:t>Sugar industry in Uganda</w:t>
-      </w:r>
-      <w:r>
-        <w:t xml:space="preserve"> (Wikipedia, with USMA and Uganda Sugar Board data). https://en.wikipedia.org/wiki/Sugar_industry_in_Uganda</w:t>
-      </w:r>
-    </w:p>
-    <w:p>
-      <w:pPr>
-        <w:pStyle w:val="ListBullet"/>
-      </w:pPr>
-      <w:r>
-        <w:t>Daily Monitor, "Surge in sugar factories imperils industry's future." https://www.monitor.co.ug/uganda/news/national/surge-in-sugar-factories-imperils-industry-s-future-3943728</w:t>
-      </w:r>
-    </w:p>
-    <w:p>
-      <w:pPr>
-        <w:pStyle w:val="ListBullet"/>
-      </w:pPr>
-      <w:r>
-        <w:t>Food Business MEA, "Kinyara Sugar opens US$15m industrial sugar refinery" (2023). https://www.foodbusinessmea.com/ugandas-second-largest-sugar-miller-kinyara-sugar-has-opened-us15m-industrial-sugar-refinery/</w:t>
-      </w:r>
-    </w:p>
-    <w:p>
-      <w:pPr>
-        <w:pStyle w:val="ListBullet"/>
-      </w:pPr>
-      <w:r>
-        <w:t>Kakira Sugar. https://kakirasugar.com/</w:t>
-      </w:r>
-    </w:p>
-    <w:p>
-      <w:pPr>
-        <w:pStyle w:val="ListBullet"/>
-      </w:pPr>
-      <w:r>
-        <w:t xml:space="preserve">Uganda Sugar Manufacturers' Association annual report 2024 [Repository: </w:t>
-      </w:r>
-      <w:r>
-        <w:rPr>
-          <w:rFonts w:ascii="Consolas" w:hAnsi="Consolas"/>
-          <w:sz w:val="19"/>
-        </w:rPr>
-        <w:t>data/</w:t>
-      </w:r>
-      <w:r>
-        <w:t xml:space="preserve"> — provided by MTIC].</w:t>
-      </w:r>
-    </w:p>
-    <w:p>
-      <w:pPr>
-        <w:pStyle w:val="ListBullet"/>
-      </w:pPr>
-      <w:r>
-        <w:t>ITC TradeMap, trade statistics — HS 1701, Uganda, 2024. https://www.trademap.org</w:t>
-      </w:r>
-    </w:p>
-    <w:p>
       <w:r>
         <w:br w:type="page"/>
       </w:r>
@@ -16993,80 +16546,6 @@
     </w:tbl>
     <w:p/>
     <w:p>
-      <w:pPr>
-        <w:pStyle w:val="Heading2"/>
-      </w:pPr>
-      <w:r>
-        <w:t>References</w:t>
-      </w:r>
-    </w:p>
-    <w:p>
-      <w:pPr>
-        <w:pStyle w:val="ListBullet"/>
-      </w:pPr>
-      <w:r>
-        <w:t xml:space="preserve">NEMA, </w:t>
-      </w:r>
-      <w:r>
-        <w:rPr>
-          <w:i/>
-        </w:rPr>
-        <w:t>National Strategy for Management of Plastic Pollution / Plastics Circularity (2023–2028)</w:t>
-      </w:r>
-      <w:r>
-        <w:t>. https://www.nema.go.ug/new_site/wp-content/uploads/2024/05/Plastic_circularity_-Report-2023-1.pdf</w:t>
-      </w:r>
-    </w:p>
-    <w:p>
-      <w:pPr>
-        <w:pStyle w:val="ListBullet"/>
-      </w:pPr>
-      <w:r>
-        <w:t>NEMA, "Plastics." https://www.nema.go.ug/en/plastics/</w:t>
-      </w:r>
-    </w:p>
-    <w:p>
-      <w:pPr>
-        <w:pStyle w:val="ListBullet"/>
-      </w:pPr>
-      <w:r>
-        <w:t>Margherita News, "NEMA pushes for total ban of polythene bags in Uganda" (Mar 2025). https://margheritanews.ug/2025/03/nema-pushes-for-total-polythene-bags-of-kevera-in-uganda/</w:t>
-      </w:r>
-    </w:p>
-    <w:p>
-      <w:pPr>
-        <w:pStyle w:val="ListBullet"/>
-      </w:pPr>
-      <w:r>
-        <w:t xml:space="preserve">Reportlinker, </w:t>
-      </w:r>
-      <w:r>
-        <w:rPr>
-          <w:i/>
-        </w:rPr>
-        <w:t>Uganda Plastic Industry Outlook 2024–2028</w:t>
-      </w:r>
-      <w:r>
-        <w:t>. https://www.reportlinker.com/clp/country/6347/726256</w:t>
-      </w:r>
-    </w:p>
-    <w:p>
-      <w:pPr>
-        <w:pStyle w:val="ListBullet"/>
-      </w:pPr>
-      <w:r>
-        <w:t>Nile Plastic Industries. https://www.nileplasticindustries.com/</w:t>
-      </w:r>
-    </w:p>
-    <w:p>
-      <w:pPr>
-        <w:pStyle w:val="ListBullet"/>
-      </w:pPr>
-      <w:r>
-        <w:t>ITC TradeMap, trade statistics — HS 3923, Uganda, 2024. https://www.trademap.org</w:t>
-      </w:r>
-    </w:p>
-    <w:p>
       <w:r>
         <w:br w:type="page"/>
       </w:r>
@@ -19259,85 +18738,6 @@
     </w:tbl>
     <w:p/>
     <w:p>
-      <w:pPr>
-        <w:pStyle w:val="Heading2"/>
-      </w:pPr>
-      <w:r>
-        <w:t>References</w:t>
-      </w:r>
-    </w:p>
-    <w:p>
-      <w:pPr>
-        <w:pStyle w:val="ListBullet"/>
-      </w:pPr>
-      <w:r>
-        <w:t xml:space="preserve">IndexBox, </w:t>
-      </w:r>
-      <w:r>
-        <w:rPr>
-          <w:i/>
-        </w:rPr>
-        <w:t>Uganda's Cement Market Report 2025</w:t>
-      </w:r>
-      <w:r>
-        <w:t>. https://www.indexbox.io/store/uganda-cement-market-analysis-forecast-size-trends-and-insights/</w:t>
-      </w:r>
-    </w:p>
-    <w:p>
-      <w:pPr>
-        <w:pStyle w:val="ListBullet"/>
-      </w:pPr>
-      <w:r>
-        <w:t>CemNet / International Cement Review, Uganda country data. https://www.cemnet.com/global-cement-report/country/uganda</w:t>
-      </w:r>
-    </w:p>
-    <w:p>
-      <w:pPr>
-        <w:pStyle w:val="ListBullet"/>
-      </w:pPr>
-      <w:r>
-        <w:t>Ecofin Agency, "Uganda to Commission $300 Million Cement Plant to Cut Imports Amid Rising Demand." https://www.ecofinagency.com/news-industry/2104-54866-uganda-to-commission-300-million-cement-plant-to-cut-imports-amid-rising-demand</w:t>
-      </w:r>
-    </w:p>
-    <w:p>
-      <w:pPr>
-        <w:pStyle w:val="ListBullet"/>
-      </w:pPr>
-      <w:r>
-        <w:t>CemNet, "Uganda launching US$300m cement plant to boost industry." https://www.cemnet.com/News/story/181356/uganda-launching-us-300m-cement-plant-to-boost-industry.html</w:t>
-      </w:r>
-    </w:p>
-    <w:p>
-      <w:pPr>
-        <w:pStyle w:val="ListBullet"/>
-      </w:pPr>
-      <w:r>
-        <w:rPr>
-          <w:i/>
-        </w:rPr>
-        <w:t>List of cement manufacturers in Uganda</w:t>
-      </w:r>
-      <w:r>
-        <w:t xml:space="preserve"> (Wikipedia). https://en.wikipedia.org/wiki/List_of_cement_manufacturers_in_Uganda</w:t>
-      </w:r>
-    </w:p>
-    <w:p>
-      <w:pPr>
-        <w:pStyle w:val="ListBullet"/>
-      </w:pPr>
-      <w:r>
-        <w:t>Hima Cement, "About Us." https://himacement.co/About-Us</w:t>
-      </w:r>
-    </w:p>
-    <w:p>
-      <w:pPr>
-        <w:pStyle w:val="ListBullet"/>
-      </w:pPr>
-      <w:r>
-        <w:t>ITC TradeMap, trade statistics — HS 2523, Uganda, 2024. https://www.trademap.org</w:t>
-      </w:r>
-    </w:p>
-    <w:p>
       <w:r>
         <w:br w:type="page"/>
       </w:r>
@@ -19382,7 +18782,7 @@
     </w:p>
     <w:p>
       <w:r>
-        <w:t xml:space="preserve">The six Report 2 value chains span agro-processing (textiles, sugar), health (pharmaceuticals), agricultural inputs and energy (fertilizers, petrochemicals), and construction-linked manufacturing (cement, plastics). Despite their diversity, they share a common set of binding constraints and a common strategic pattern: </w:t>
+        <w:t xml:space="preserve">The six value chains — Textiles &amp; Garments, Pharmaceuticals, Petrochemicals &amp; Fertilizers, Sugar &amp; Confectionery, Plastics &amp; Packaging, and Cement &amp; Building Materials — span agro-processing (textiles, sugar), health (pharmaceuticals), agricultural inputs and energy (fertilizers, petrochemicals), and construction-linked manufacturing (cement, plastics). Despite their diversity, they share a common set of binding constraints and a common strategic pattern: </w:t>
       </w:r>
       <w:r>
         <w:rPr>
@@ -20028,106 +19428,6 @@
       </w:r>
     </w:p>
     <w:p>
-      <w:pPr>
-        <w:pStyle w:val="Heading2"/>
-      </w:pPr>
-      <w:r>
-        <w:t>References</w:t>
-      </w:r>
-    </w:p>
-    <w:p>
-      <w:pPr>
-        <w:pStyle w:val="ListBullet"/>
-      </w:pPr>
-      <w:r>
-        <w:t>Electricity Regulatory Authority, tariffs 2025. https://www.era.go.ug/</w:t>
-      </w:r>
-    </w:p>
-    <w:p>
-      <w:pPr>
-        <w:pStyle w:val="ListBullet"/>
-      </w:pPr>
-      <w:r>
-        <w:t xml:space="preserve">KPMG, </w:t>
-      </w:r>
-      <w:r>
-        <w:rPr>
-          <w:i/>
-        </w:rPr>
-        <w:t>Uganda Budget Brief 2025/26</w:t>
-      </w:r>
-      <w:r>
-        <w:t>. https://assets.kpmg.com/</w:t>
-      </w:r>
-    </w:p>
-    <w:p>
-      <w:pPr>
-        <w:pStyle w:val="ListBullet"/>
-      </w:pPr>
-      <w:r>
-        <w:t>Uganda Manufacturers Association; UNIDO — skills evidence. https://uma.or.ug/ ; https://www.unido.org/</w:t>
-      </w:r>
-    </w:p>
-    <w:p>
-      <w:pPr>
-        <w:pStyle w:val="ListBullet"/>
-      </w:pPr>
-      <w:r>
-        <w:t xml:space="preserve">NEMA, </w:t>
-      </w:r>
-      <w:r>
-        <w:rPr>
-          <w:i/>
-        </w:rPr>
-        <w:t>Plastics Circularity Strategy 2023–2028</w:t>
-      </w:r>
-      <w:r>
-        <w:t xml:space="preserve">; </w:t>
-      </w:r>
-      <w:r>
-        <w:rPr>
-          <w:i/>
-        </w:rPr>
-        <w:t>Effluent Discharge Regulations 2020</w:t>
-      </w:r>
-      <w:r>
-        <w:t>. https://www.nema.go.ug/</w:t>
-      </w:r>
-    </w:p>
-    <w:p>
-      <w:pPr>
-        <w:pStyle w:val="ListBullet"/>
-      </w:pPr>
-      <w:r>
-        <w:t>National Drug Authority. https://www.nda.or.ug/</w:t>
-      </w:r>
-    </w:p>
-    <w:p>
-      <w:pPr>
-        <w:pStyle w:val="ListBullet"/>
-      </w:pPr>
-      <w:r>
-        <w:t xml:space="preserve">UNIDO, </w:t>
-      </w:r>
-      <w:r>
-        <w:rPr>
-          <w:i/>
-        </w:rPr>
-        <w:t>Programme for Country Partnership</w:t>
-      </w:r>
-      <w:r>
-        <w:t>. https://www.unido.org/programme-country-partnership</w:t>
-      </w:r>
-    </w:p>
-    <w:p>
-      <w:pPr>
-        <w:pStyle w:val="ListBullet"/>
-      </w:pPr>
-      <w:r>
-        <w:t>ITC TradeMap. https://www.trademap.org</w:t>
-      </w:r>
-    </w:p>
-    <w:p>
       <w:r>
         <w:br w:type="page"/>
       </w:r>
@@ -20204,7 +19504,7 @@
     </w:p>
     <w:p>
       <w:r>
-        <w:t xml:space="preserve">This chapter consolidates the prioritized products from Chapters 4–9 into an investment portfolio and phased roadmap for the six Report 2 chains. Project profiles cover the </w:t>
+        <w:t xml:space="preserve">This chapter consolidates the prioritized products from Chapters 4–9 into an investment portfolio and phased roadmap for the six value chains — Textiles &amp; Garments, Pharmaceuticals, Petrochemicals &amp; Fertilizers, Sugar &amp; Confectionery, Plastics &amp; Packaging, and Cement &amp; Building Materials. Project profiles cover the </w:t>
       </w:r>
       <w:r>
         <w:rPr>
@@ -21952,11 +21252,690 @@
       </w:r>
     </w:p>
     <w:p>
+      <w:r>
+        <w:br w:type="page"/>
+      </w:r>
+    </w:p>
+    <w:p>
       <w:pPr>
-        <w:pStyle w:val="Heading2"/>
+        <w:pStyle w:val="Heading1"/>
       </w:pPr>
       <w:r>
         <w:t>References</w:t>
+      </w:r>
+    </w:p>
+    <w:p>
+      <w:r>
+        <w:t>Consolidated sources for Report 2. Trade figures throughout are from ITC TradeMap (2024) and cited at the point of use; primary sector intelligence is from MTIC TWG engagements (see Chapter 3).</w:t>
+      </w:r>
+    </w:p>
+    <w:p>
+      <w:pPr>
+        <w:pStyle w:val="ListBullet"/>
+      </w:pPr>
+      <w:r>
+        <w:t xml:space="preserve">National Planning Authority, </w:t>
+      </w:r>
+      <w:r>
+        <w:rPr>
+          <w:i/>
+        </w:rPr>
+        <w:t>Uganda Vision 2040</w:t>
+      </w:r>
+      <w:r>
+        <w:t xml:space="preserve">; </w:t>
+      </w:r>
+      <w:r>
+        <w:rPr>
+          <w:i/>
+        </w:rPr>
+        <w:t>NDP IV (FY2025/26–2029/30)</w:t>
+      </w:r>
+      <w:r>
+        <w:t>. https://npa.go.ug/national-development-plan/</w:t>
+      </w:r>
+    </w:p>
+    <w:p>
+      <w:pPr>
+        <w:pStyle w:val="ListBullet"/>
+      </w:pPr>
+      <w:r>
+        <w:t>Parliament of Uganda, NDP IV launch. https://www.parliament.go.ug/news/3724/president-launches-ndp-iv-drive-ugandas-economic-transformation</w:t>
+      </w:r>
+    </w:p>
+    <w:p>
+      <w:pPr>
+        <w:pStyle w:val="ListBullet"/>
+      </w:pPr>
+      <w:r>
+        <w:t xml:space="preserve">MTIC, </w:t>
+      </w:r>
+      <w:r>
+        <w:rPr>
+          <w:i/>
+        </w:rPr>
+        <w:t>National Industrial Policy 2020</w:t>
+      </w:r>
+      <w:r>
+        <w:t>. https://www.mtic.go.ug/</w:t>
+      </w:r>
+    </w:p>
+    <w:p>
+      <w:pPr>
+        <w:pStyle w:val="ListBullet"/>
+      </w:pPr>
+      <w:r>
+        <w:t xml:space="preserve">UNIDO, </w:t>
+      </w:r>
+      <w:r>
+        <w:rPr>
+          <w:i/>
+        </w:rPr>
+        <w:t>Programme for Country Partnership</w:t>
+      </w:r>
+      <w:r>
+        <w:t>. https://www.unido.org/programme-country-partnership</w:t>
+      </w:r>
+    </w:p>
+    <w:p>
+      <w:pPr>
+        <w:pStyle w:val="ListBullet"/>
+      </w:pPr>
+      <w:r>
+        <w:t xml:space="preserve">World Bank, </w:t>
+      </w:r>
+      <w:r>
+        <w:rPr>
+          <w:i/>
+        </w:rPr>
+        <w:t>World Development Indicators</w:t>
+      </w:r>
+      <w:r>
+        <w:t>. https://data.worldbank.org/indicator/NV.IND.MANF.ZS?locations=UG</w:t>
+      </w:r>
+    </w:p>
+    <w:p>
+      <w:pPr>
+        <w:pStyle w:val="ListBullet"/>
+      </w:pPr>
+      <w:r>
+        <w:t>Cotton Development Organisation. https://www.cdouga.org/</w:t>
+      </w:r>
+    </w:p>
+    <w:p>
+      <w:pPr>
+        <w:pStyle w:val="ListBullet"/>
+      </w:pPr>
+      <w:r>
+        <w:t xml:space="preserve">UNIDO, </w:t>
+      </w:r>
+      <w:r>
+        <w:rPr>
+          <w:i/>
+        </w:rPr>
+        <w:t>Pharmaceutical Sector Profile — Uganda</w:t>
+      </w:r>
+      <w:r>
+        <w:t>. https://open.unido.org/</w:t>
+      </w:r>
+    </w:p>
+    <w:p>
+      <w:pPr>
+        <w:pStyle w:val="ListBullet"/>
+      </w:pPr>
+      <w:r>
+        <w:t>Uganda Investment Authority (2025). https://ugandainvest.go.ug/</w:t>
+      </w:r>
+    </w:p>
+    <w:p>
+      <w:pPr>
+        <w:pStyle w:val="ListBullet"/>
+      </w:pPr>
+      <w:r>
+        <w:t>ITC TradeMap. https://www.trademap.org</w:t>
+      </w:r>
+    </w:p>
+    <w:p>
+      <w:pPr>
+        <w:pStyle w:val="ListBullet"/>
+      </w:pPr>
+      <w:r>
+        <w:t xml:space="preserve">National Planning Authority, </w:t>
+      </w:r>
+      <w:r>
+        <w:rPr>
+          <w:i/>
+        </w:rPr>
+        <w:t>Vision 2040</w:t>
+      </w:r>
+      <w:r>
+        <w:t xml:space="preserve">; </w:t>
+      </w:r>
+      <w:r>
+        <w:rPr>
+          <w:i/>
+        </w:rPr>
+        <w:t>NDP IV</w:t>
+      </w:r>
+      <w:r>
+        <w:t>. https://npa.go.ug/national-development-plan/</w:t>
+      </w:r>
+    </w:p>
+    <w:p>
+      <w:pPr>
+        <w:pStyle w:val="ListBullet"/>
+      </w:pPr>
+      <w:r>
+        <w:t xml:space="preserve">National Drug Authority, </w:t>
+      </w:r>
+      <w:r>
+        <w:rPr>
+          <w:i/>
+        </w:rPr>
+        <w:t>National Drug Register</w:t>
+      </w:r>
+      <w:r>
+        <w:t xml:space="preserve"> (June 2024). https://www.nda.or.ug/</w:t>
+      </w:r>
+    </w:p>
+    <w:p>
+      <w:pPr>
+        <w:pStyle w:val="ListBullet"/>
+      </w:pPr>
+      <w:r>
+        <w:t xml:space="preserve">NEMA, </w:t>
+      </w:r>
+      <w:r>
+        <w:rPr>
+          <w:i/>
+        </w:rPr>
+        <w:t>National Strategy for Plastics Circularity 2023–2028</w:t>
+      </w:r>
+      <w:r>
+        <w:t xml:space="preserve">; </w:t>
+      </w:r>
+      <w:r>
+        <w:rPr>
+          <w:i/>
+        </w:rPr>
+        <w:t>Effluent Discharge Regulations 2020</w:t>
+      </w:r>
+      <w:r>
+        <w:t>. https://www.nema.go.ug/</w:t>
+      </w:r>
+    </w:p>
+    <w:p>
+      <w:pPr>
+        <w:pStyle w:val="ListBullet"/>
+      </w:pPr>
+      <w:r>
+        <w:t>Electricity Regulatory Authority, tariffs 2025. https://www.era.go.ug/</w:t>
+      </w:r>
+    </w:p>
+    <w:p>
+      <w:pPr>
+        <w:pStyle w:val="ListBullet"/>
+      </w:pPr>
+      <w:r>
+        <w:t xml:space="preserve">World Bank, </w:t>
+      </w:r>
+      <w:r>
+        <w:rPr>
+          <w:i/>
+        </w:rPr>
+        <w:t>World Development Indicators</w:t>
+      </w:r>
+      <w:r>
+        <w:t>. https://data.worldbank.org/country/UG</w:t>
+      </w:r>
+    </w:p>
+    <w:p>
+      <w:pPr>
+        <w:pStyle w:val="ListBullet"/>
+      </w:pPr>
+      <w:r>
+        <w:t>Cotton Development Organisation. https://www.cdouga.org/ ; World Business Journal, "CDO Leads Way for Increased Cotton Subsector Growth." https://worldbusinessjournal.com/cdo-leads-way/</w:t>
+      </w:r>
+    </w:p>
+    <w:p>
+      <w:pPr>
+        <w:pStyle w:val="ListBullet"/>
+      </w:pPr>
+      <w:r>
+        <w:t xml:space="preserve">Economic Policy Research Centre, </w:t>
+      </w:r>
+      <w:r>
+        <w:rPr>
+          <w:i/>
+        </w:rPr>
+        <w:t>Upgrading the cotton value chain for textile industry development</w:t>
+      </w:r>
+      <w:r>
+        <w:t>. https://eprcug.org/publication/upgrading-the-cotton-value-chain-for-textile-industry-development/</w:t>
+      </w:r>
+    </w:p>
+    <w:p>
+      <w:pPr>
+        <w:pStyle w:val="ListBullet"/>
+      </w:pPr>
+      <w:r>
+        <w:t>ChimpReports, "Inside Fine Spinners: spinning Uganda's cotton to European garment stores." https://chimpreports.com/inside-fine-spinners-spinning-ugandas-cotton-to-european-garment-stores/</w:t>
+      </w:r>
+    </w:p>
+    <w:p>
+      <w:pPr>
+        <w:pStyle w:val="ListBullet"/>
+      </w:pPr>
+      <w:r>
+        <w:t>Uganda Investment Authority, "UIA, CDO team up to boost import substitution in cotton sector." https://www.ugandainvest.go.ug/uia-cdo-team-up-to-boost-import-substitution-in-cotton-sector/</w:t>
+      </w:r>
+    </w:p>
+    <w:p>
+      <w:pPr>
+        <w:pStyle w:val="ListBullet"/>
+      </w:pPr>
+      <w:r>
+        <w:t>ITC TradeMap, trade statistics — HS 5201, 6109, Uganda, 2024. https://www.trademap.org</w:t>
+      </w:r>
+    </w:p>
+    <w:p>
+      <w:pPr>
+        <w:pStyle w:val="ListBullet"/>
+      </w:pPr>
+      <w:r>
+        <w:t xml:space="preserve">NEMA, </w:t>
+      </w:r>
+      <w:r>
+        <w:rPr>
+          <w:i/>
+        </w:rPr>
+        <w:t>Effluent Discharge Regulations 2020</w:t>
+      </w:r>
+      <w:r>
+        <w:t>. https://www.nema.go.ug/</w:t>
+      </w:r>
+    </w:p>
+    <w:p>
+      <w:pPr>
+        <w:pStyle w:val="ListBullet"/>
+      </w:pPr>
+      <w:r>
+        <w:t xml:space="preserve">National Drug Authority, </w:t>
+      </w:r>
+      <w:r>
+        <w:rPr>
+          <w:i/>
+        </w:rPr>
+        <w:t>National Drug Register of Uganda — Human Medicines</w:t>
+      </w:r>
+      <w:r>
+        <w:t xml:space="preserve"> (June 2024). https://www.nda.or.ug/</w:t>
+      </w:r>
+    </w:p>
+    <w:p>
+      <w:pPr>
+        <w:pStyle w:val="ListBullet"/>
+      </w:pPr>
+      <w:r>
+        <w:t xml:space="preserve">UNIDO, </w:t>
+      </w:r>
+      <w:r>
+        <w:rPr>
+          <w:i/>
+        </w:rPr>
+        <w:t>Pharmaceutical Sector Profile — Uganda</w:t>
+      </w:r>
+      <w:r>
+        <w:t>. https://open.unido.org/api/documents/4699932/download/Pharmaceutical%20Sector%20Profile%20-%20Uganda</w:t>
+      </w:r>
+    </w:p>
+    <w:p>
+      <w:pPr>
+        <w:pStyle w:val="ListBullet"/>
+      </w:pPr>
+      <w:r>
+        <w:t xml:space="preserve">Statista, </w:t>
+      </w:r>
+      <w:r>
+        <w:rPr>
+          <w:i/>
+        </w:rPr>
+        <w:t>Pharmaceuticals — Uganda</w:t>
+      </w:r>
+      <w:r>
+        <w:t>. https://www.statista.com/outlook/hmo/pharmaceuticals/uganda</w:t>
+      </w:r>
+    </w:p>
+    <w:p>
+      <w:pPr>
+        <w:pStyle w:val="ListBullet"/>
+      </w:pPr>
+      <w:r>
+        <w:t>Quality Chemical Industries Limited (Wikipedia summary); Cipla Uganda. https://en.wikipedia.org/wiki/Quality_Chemical_Industries_Limited ; https://www.cipla.com/our-presence/uganda</w:t>
+      </w:r>
+    </w:p>
+    <w:p>
+      <w:pPr>
+        <w:pStyle w:val="ListBullet"/>
+      </w:pPr>
+      <w:r>
+        <w:t>ITC TradeMap, trade statistics — HS 3004, Uganda, 2024. https://www.trademap.org</w:t>
+      </w:r>
+    </w:p>
+    <w:p>
+      <w:pPr>
+        <w:pStyle w:val="ListBullet"/>
+      </w:pPr>
+      <w:r>
+        <w:t>Uganda National Oil Company, "The Uganda Refinery Project." https://www.unoc.co.ug/midstream/the-uganda-refinery-project/</w:t>
+      </w:r>
+    </w:p>
+    <w:p>
+      <w:pPr>
+        <w:pStyle w:val="ListBullet"/>
+      </w:pPr>
+      <w:r>
+        <w:t>Petroleum Authority of Uganda, "The Uganda Refinery Project." https://www.pau.go.ug/the-uganda-refinery-project/</w:t>
+      </w:r>
+    </w:p>
+    <w:p>
+      <w:pPr>
+        <w:pStyle w:val="ListBullet"/>
+      </w:pPr>
+      <w:r>
+        <w:t>Hydrocarbon Engineering, "Uganda refinery to start operations by early 2030" (Oct 2025). https://www.hydrocarbonengineering.com/refining/13102025/uganda-refinery-to-start-operations-by-early-2030/</w:t>
+      </w:r>
+    </w:p>
+    <w:p>
+      <w:pPr>
+        <w:pStyle w:val="ListBullet"/>
+      </w:pPr>
+      <w:r>
+        <w:t>Osukuru Industrial Complex (Wikipedia). https://en.wikipedia.org/wiki/Osukuru_Industrial_Complex</w:t>
+      </w:r>
+    </w:p>
+    <w:p>
+      <w:pPr>
+        <w:pStyle w:val="ListBullet"/>
+      </w:pPr>
+      <w:r>
+        <w:t>Free Zones Authority, "President commissions Tororo Sukulu Phosphate Project." https://freezones.go.ug/president-commissions-tororo-sukulu-phosphate-project/</w:t>
+      </w:r>
+    </w:p>
+    <w:p>
+      <w:pPr>
+        <w:pStyle w:val="ListBullet"/>
+      </w:pPr>
+      <w:r>
+        <w:t>Milling Middle East &amp; Africa, "Tororo Fertiliser Factory in limbo five months after resuming operations" (2023). https://www.millingmea.com/tororo-fertiliser-factory-in-limbo-five-months-after-resuming-operations/</w:t>
+      </w:r>
+    </w:p>
+    <w:p>
+      <w:pPr>
+        <w:pStyle w:val="ListBullet"/>
+      </w:pPr>
+      <w:r>
+        <w:t>ITC TradeMap, trade statistics — HS 3105, Uganda, 2024. https://www.trademap.org</w:t>
+      </w:r>
+    </w:p>
+    <w:p>
+      <w:pPr>
+        <w:pStyle w:val="ListBullet"/>
+      </w:pPr>
+      <w:r>
+        <w:rPr>
+          <w:i/>
+        </w:rPr>
+        <w:t>Sugar industry in Uganda</w:t>
+      </w:r>
+      <w:r>
+        <w:t xml:space="preserve"> (Wikipedia, with USMA and Uganda Sugar Board data). https://en.wikipedia.org/wiki/Sugar_industry_in_Uganda</w:t>
+      </w:r>
+    </w:p>
+    <w:p>
+      <w:pPr>
+        <w:pStyle w:val="ListBullet"/>
+      </w:pPr>
+      <w:r>
+        <w:t>Daily Monitor, "Surge in sugar factories imperils industry's future." https://www.monitor.co.ug/uganda/news/national/surge-in-sugar-factories-imperils-industry-s-future-3943728</w:t>
+      </w:r>
+    </w:p>
+    <w:p>
+      <w:pPr>
+        <w:pStyle w:val="ListBullet"/>
+      </w:pPr>
+      <w:r>
+        <w:t>Food Business MEA, "Kinyara Sugar opens US$15m industrial sugar refinery" (2023). https://www.foodbusinessmea.com/ugandas-second-largest-sugar-miller-kinyara-sugar-has-opened-us15m-industrial-sugar-refinery/</w:t>
+      </w:r>
+    </w:p>
+    <w:p>
+      <w:pPr>
+        <w:pStyle w:val="ListBullet"/>
+      </w:pPr>
+      <w:r>
+        <w:t>Kakira Sugar. https://kakirasugar.com/</w:t>
+      </w:r>
+    </w:p>
+    <w:p>
+      <w:pPr>
+        <w:pStyle w:val="ListBullet"/>
+      </w:pPr>
+      <w:r>
+        <w:t xml:space="preserve">Uganda Sugar Manufacturers' Association annual report 2024 [Repository: </w:t>
+      </w:r>
+      <w:r>
+        <w:rPr>
+          <w:rFonts w:ascii="Consolas" w:hAnsi="Consolas"/>
+          <w:sz w:val="19"/>
+        </w:rPr>
+        <w:t>data/</w:t>
+      </w:r>
+      <w:r>
+        <w:t xml:space="preserve"> — provided by MTIC].</w:t>
+      </w:r>
+    </w:p>
+    <w:p>
+      <w:pPr>
+        <w:pStyle w:val="ListBullet"/>
+      </w:pPr>
+      <w:r>
+        <w:t>ITC TradeMap, trade statistics — HS 1701, Uganda, 2024. https://www.trademap.org</w:t>
+      </w:r>
+    </w:p>
+    <w:p>
+      <w:pPr>
+        <w:pStyle w:val="ListBullet"/>
+      </w:pPr>
+      <w:r>
+        <w:t xml:space="preserve">NEMA, </w:t>
+      </w:r>
+      <w:r>
+        <w:rPr>
+          <w:i/>
+        </w:rPr>
+        <w:t>National Strategy for Management of Plastic Pollution / Plastics Circularity (2023–2028)</w:t>
+      </w:r>
+      <w:r>
+        <w:t>. https://www.nema.go.ug/new_site/wp-content/uploads/2024/05/Plastic_circularity_-Report-2023-1.pdf</w:t>
+      </w:r>
+    </w:p>
+    <w:p>
+      <w:pPr>
+        <w:pStyle w:val="ListBullet"/>
+      </w:pPr>
+      <w:r>
+        <w:t>NEMA, "Plastics." https://www.nema.go.ug/en/plastics/</w:t>
+      </w:r>
+    </w:p>
+    <w:p>
+      <w:pPr>
+        <w:pStyle w:val="ListBullet"/>
+      </w:pPr>
+      <w:r>
+        <w:t>Margherita News, "NEMA pushes for total ban of polythene bags in Uganda" (Mar 2025). https://margheritanews.ug/2025/03/nema-pushes-for-total-polythene-bags-of-kevera-in-uganda/</w:t>
+      </w:r>
+    </w:p>
+    <w:p>
+      <w:pPr>
+        <w:pStyle w:val="ListBullet"/>
+      </w:pPr>
+      <w:r>
+        <w:t xml:space="preserve">Reportlinker, </w:t>
+      </w:r>
+      <w:r>
+        <w:rPr>
+          <w:i/>
+        </w:rPr>
+        <w:t>Uganda Plastic Industry Outlook 2024–2028</w:t>
+      </w:r>
+      <w:r>
+        <w:t>. https://www.reportlinker.com/clp/country/6347/726256</w:t>
+      </w:r>
+    </w:p>
+    <w:p>
+      <w:pPr>
+        <w:pStyle w:val="ListBullet"/>
+      </w:pPr>
+      <w:r>
+        <w:t>Nile Plastic Industries. https://www.nileplasticindustries.com/</w:t>
+      </w:r>
+    </w:p>
+    <w:p>
+      <w:pPr>
+        <w:pStyle w:val="ListBullet"/>
+      </w:pPr>
+      <w:r>
+        <w:t>ITC TradeMap, trade statistics — HS 3923, Uganda, 2024. https://www.trademap.org</w:t>
+      </w:r>
+    </w:p>
+    <w:p>
+      <w:pPr>
+        <w:pStyle w:val="ListBullet"/>
+      </w:pPr>
+      <w:r>
+        <w:t xml:space="preserve">IndexBox, </w:t>
+      </w:r>
+      <w:r>
+        <w:rPr>
+          <w:i/>
+        </w:rPr>
+        <w:t>Uganda's Cement Market Report 2025</w:t>
+      </w:r>
+      <w:r>
+        <w:t>. https://www.indexbox.io/store/uganda-cement-market-analysis-forecast-size-trends-and-insights/</w:t>
+      </w:r>
+    </w:p>
+    <w:p>
+      <w:pPr>
+        <w:pStyle w:val="ListBullet"/>
+      </w:pPr>
+      <w:r>
+        <w:t>CemNet / International Cement Review, Uganda country data. https://www.cemnet.com/global-cement-report/country/uganda</w:t>
+      </w:r>
+    </w:p>
+    <w:p>
+      <w:pPr>
+        <w:pStyle w:val="ListBullet"/>
+      </w:pPr>
+      <w:r>
+        <w:t>Ecofin Agency, "Uganda to Commission $300 Million Cement Plant to Cut Imports Amid Rising Demand." https://www.ecofinagency.com/news-industry/2104-54866-uganda-to-commission-300-million-cement-plant-to-cut-imports-amid-rising-demand</w:t>
+      </w:r>
+    </w:p>
+    <w:p>
+      <w:pPr>
+        <w:pStyle w:val="ListBullet"/>
+      </w:pPr>
+      <w:r>
+        <w:t>CemNet, "Uganda launching US$300m cement plant to boost industry." https://www.cemnet.com/News/story/181356/uganda-launching-us-300m-cement-plant-to-boost-industry.html</w:t>
+      </w:r>
+    </w:p>
+    <w:p>
+      <w:pPr>
+        <w:pStyle w:val="ListBullet"/>
+      </w:pPr>
+      <w:r>
+        <w:rPr>
+          <w:i/>
+        </w:rPr>
+        <w:t>List of cement manufacturers in Uganda</w:t>
+      </w:r>
+      <w:r>
+        <w:t xml:space="preserve"> (Wikipedia). https://en.wikipedia.org/wiki/List_of_cement_manufacturers_in_Uganda</w:t>
+      </w:r>
+    </w:p>
+    <w:p>
+      <w:pPr>
+        <w:pStyle w:val="ListBullet"/>
+      </w:pPr>
+      <w:r>
+        <w:t>Hima Cement, "About Us." https://himacement.co/About-Us</w:t>
+      </w:r>
+    </w:p>
+    <w:p>
+      <w:pPr>
+        <w:pStyle w:val="ListBullet"/>
+      </w:pPr>
+      <w:r>
+        <w:t>ITC TradeMap, trade statistics — HS 2523, Uganda, 2024. https://www.trademap.org</w:t>
+      </w:r>
+    </w:p>
+    <w:p>
+      <w:pPr>
+        <w:pStyle w:val="ListBullet"/>
+      </w:pPr>
+      <w:r>
+        <w:t xml:space="preserve">KPMG, </w:t>
+      </w:r>
+      <w:r>
+        <w:rPr>
+          <w:i/>
+        </w:rPr>
+        <w:t>Uganda Budget Brief 2025/26</w:t>
+      </w:r>
+      <w:r>
+        <w:t>. https://assets.kpmg.com/</w:t>
+      </w:r>
+    </w:p>
+    <w:p>
+      <w:pPr>
+        <w:pStyle w:val="ListBullet"/>
+      </w:pPr>
+      <w:r>
+        <w:t>Uganda Manufacturers Association; UNIDO — skills evidence. https://uma.or.ug/ ; https://www.unido.org/</w:t>
+      </w:r>
+    </w:p>
+    <w:p>
+      <w:pPr>
+        <w:pStyle w:val="ListBullet"/>
+      </w:pPr>
+      <w:r>
+        <w:t xml:space="preserve">NEMA, </w:t>
+      </w:r>
+      <w:r>
+        <w:rPr>
+          <w:i/>
+        </w:rPr>
+        <w:t>Plastics Circularity Strategy 2023–2028</w:t>
+      </w:r>
+      <w:r>
+        <w:t xml:space="preserve">; </w:t>
+      </w:r>
+      <w:r>
+        <w:rPr>
+          <w:i/>
+        </w:rPr>
+        <w:t>Effluent Discharge Regulations 2020</w:t>
+      </w:r>
+      <w:r>
+        <w:t>. https://www.nema.go.ug/</w:t>
+      </w:r>
+    </w:p>
+    <w:p>
+      <w:pPr>
+        <w:pStyle w:val="ListBullet"/>
+      </w:pPr>
+      <w:r>
+        <w:t>National Drug Authority. https://www.nda.or.ug/</w:t>
       </w:r>
     </w:p>
     <w:p>

--- a/report/Report-2-Textiles-Pharma-Petrochem-Sugar-Plastics-Cement.docx
+++ b/report/Report-2-Textiles-Pharma-Petrochem-Sugar-Plastics-Cement.docx
@@ -26988,6 +26988,17 @@
       </w:r>
     </w:p>
     <w:p>
+      <w:r>
+        <w:rPr>
+          <w:b/>
+        </w:rPr>
+        <w:t>Tenfold framing.</w:t>
+      </w:r>
+      <w:r>
+        <w:t xml:space="preserve"> These cross-cutting actions are how the six chains contribute to the Tenfold Growth Strategy: a ten-times-larger economy must add value to what Uganda already grows and mines (cotton, cane, limestone, phosphate), substitute its largest import bills (medicines, resin, clinker, fertilizer), and do so sustainably. Fixing the shared constraints — value-addition policy, standards, finance, skills, feedstock, and circularity — multiplies the return on every chain-specific action in Chapters 4–9.</w:t>
+      </w:r>
+    </w:p>
+    <w:p>
       <w:pPr>
         <w:pStyle w:val="Heading2"/>
       </w:pPr>
@@ -26997,6 +27008,451 @@
     </w:p>
     <w:p>
       <w:r>
+        <w:t>Weighted by how critical each is to unlocking the six chains (1 = low, 5 = critical):</w:t>
+      </w:r>
+    </w:p>
+    <w:tbl>
+      <w:tblPr>
+        <w:tblStyle w:val="TableGrid"/>
+        <w:tblW w:type="auto" w:w="0"/>
+        <w:jc w:val="left"/>
+        <w:tblLook w:firstColumn="1" w:firstRow="1" w:lastColumn="0" w:lastRow="0" w:noHBand="0" w:noVBand="1" w:val="04A0"/>
+      </w:tblPr>
+      <w:tblGrid>
+        <w:gridCol w:w="2351"/>
+        <w:gridCol w:w="2351"/>
+        <w:gridCol w:w="2351"/>
+        <w:gridCol w:w="2351"/>
+      </w:tblGrid>
+      <w:tr>
+        <w:tc>
+          <w:tcPr>
+            <w:tcW w:type="dxa" w:w="2351"/>
+            <w:shd w:val="clear" w:color="auto" w:fill="002B5B"/>
+          </w:tcPr>
+          <w:p>
+            <w:r>
+              <w:rPr>
+                <w:b/>
+                <w:color w:val="FFFFFF"/>
+                <w:sz w:val="18"/>
+              </w:rPr>
+              <w:t>Rank</w:t>
+            </w:r>
+          </w:p>
+        </w:tc>
+        <w:tc>
+          <w:tcPr>
+            <w:tcW w:type="dxa" w:w="2351"/>
+            <w:shd w:val="clear" w:color="auto" w:fill="002B5B"/>
+          </w:tcPr>
+          <w:p>
+            <w:r>
+              <w:rPr>
+                <w:b/>
+                <w:color w:val="FFFFFF"/>
+                <w:sz w:val="18"/>
+              </w:rPr>
+              <w:t>Cross-cutting constraint</w:t>
+            </w:r>
+          </w:p>
+        </w:tc>
+        <w:tc>
+          <w:tcPr>
+            <w:tcW w:type="dxa" w:w="2351"/>
+            <w:shd w:val="clear" w:color="auto" w:fill="002B5B"/>
+          </w:tcPr>
+          <w:p>
+            <w:r>
+              <w:rPr>
+                <w:b/>
+                <w:color w:val="FFFFFF"/>
+                <w:sz w:val="18"/>
+              </w:rPr>
+              <w:t>Weight</w:t>
+            </w:r>
+          </w:p>
+        </w:tc>
+        <w:tc>
+          <w:tcPr>
+            <w:tcW w:type="dxa" w:w="2351"/>
+            <w:shd w:val="clear" w:color="auto" w:fill="002B5B"/>
+          </w:tcPr>
+          <w:p>
+            <w:r>
+              <w:rPr>
+                <w:b/>
+                <w:color w:val="FFFFFF"/>
+                <w:sz w:val="18"/>
+              </w:rPr>
+              <w:t>Why it binds</w:t>
+            </w:r>
+          </w:p>
+        </w:tc>
+      </w:tr>
+      <w:tr>
+        <w:tc>
+          <w:tcPr>
+            <w:tcW w:type="dxa" w:w="2351"/>
+            <w:shd w:val="clear" w:color="auto" w:fill="EEF3F9"/>
+          </w:tcPr>
+          <w:p>
+            <w:r>
+              <w:rPr>
+                <w:sz w:val="18"/>
+              </w:rPr>
+              <w:t>1</w:t>
+            </w:r>
+          </w:p>
+        </w:tc>
+        <w:tc>
+          <w:tcPr>
+            <w:tcW w:type="dxa" w:w="2351"/>
+            <w:shd w:val="clear" w:color="auto" w:fill="EEF3F9"/>
+          </w:tcPr>
+          <w:p>
+            <w:r>
+              <w:rPr>
+                <w:sz w:val="18"/>
+              </w:rPr>
+              <w:t>Raw-material / feedstock dependence</w:t>
+            </w:r>
+          </w:p>
+        </w:tc>
+        <w:tc>
+          <w:tcPr>
+            <w:tcW w:type="dxa" w:w="2351"/>
+            <w:shd w:val="clear" w:color="auto" w:fill="EEF3F9"/>
+          </w:tcPr>
+          <w:p>
+            <w:r>
+              <w:rPr>
+                <w:b/>
+                <w:sz w:val="18"/>
+              </w:rPr>
+              <w:t>5</w:t>
+            </w:r>
+          </w:p>
+        </w:tc>
+        <w:tc>
+          <w:tcPr>
+            <w:tcW w:type="dxa" w:w="2351"/>
+            <w:shd w:val="clear" w:color="auto" w:fill="EEF3F9"/>
+          </w:tcPr>
+          <w:p>
+            <w:r>
+              <w:rPr>
+                <w:sz w:val="18"/>
+              </w:rPr>
+              <w:t>Imported APIs, resin, clinker (&gt;50%), under-processed lint, ~50k t vs ~1m t fertilizer need</w:t>
+            </w:r>
+          </w:p>
+        </w:tc>
+      </w:tr>
+      <w:tr>
+        <w:tc>
+          <w:tcPr>
+            <w:tcW w:type="dxa" w:w="2351"/>
+            <w:shd w:val="clear" w:color="auto" w:fill="FFFFFF"/>
+          </w:tcPr>
+          <w:p>
+            <w:r>
+              <w:rPr>
+                <w:sz w:val="18"/>
+              </w:rPr>
+              <w:t>2</w:t>
+            </w:r>
+          </w:p>
+        </w:tc>
+        <w:tc>
+          <w:tcPr>
+            <w:tcW w:type="dxa" w:w="2351"/>
+            <w:shd w:val="clear" w:color="auto" w:fill="FFFFFF"/>
+          </w:tcPr>
+          <w:p>
+            <w:r>
+              <w:rPr>
+                <w:sz w:val="18"/>
+              </w:rPr>
+              <w:t>Standards &amp; quality enforcement</w:t>
+            </w:r>
+          </w:p>
+        </w:tc>
+        <w:tc>
+          <w:tcPr>
+            <w:tcW w:type="dxa" w:w="2351"/>
+            <w:shd w:val="clear" w:color="auto" w:fill="FFFFFF"/>
+          </w:tcPr>
+          <w:p>
+            <w:r>
+              <w:rPr>
+                <w:b/>
+                <w:sz w:val="18"/>
+              </w:rPr>
+              <w:t>5</w:t>
+            </w:r>
+          </w:p>
+        </w:tc>
+        <w:tc>
+          <w:tcPr>
+            <w:tcW w:type="dxa" w:w="2351"/>
+            <w:shd w:val="clear" w:color="auto" w:fill="FFFFFF"/>
+          </w:tcPr>
+          <w:p>
+            <w:r>
+              <w:rPr>
+                <w:sz w:val="18"/>
+              </w:rPr>
+              <w:t>UNBS/NDA/WHO-GMP gate markets and displace sub-standard imports; enforcement uneven</w:t>
+            </w:r>
+          </w:p>
+        </w:tc>
+      </w:tr>
+      <w:tr>
+        <w:tc>
+          <w:tcPr>
+            <w:tcW w:type="dxa" w:w="2351"/>
+            <w:shd w:val="clear" w:color="auto" w:fill="EEF3F9"/>
+          </w:tcPr>
+          <w:p>
+            <w:r>
+              <w:rPr>
+                <w:sz w:val="18"/>
+              </w:rPr>
+              <w:t>3</w:t>
+            </w:r>
+          </w:p>
+        </w:tc>
+        <w:tc>
+          <w:tcPr>
+            <w:tcW w:type="dxa" w:w="2351"/>
+            <w:shd w:val="clear" w:color="auto" w:fill="EEF3F9"/>
+          </w:tcPr>
+          <w:p>
+            <w:r>
+              <w:rPr>
+                <w:sz w:val="18"/>
+              </w:rPr>
+              <w:t>Access to long-term finance</w:t>
+            </w:r>
+          </w:p>
+        </w:tc>
+        <w:tc>
+          <w:tcPr>
+            <w:tcW w:type="dxa" w:w="2351"/>
+            <w:shd w:val="clear" w:color="auto" w:fill="EEF3F9"/>
+          </w:tcPr>
+          <w:p>
+            <w:r>
+              <w:rPr>
+                <w:b/>
+                <w:sz w:val="18"/>
+              </w:rPr>
+              <w:t>4</w:t>
+            </w:r>
+          </w:p>
+        </w:tc>
+        <w:tc>
+          <w:tcPr>
+            <w:tcW w:type="dxa" w:w="2351"/>
+            <w:shd w:val="clear" w:color="auto" w:fill="EEF3F9"/>
+          </w:tcPr>
+          <w:p>
+            <w:r>
+              <w:rPr>
+                <w:sz w:val="18"/>
+              </w:rPr>
+              <w:t>GMP, spinning, clinker, recycling, refinery all capital-intensive; 2025 liquidity tightening crowds out credit</w:t>
+            </w:r>
+          </w:p>
+        </w:tc>
+      </w:tr>
+      <w:tr>
+        <w:tc>
+          <w:tcPr>
+            <w:tcW w:type="dxa" w:w="2351"/>
+            <w:shd w:val="clear" w:color="auto" w:fill="FFFFFF"/>
+          </w:tcPr>
+          <w:p>
+            <w:r>
+              <w:rPr>
+                <w:sz w:val="18"/>
+              </w:rPr>
+              <w:t>4</w:t>
+            </w:r>
+          </w:p>
+        </w:tc>
+        <w:tc>
+          <w:tcPr>
+            <w:tcW w:type="dxa" w:w="2351"/>
+            <w:shd w:val="clear" w:color="auto" w:fill="FFFFFF"/>
+          </w:tcPr>
+          <w:p>
+            <w:r>
+              <w:rPr>
+                <w:sz w:val="18"/>
+              </w:rPr>
+              <w:t>Energy cost &amp; reliability</w:t>
+            </w:r>
+          </w:p>
+        </w:tc>
+        <w:tc>
+          <w:tcPr>
+            <w:tcW w:type="dxa" w:w="2351"/>
+            <w:shd w:val="clear" w:color="auto" w:fill="FFFFFF"/>
+          </w:tcPr>
+          <w:p>
+            <w:r>
+              <w:rPr>
+                <w:b/>
+                <w:sz w:val="18"/>
+              </w:rPr>
+              <w:t>4</w:t>
+            </w:r>
+          </w:p>
+        </w:tc>
+        <w:tc>
+          <w:tcPr>
+            <w:tcW w:type="dxa" w:w="2351"/>
+            <w:shd w:val="clear" w:color="auto" w:fill="FFFFFF"/>
+          </w:tcPr>
+          <w:p>
+            <w:r>
+              <w:rPr>
+                <w:sz w:val="18"/>
+              </w:rPr>
+              <w:t>Cement/clinker, textiles wet-processing, petrochemicals energy-intensive</w:t>
+            </w:r>
+          </w:p>
+        </w:tc>
+      </w:tr>
+      <w:tr>
+        <w:tc>
+          <w:tcPr>
+            <w:tcW w:type="dxa" w:w="2351"/>
+            <w:shd w:val="clear" w:color="auto" w:fill="EEF3F9"/>
+          </w:tcPr>
+          <w:p>
+            <w:r>
+              <w:rPr>
+                <w:sz w:val="18"/>
+              </w:rPr>
+              <w:t>5</w:t>
+            </w:r>
+          </w:p>
+        </w:tc>
+        <w:tc>
+          <w:tcPr>
+            <w:tcW w:type="dxa" w:w="2351"/>
+            <w:shd w:val="clear" w:color="auto" w:fill="EEF3F9"/>
+          </w:tcPr>
+          <w:p>
+            <w:r>
+              <w:rPr>
+                <w:sz w:val="18"/>
+              </w:rPr>
+              <w:t>Skills</w:t>
+            </w:r>
+          </w:p>
+        </w:tc>
+        <w:tc>
+          <w:tcPr>
+            <w:tcW w:type="dxa" w:w="2351"/>
+            <w:shd w:val="clear" w:color="auto" w:fill="EEF3F9"/>
+          </w:tcPr>
+          <w:p>
+            <w:r>
+              <w:rPr>
+                <w:b/>
+                <w:sz w:val="18"/>
+              </w:rPr>
+              <w:t>3</w:t>
+            </w:r>
+          </w:p>
+        </w:tc>
+        <w:tc>
+          <w:tcPr>
+            <w:tcW w:type="dxa" w:w="2351"/>
+            <w:shd w:val="clear" w:color="auto" w:fill="EEF3F9"/>
+          </w:tcPr>
+          <w:p>
+            <w:r>
+              <w:rPr>
+                <w:sz w:val="18"/>
+              </w:rPr>
+              <w:t>~68% of manufacturers cannot find required technical skills (UMA)</w:t>
+            </w:r>
+          </w:p>
+        </w:tc>
+      </w:tr>
+      <w:tr>
+        <w:tc>
+          <w:tcPr>
+            <w:tcW w:type="dxa" w:w="2351"/>
+            <w:shd w:val="clear" w:color="auto" w:fill="FFFFFF"/>
+          </w:tcPr>
+          <w:p>
+            <w:r>
+              <w:rPr>
+                <w:sz w:val="18"/>
+              </w:rPr>
+              <w:t>6</w:t>
+            </w:r>
+          </w:p>
+        </w:tc>
+        <w:tc>
+          <w:tcPr>
+            <w:tcW w:type="dxa" w:w="2351"/>
+            <w:shd w:val="clear" w:color="auto" w:fill="FFFFFF"/>
+          </w:tcPr>
+          <w:p>
+            <w:r>
+              <w:rPr>
+                <w:sz w:val="18"/>
+              </w:rPr>
+              <w:t>Logistics / landlocked penalty</w:t>
+            </w:r>
+          </w:p>
+        </w:tc>
+        <w:tc>
+          <w:tcPr>
+            <w:tcW w:type="dxa" w:w="2351"/>
+            <w:shd w:val="clear" w:color="auto" w:fill="FFFFFF"/>
+          </w:tcPr>
+          <w:p>
+            <w:r>
+              <w:rPr>
+                <w:b/>
+                <w:sz w:val="18"/>
+              </w:rPr>
+              <w:t>3</w:t>
+            </w:r>
+          </w:p>
+        </w:tc>
+        <w:tc>
+          <w:tcPr>
+            <w:tcW w:type="dxa" w:w="2351"/>
+            <w:shd w:val="clear" w:color="auto" w:fill="FFFFFF"/>
+          </w:tcPr>
+          <w:p>
+            <w:r>
+              <w:rPr>
+                <w:sz w:val="18"/>
+              </w:rPr>
+              <w:t>~USD 827m/yr; ~18–20% of sale price on inputs and exports</w:t>
+            </w:r>
+          </w:p>
+        </w:tc>
+      </w:tr>
+    </w:tbl>
+    <w:p/>
+    <w:p>
+      <w:r>
+        <w:t>Narrative on each:</w:t>
+      </w:r>
+    </w:p>
+    <w:p>
+      <w:r>
         <w:rPr>
           <w:b/>
         </w:rPr>
@@ -27281,6 +27737,82 @@
       </w:r>
       <w:r>
         <w:t xml:space="preserve"> (recycling, blending, conversion) so that domestic resin and chemicals have ready demand when the refinery comes online (~2029–30).</w:t>
+      </w:r>
+    </w:p>
+    <w:p>
+      <w:pPr>
+        <w:pStyle w:val="Heading3"/>
+      </w:pPr>
+      <w:r>
+        <w:t>H. Green industrialisation as a competitiveness strategy</w:t>
+      </w:r>
+    </w:p>
+    <w:p>
+      <w:r>
+        <w:t xml:space="preserve">Across the six chains, treat sustainability as a market-access and cost advantage: </w:t>
+      </w:r>
+      <w:r>
+        <w:rPr>
+          <w:b/>
+        </w:rPr>
+        <w:t>organic/traceable cotton and clean wet-processing</w:t>
+      </w:r>
+      <w:r>
+        <w:t xml:space="preserve"> (textiles), </w:t>
+      </w:r>
+      <w:r>
+        <w:rPr>
+          <w:b/>
+        </w:rPr>
+        <w:t>green-ammonia fertilizer and phosphogypsum reuse</w:t>
+      </w:r>
+      <w:r>
+        <w:t xml:space="preserve"> (fertilizers), </w:t>
+      </w:r>
+      <w:r>
+        <w:rPr>
+          <w:b/>
+        </w:rPr>
+        <w:t>ethanol and bagasse co-generation</w:t>
+      </w:r>
+      <w:r>
+        <w:t xml:space="preserve"> (sugar), </w:t>
+      </w:r>
+      <w:r>
+        <w:rPr>
+          <w:b/>
+        </w:rPr>
+        <w:t>plastics circularity/EPR</w:t>
+      </w:r>
+      <w:r>
+        <w:t xml:space="preserve"> (packaging), </w:t>
+      </w:r>
+      <w:r>
+        <w:rPr>
+          <w:b/>
+        </w:rPr>
+        <w:t>alternative-fuel kilns and clinker substitution with slag/phosphogypsum</w:t>
+      </w:r>
+      <w:r>
+        <w:t xml:space="preserve"> (cement), and </w:t>
+      </w:r>
+      <w:r>
+        <w:rPr>
+          <w:b/>
+        </w:rPr>
+        <w:t>efficient GMP utilities</w:t>
+      </w:r>
+      <w:r>
+        <w:t xml:space="preserve"> (pharma). Many of these are </w:t>
+      </w:r>
+      <w:r>
+        <w:rPr>
+          <w:i/>
+        </w:rPr>
+        <w:t>cheaper</w:t>
+      </w:r>
+      <w:r>
+        <w:t xml:space="preserve"> as well as cleaner, and they pre-empt carbon-border measures while opening green-procurement and export markets — a cross-chain circular system in which one chain's by-product is another's input.</w:t>
       </w:r>
     </w:p>
     <w:p>
@@ -27616,6 +28148,20 @@
       </w:r>
     </w:p>
     <w:p>
+      <w:pPr>
+        <w:pStyle w:val="ListNumber"/>
+      </w:pPr>
+      <w:r>
+        <w:rPr>
+          <w:b/>
+        </w:rPr>
+        <w:t>Pursue green industrialisation as a competitiveness strategy</w:t>
+      </w:r>
+      <w:r>
+        <w:t xml:space="preserve"> (organic cotton, green ammonia, ethanol/co-gen, plastics circularity, low-carbon cement, efficient GMP).</w:t>
+      </w:r>
+    </w:p>
+    <w:p>
       <w:r>
         <w:t>Together these convert Uganda's agricultural base, established sugar/cement industries, proven pharmaceutical capability, and emerging oil sector into a value-adding, import-substituting industrial system.</w:t>
       </w:r>
@@ -27704,6 +28250,62 @@
           <w:b/>
         </w:rPr>
         <w:t>priority products only</w:t>
+      </w:r>
+      <w:r>
+        <w:t>.</w:t>
+      </w:r>
+    </w:p>
+    <w:p>
+      <w:r>
+        <w:rPr>
+          <w:b/>
+        </w:rPr>
+        <w:t>Tenfold framing and the three-criteria screen.</w:t>
+      </w:r>
+      <w:r>
+        <w:t xml:space="preserve"> Every investment here is selected for its contribution to the </w:t>
+      </w:r>
+      <w:r>
+        <w:rPr>
+          <w:b/>
+        </w:rPr>
+        <w:t>Tenfold Growth Strategy</w:t>
+      </w:r>
+      <w:r>
+        <w:t xml:space="preserve">, and each is screened on three criteria </w:t>
+      </w:r>
+      <w:r>
+        <w:rPr>
+          <w:i/>
+        </w:rPr>
+        <w:t>simultaneously</w:t>
+      </w:r>
+      <w:r>
+        <w:t xml:space="preserve"> (Section 11.2): </w:t>
+      </w:r>
+      <w:r>
+        <w:rPr>
+          <w:b/>
+        </w:rPr>
+        <w:t>(1) strategic alignment to tenfold growth</w:t>
+      </w:r>
+      <w:r>
+        <w:t xml:space="preserve">, </w:t>
+      </w:r>
+      <w:r>
+        <w:rPr>
+          <w:b/>
+        </w:rPr>
+        <w:t>(2) a quick-win element</w:t>
+      </w:r>
+      <w:r>
+        <w:t xml:space="preserve">, and </w:t>
+      </w:r>
+      <w:r>
+        <w:rPr>
+          <w:b/>
+        </w:rPr>
+        <w:t>(3) a green/sustainability dimension</w:t>
       </w:r>
       <w:r>
         <w:t>.</w:t>
@@ -28541,539 +29143,14 @@
       </w:r>
     </w:p>
     <w:p>
-      <w:pPr>
-        <w:pStyle w:val="Heading2"/>
-      </w:pPr>
-      <w:r>
-        <w:t>11.3 Project Profiles (Priority Products Only)</w:t>
-      </w:r>
-    </w:p>
-    <w:p>
-      <w:pPr>
-        <w:pStyle w:val="Heading3"/>
-      </w:pPr>
-      <w:r>
-        <w:t>Profile 1 — Spinning/Weaving + Garment Capacity (Textiles)</w:t>
-      </w:r>
-    </w:p>
-    <w:p>
-      <w:pPr>
-        <w:pStyle w:val="ListBullet"/>
-      </w:pPr>
       <w:r>
         <w:rPr>
           <w:b/>
         </w:rPr>
-        <w:t>Business case:</w:t>
-      </w:r>
-      <w:r>
-        <w:t xml:space="preserve"> ~90% of cotton lint is exported raw (~USD 11.3m, 2024); domestic processing captures the value gap to yarn, fabric, and garments. Institutional uniform and regional apparel demand anchor sales.</w:t>
-      </w:r>
-    </w:p>
-    <w:p>
-      <w:pPr>
-        <w:pStyle w:val="ListBullet"/>
-      </w:pPr>
-      <w:r>
-        <w:rPr>
-          <w:b/>
-        </w:rPr>
-        <w:t>Anchors:</w:t>
-      </w:r>
-      <w:r>
-        <w:t xml:space="preserve"> Southern Range Nyanza (Nytil), Fine Spinners, Lira spinning facility.</w:t>
-      </w:r>
-    </w:p>
-    <w:p>
-      <w:pPr>
-        <w:pStyle w:val="ListBullet"/>
-      </w:pPr>
-      <w:r>
-        <w:rPr>
-          <w:b/>
-        </w:rPr>
-        <w:t>Modality:</w:t>
-      </w:r>
-      <w:r>
-        <w:t xml:space="preserve"> Private-led + PPP (wet-processing/effluent infrastructure). </w:t>
-      </w:r>
-      <w:r>
-        <w:rPr>
-          <w:b/>
-        </w:rPr>
-        <w:t>Indicative CAPEX:</w:t>
-      </w:r>
-      <w:r>
-        <w:t xml:space="preserve"> USD 100–250m. </w:t>
-      </w:r>
-      <w:r>
-        <w:rPr>
-          <w:b/>
-        </w:rPr>
-        <w:t>Key risk:</w:t>
-      </w:r>
-      <w:r>
-        <w:t xml:space="preserve"> cotton supply volatility, wet-processing/effluent. </w:t>
-      </w:r>
-      <w:r>
-        <w:rPr>
-          <w:b/>
-        </w:rPr>
-        <w:t>Mitigation:</w:t>
-      </w:r>
-      <w:r>
-        <w:t xml:space="preserve"> agronomy programme, shared effluent treatment.</w:t>
-      </w:r>
-    </w:p>
-    <w:p>
-      <w:pPr>
-        <w:pStyle w:val="Heading3"/>
-      </w:pPr>
-      <w:r>
-        <w:t>Profile 2 — GMP Essential-Generics Expansion (Pharmaceuticals)</w:t>
-      </w:r>
-    </w:p>
-    <w:p>
-      <w:pPr>
-        <w:pStyle w:val="ListBullet"/>
-      </w:pPr>
-      <w:r>
-        <w:rPr>
-          <w:b/>
-        </w:rPr>
-        <w:t>Business case:</w:t>
-      </w:r>
-      <w:r>
-        <w:t xml:space="preserve"> ~90% of medicines imported; medicaments imports USD 263.4m (2024). Expanding WHO-GMP generics (ARVs, antimalarials, anti-TB, NCD) substitutes imports and serves donor/regional markets.</w:t>
-      </w:r>
-    </w:p>
-    <w:p>
-      <w:pPr>
-        <w:pStyle w:val="ListBullet"/>
-      </w:pPr>
-      <w:r>
-        <w:rPr>
-          <w:b/>
-        </w:rPr>
-        <w:t>Anchor:</w:t>
-      </w:r>
-      <w:r>
-        <w:t xml:space="preserve"> Cipla QCIL (~1.2bn tablets/yr) and other GMP firms.</w:t>
-      </w:r>
-    </w:p>
-    <w:p>
-      <w:pPr>
-        <w:pStyle w:val="ListBullet"/>
-      </w:pPr>
-      <w:r>
-        <w:rPr>
-          <w:b/>
-        </w:rPr>
-        <w:t>Modality:</w:t>
-      </w:r>
-      <w:r>
-        <w:t xml:space="preserve"> Private-led + PPP (GMP-upgrade fund). </w:t>
-      </w:r>
-      <w:r>
-        <w:rPr>
-          <w:b/>
-        </w:rPr>
-        <w:t>Indicative CAPEX:</w:t>
-      </w:r>
-      <w:r>
-        <w:t xml:space="preserve"> USD 50–150m. </w:t>
-      </w:r>
-      <w:r>
-        <w:rPr>
-          <w:b/>
-        </w:rPr>
-        <w:t>Key risk:</w:t>
-      </w:r>
-      <w:r>
-        <w:t xml:space="preserve"> API dependence, regulatory lead time. </w:t>
-      </w:r>
-      <w:r>
-        <w:rPr>
-          <w:b/>
-        </w:rPr>
-        <w:t>Mitigation:</w:t>
-      </w:r>
-      <w:r>
-        <w:t xml:space="preserve"> preferential procurement, prequalification support.</w:t>
-      </w:r>
-    </w:p>
-    <w:p>
-      <w:pPr>
-        <w:pStyle w:val="Heading3"/>
-      </w:pPr>
-      <w:r>
-        <w:t>Profile 3 — Fertilizer Revival/Blending (Petrochem/Fertilizers)</w:t>
-      </w:r>
-    </w:p>
-    <w:p>
-      <w:pPr>
-        <w:pStyle w:val="ListBullet"/>
-      </w:pPr>
-      <w:r>
-        <w:rPr>
-          <w:b/>
-        </w:rPr>
-        <w:t>Business case:</w:t>
-      </w:r>
-      <w:r>
-        <w:t xml:space="preserve"> Demand approaching 1m t vs ~50,000 t imported; phosphate fertilizer imports (HS 3105) USD 32.1m (2024). Reviving/replacing Sukulu and expanding blending serves agricultural productivity.</w:t>
-      </w:r>
-    </w:p>
-    <w:p>
-      <w:pPr>
-        <w:pStyle w:val="ListBullet"/>
-      </w:pPr>
-      <w:r>
-        <w:rPr>
-          <w:b/>
-        </w:rPr>
-        <w:t>Modality:</w:t>
-      </w:r>
-      <w:r>
-        <w:t xml:space="preserve"> PPP / private-led. </w:t>
-      </w:r>
-      <w:r>
-        <w:rPr>
-          <w:b/>
-        </w:rPr>
-        <w:t>Indicative CAPEX:</w:t>
-      </w:r>
-      <w:r>
-        <w:t xml:space="preserve"> USD 100–300m. </w:t>
-      </w:r>
-      <w:r>
-        <w:rPr>
-          <w:b/>
-        </w:rPr>
-        <w:t>Key risk:</w:t>
-      </w:r>
-      <w:r>
-        <w:t xml:space="preserve"> the Sukulu financing collapse precedent. </w:t>
-      </w:r>
-      <w:r>
-        <w:rPr>
-          <w:b/>
-        </w:rPr>
-        <w:t>Mitigation:</w:t>
-      </w:r>
-      <w:r>
-        <w:t xml:space="preserve"> restructure or re-tender; start with blending capacity.</w:t>
-      </w:r>
-    </w:p>
-    <w:p>
-      <w:pPr>
-        <w:pStyle w:val="Heading3"/>
-      </w:pPr>
-      <w:r>
-        <w:t>Profile 4 — Refinery &amp; Petrochemical Park (Petrochem/Fertilizers)</w:t>
-      </w:r>
-    </w:p>
-    <w:p>
-      <w:pPr>
-        <w:pStyle w:val="ListBullet"/>
-      </w:pPr>
-      <w:r>
-        <w:rPr>
-          <w:b/>
-        </w:rPr>
-        <w:t>Business case:</w:t>
-      </w:r>
-      <w:r>
-        <w:t xml:space="preserve"> 60,000 bpd refinery + Kabalega Petrochemical Industrial Park; domestic fuels, polymers (plastics feedstock), and chemical inputs.</w:t>
-      </w:r>
-    </w:p>
-    <w:p>
-      <w:pPr>
-        <w:pStyle w:val="ListBullet"/>
-      </w:pPr>
-      <w:r>
-        <w:rPr>
-          <w:b/>
-        </w:rPr>
-        <w:t>Anchor:</w:t>
-      </w:r>
-      <w:r>
-        <w:t xml:space="preserve"> Alpha MBM implementation agreement, March 2025 (~USD 4bn; Government ~40% via UNOC); operations ~2029–30.</w:t>
-      </w:r>
-    </w:p>
-    <w:p>
-      <w:pPr>
-        <w:pStyle w:val="ListBullet"/>
-      </w:pPr>
-      <w:r>
-        <w:rPr>
-          <w:b/>
-        </w:rPr>
-        <w:t>Modality:</w:t>
-      </w:r>
-      <w:r>
-        <w:t xml:space="preserve"> Investor + UNOC (PPP). </w:t>
-      </w:r>
-      <w:r>
-        <w:rPr>
-          <w:b/>
-        </w:rPr>
-        <w:t>Sequencing note:</w:t>
-      </w:r>
-      <w:r>
-        <w:t xml:space="preserve"> the medium-term enabler for Profiles 3 and 6.</w:t>
-      </w:r>
-    </w:p>
-    <w:p>
-      <w:pPr>
-        <w:pStyle w:val="Heading3"/>
-      </w:pPr>
-      <w:r>
-        <w:t>Profile 5 — Industrial Sugar + Ethanol + Co-generation (Sugar)</w:t>
-      </w:r>
-    </w:p>
-    <w:p>
-      <w:pPr>
-        <w:pStyle w:val="ListBullet"/>
-      </w:pPr>
-      <w:r>
-        <w:rPr>
-          <w:b/>
-        </w:rPr>
-        <w:t>Business case:</w:t>
-      </w:r>
-      <w:r>
-        <w:t xml:space="preserve"> Structural surplus (~822k t output vs ~370k t consumption) plus USD 38.1m industrial-sugar imports; downstream products absorb the surplus into higher value.</w:t>
-      </w:r>
-    </w:p>
-    <w:p>
-      <w:pPr>
-        <w:pStyle w:val="ListBullet"/>
-      </w:pPr>
-      <w:r>
-        <w:rPr>
-          <w:b/>
-        </w:rPr>
-        <w:t>Anchors:</w:t>
-      </w:r>
-      <w:r>
-        <w:t xml:space="preserve"> Kakira, Kinyara, SCOUL, Mayuge.</w:t>
-      </w:r>
-    </w:p>
-    <w:p>
-      <w:pPr>
-        <w:pStyle w:val="ListBullet"/>
-      </w:pPr>
-      <w:r>
-        <w:rPr>
-          <w:b/>
-        </w:rPr>
-        <w:t>Modality:</w:t>
-      </w:r>
-      <w:r>
-        <w:t xml:space="preserve"> Private-led. </w:t>
-      </w:r>
-      <w:r>
-        <w:rPr>
-          <w:b/>
-        </w:rPr>
-        <w:t>Indicative CAPEX:</w:t>
-      </w:r>
-      <w:r>
-        <w:t xml:space="preserve"> USD 50–150m. </w:t>
-      </w:r>
-      <w:r>
-        <w:rPr>
-          <w:b/>
-        </w:rPr>
-        <w:t>High-certainty</w:t>
-      </w:r>
-      <w:r>
-        <w:t xml:space="preserve"> given existing cane and mills.</w:t>
-      </w:r>
-    </w:p>
-    <w:p>
-      <w:pPr>
-        <w:pStyle w:val="Heading3"/>
-      </w:pPr>
-      <w:r>
-        <w:t>Profile 6 — Plastics Recycling + Value-Added Packaging (Plastics)</w:t>
-      </w:r>
-    </w:p>
-    <w:p>
-      <w:pPr>
-        <w:pStyle w:val="ListBullet"/>
-      </w:pPr>
-      <w:r>
-        <w:rPr>
-          <w:b/>
-        </w:rPr>
-        <w:t>Business case:</w:t>
-      </w:r>
-      <w:r>
-        <w:t xml:space="preserve"> ~150,000 t/yr plastics imported; packaging imports (HS 3923) USD 37.1m (2024); 600 t/day waste, &lt;40% collected. Recycling substitutes resin imports; value-added packaging substitutes finished imports; both align with the 2025 circularity policy.</w:t>
-      </w:r>
-    </w:p>
-    <w:p>
-      <w:pPr>
-        <w:pStyle w:val="ListBullet"/>
-      </w:pPr>
-      <w:r>
-        <w:rPr>
-          <w:b/>
-        </w:rPr>
-        <w:t>Modality:</w:t>
-      </w:r>
-      <w:r>
-        <w:t xml:space="preserve"> Private-led (EPR framework). </w:t>
-      </w:r>
-      <w:r>
-        <w:rPr>
-          <w:b/>
-        </w:rPr>
-        <w:t>Indicative CAPEX:</w:t>
-      </w:r>
-      <w:r>
-        <w:t xml:space="preserve"> USD 30–80m. </w:t>
-      </w:r>
-      <w:r>
-        <w:rPr>
-          <w:b/>
-        </w:rPr>
-        <w:t>High alignment</w:t>
-      </w:r>
-      <w:r>
-        <w:t xml:space="preserve"> with policy direction.</w:t>
-      </w:r>
-    </w:p>
-    <w:p>
-      <w:pPr>
-        <w:pStyle w:val="Heading3"/>
-      </w:pPr>
-      <w:r>
-        <w:t>Profile 7 — Clinker Capacity Build-out (Cement)</w:t>
-      </w:r>
-    </w:p>
-    <w:p>
-      <w:pPr>
-        <w:pStyle w:val="ListBullet"/>
-      </w:pPr>
-      <w:r>
-        <w:rPr>
-          <w:b/>
-        </w:rPr>
-        <w:t>Business case:</w:t>
-      </w:r>
-      <w:r>
-        <w:t xml:space="preserve"> &gt;50% of clinker imported; cement/clinker imports (HS 2523) USD 162.2m (2024) against USD 86.0m exports. Domestic clinker closes the gap and secures feedstock for grinders.</w:t>
-      </w:r>
-    </w:p>
-    <w:p>
-      <w:pPr>
-        <w:pStyle w:val="ListBullet"/>
-      </w:pPr>
-      <w:r>
-        <w:rPr>
-          <w:b/>
-        </w:rPr>
-        <w:t>Anchors:</w:t>
-      </w:r>
-      <w:r>
-        <w:t xml:space="preserve"> USD 300m NE plant; West International USD 200m Buikwe plant.</w:t>
-      </w:r>
-    </w:p>
-    <w:p>
-      <w:pPr>
-        <w:pStyle w:val="ListBullet"/>
-      </w:pPr>
-      <w:r>
-        <w:rPr>
-          <w:b/>
-        </w:rPr>
-        <w:t>Modality:</w:t>
-      </w:r>
-      <w:r>
-        <w:t xml:space="preserve"> Private-led. </w:t>
-      </w:r>
-      <w:r>
-        <w:rPr>
-          <w:b/>
-        </w:rPr>
-        <w:t>Indicative CAPEX:</w:t>
-      </w:r>
-      <w:r>
-        <w:t xml:space="preserve"> USD 200–300m+. </w:t>
-      </w:r>
-      <w:r>
-        <w:rPr>
-          <w:b/>
-        </w:rPr>
-        <w:t>Key risk:</w:t>
-      </w:r>
-      <w:r>
-        <w:t xml:space="preserve"> energy cost. </w:t>
-      </w:r>
-      <w:r>
-        <w:rPr>
-          <w:b/>
-        </w:rPr>
-        <w:t>Mitigation:</w:t>
-      </w:r>
-      <w:r>
-        <w:t xml:space="preserve"> energy agreements, alternative fuels.</w:t>
-      </w:r>
-    </w:p>
-    <w:p>
-      <w:pPr>
-        <w:pStyle w:val="Heading3"/>
-      </w:pPr>
-      <w:r>
-        <w:t>Profile 8 — Higher-Value Building Materials (Cement)</w:t>
-      </w:r>
-    </w:p>
-    <w:p>
-      <w:pPr>
-        <w:pStyle w:val="ListBullet"/>
-      </w:pPr>
-      <w:r>
-        <w:rPr>
-          <w:b/>
-        </w:rPr>
-        <w:t>Business case:</w:t>
-      </w:r>
-      <w:r>
-        <w:t xml:space="preserve"> Fibre-cement, tiles, and precast add value and substitute construction-material imports.</w:t>
-      </w:r>
-    </w:p>
-    <w:p>
-      <w:pPr>
-        <w:pStyle w:val="ListBullet"/>
-      </w:pPr>
-      <w:r>
-        <w:rPr>
-          <w:b/>
-        </w:rPr>
-        <w:t>Modality:</w:t>
-      </w:r>
-      <w:r>
-        <w:t xml:space="preserve"> Private-led. </w:t>
-      </w:r>
-      <w:r>
-        <w:rPr>
-          <w:b/>
-        </w:rPr>
-        <w:t>Indicative CAPEX:</w:t>
-      </w:r>
-      <w:r>
-        <w:t xml:space="preserve"> USD 20–60m.</w:t>
-      </w:r>
-    </w:p>
-    <w:p>
-      <w:pPr>
-        <w:pStyle w:val="Heading2"/>
-      </w:pPr>
-      <w:r>
-        <w:t>11.4 Implementation Roadmap</w:t>
+        <w:t>Three-criteria screen (#13).</w:t>
+      </w:r>
+      <w:r>
+        <w:t xml:space="preserve"> Each investment is strategic, carries a quick-win element, and has a green dimension:</w:t>
       </w:r>
     </w:p>
     <w:tbl>
@@ -29103,7 +29180,7 @@
                 <w:color w:val="FFFFFF"/>
                 <w:sz w:val="18"/>
               </w:rPr>
-              <w:t>Horizon</w:t>
+              <w:t>#</w:t>
             </w:r>
           </w:p>
         </w:tc>
@@ -29119,7 +29196,7 @@
                 <w:color w:val="FFFFFF"/>
                 <w:sz w:val="18"/>
               </w:rPr>
-              <w:t>Agro-processing (Textiles, Sugar)</w:t>
+              <w:t>Investment</w:t>
             </w:r>
           </w:p>
         </w:tc>
@@ -29135,7 +29212,7 @@
                 <w:color w:val="FFFFFF"/>
                 <w:sz w:val="18"/>
               </w:rPr>
-              <w:t>Health &amp; Inputs (Pharma, Fertilizer)</w:t>
+              <w:t>Strategic (tenfold)</w:t>
             </w:r>
           </w:p>
         </w:tc>
@@ -29151,7 +29228,7 @@
                 <w:color w:val="FFFFFF"/>
                 <w:sz w:val="18"/>
               </w:rPr>
-              <w:t>Construction-linked (Cement, Plastics)</w:t>
+              <w:t>Quick-win element</w:t>
             </w:r>
           </w:p>
         </w:tc>
@@ -29167,7 +29244,7 @@
                 <w:color w:val="FFFFFF"/>
                 <w:sz w:val="18"/>
               </w:rPr>
-              <w:t>Petrochemicals</w:t>
+              <w:t>Green dimension</w:t>
             </w:r>
           </w:p>
         </w:tc>
@@ -29181,10 +29258,9 @@
           <w:p>
             <w:r>
               <w:rPr>
-                <w:b/>
-                <w:sz w:val="18"/>
-              </w:rPr>
-              <w:t>Year 1 (quick wins)</w:t>
+                <w:sz w:val="18"/>
+              </w:rPr>
+              <w:t>1</w:t>
             </w:r>
           </w:p>
         </w:tc>
@@ -29198,7 +29274,7 @@
               <w:rPr>
                 <w:sz w:val="18"/>
               </w:rPr>
-              <w:t>Uniform procurement; cotton agronomy; sugar licensing discipline + ethanol mandate</w:t>
+              <w:t>Spinning/weaving + garments</w:t>
             </w:r>
           </w:p>
         </w:tc>
@@ -29212,7 +29288,7 @@
               <w:rPr>
                 <w:sz w:val="18"/>
               </w:rPr>
-              <w:t>National Medical Stores (NMS)/JMS local-medicine procurement; resolve Sukulu; fertilizer quality enforcement</w:t>
+              <w:t>Agro-industrial flagship; jobs at scale</w:t>
             </w:r>
           </w:p>
         </w:tc>
@@ -29226,7 +29302,7 @@
               <w:rPr>
                 <w:sz w:val="18"/>
               </w:rPr>
-              <w:t>UNBS enforcement; support new clinker plants; phased single-use-bag rules</w:t>
+              <w:t>Expand Nytil/Fine Spinners/Lira; uniform procurement</w:t>
             </w:r>
           </w:p>
         </w:tc>
@@ -29240,7 +29316,7 @@
               <w:rPr>
                 <w:sz w:val="18"/>
               </w:rPr>
-              <w:t>Park readiness planning</w:t>
+              <w:t>Organic cotton; closed-loop wet-processing</w:t>
             </w:r>
           </w:p>
         </w:tc>
@@ -29254,10 +29330,9 @@
           <w:p>
             <w:r>
               <w:rPr>
-                <w:b/>
-                <w:sz w:val="18"/>
-              </w:rPr>
-              <w:t>Years 2–3 (reforms + first capital)</w:t>
+                <w:sz w:val="18"/>
+              </w:rPr>
+              <w:t>2</w:t>
             </w:r>
           </w:p>
         </w:tc>
@@ -29271,7 +29346,7 @@
               <w:rPr>
                 <w:sz w:val="18"/>
               </w:rPr>
-              <w:t>Wet-processing/effluent infra; textile &amp; food-tech skills</w:t>
+              <w:t>GMP essential generics</w:t>
             </w:r>
           </w:p>
         </w:tc>
@@ -29285,7 +29360,7 @@
               <w:rPr>
                 <w:sz w:val="18"/>
               </w:rPr>
-              <w:t>GMP-upgrade fund; fertilizer strategy/subsidy</w:t>
+              <w:t>Health security + skilled jobs</w:t>
             </w:r>
           </w:p>
         </w:tc>
@@ -29299,7 +29374,7 @@
               <w:rPr>
                 <w:sz w:val="18"/>
               </w:rPr>
-              <w:t>EPR &amp; recycling framework; energy agreements for clinker</w:t>
+              <w:t>Preferential NMS/JMS procurement fills capacity</w:t>
             </w:r>
           </w:p>
         </w:tc>
@@ -29313,7 +29388,7 @@
               <w:rPr>
                 <w:sz w:val="18"/>
               </w:rPr>
-              <w:t>Downstream linkage prep</w:t>
+              <w:t>Solar/efficient GMP utilities</w:t>
             </w:r>
           </w:p>
         </w:tc>
@@ -29327,10 +29402,9 @@
           <w:p>
             <w:r>
               <w:rPr>
-                <w:b/>
-                <w:sz w:val="18"/>
-              </w:rPr>
-              <w:t>Years 4–5 (major investment)</w:t>
+                <w:sz w:val="18"/>
+              </w:rPr>
+              <w:t>3</w:t>
             </w:r>
           </w:p>
         </w:tc>
@@ -29344,7 +29418,7 @@
               <w:rPr>
                 <w:sz w:val="18"/>
               </w:rPr>
-              <w:t>Spinning/weaving + garment park; industrial sugar/ethanol/co-gen</w:t>
+              <w:t>Fertilizer revival/blending</w:t>
             </w:r>
           </w:p>
         </w:tc>
@@ -29358,7 +29432,7 @@
               <w:rPr>
                 <w:sz w:val="18"/>
               </w:rPr>
-              <w:t>GMP generics expansion; phosphate/blending capacity</w:t>
+              <w:t>Farm productivity (agro pillar)</w:t>
             </w:r>
           </w:p>
         </w:tc>
@@ -29372,7 +29446,7 @@
               <w:rPr>
                 <w:sz w:val="18"/>
               </w:rPr>
-              <w:t>Clinker build-out; recycling &amp; packaging; building materials</w:t>
+              <w:t>Expand blending now; restructure Sukulu</w:t>
             </w:r>
           </w:p>
         </w:tc>
@@ -29386,7 +29460,367 @@
               <w:rPr>
                 <w:sz w:val="18"/>
               </w:rPr>
-              <w:t>Refinery + petrochemical park commissioning</w:t>
+              <w:t>Green-ammonia route; phosphogypsum reuse</w:t>
+            </w:r>
+          </w:p>
+        </w:tc>
+      </w:tr>
+      <w:tr>
+        <w:tc>
+          <w:tcPr>
+            <w:tcW w:type="dxa" w:w="1881"/>
+            <w:shd w:val="clear" w:color="auto" w:fill="FFFFFF"/>
+          </w:tcPr>
+          <w:p>
+            <w:r>
+              <w:rPr>
+                <w:sz w:val="18"/>
+              </w:rPr>
+              <w:t>4</w:t>
+            </w:r>
+          </w:p>
+        </w:tc>
+        <w:tc>
+          <w:tcPr>
+            <w:tcW w:type="dxa" w:w="1881"/>
+            <w:shd w:val="clear" w:color="auto" w:fill="FFFFFF"/>
+          </w:tcPr>
+          <w:p>
+            <w:r>
+              <w:rPr>
+                <w:sz w:val="18"/>
+              </w:rPr>
+              <w:t>Refinery &amp; petrochemical park</w:t>
+            </w:r>
+          </w:p>
+        </w:tc>
+        <w:tc>
+          <w:tcPr>
+            <w:tcW w:type="dxa" w:w="1881"/>
+            <w:shd w:val="clear" w:color="auto" w:fill="FFFFFF"/>
+          </w:tcPr>
+          <w:p>
+            <w:r>
+              <w:rPr>
+                <w:sz w:val="18"/>
+              </w:rPr>
+              <w:t>Minerals/energy pillar; feedstock anchor</w:t>
+            </w:r>
+          </w:p>
+        </w:tc>
+        <w:tc>
+          <w:tcPr>
+            <w:tcW w:type="dxa" w:w="1881"/>
+            <w:shd w:val="clear" w:color="auto" w:fill="FFFFFF"/>
+          </w:tcPr>
+          <w:p>
+            <w:r>
+              <w:rPr>
+                <w:sz w:val="18"/>
+              </w:rPr>
+              <w:t>Park readiness pre-2029</w:t>
+            </w:r>
+          </w:p>
+        </w:tc>
+        <w:tc>
+          <w:tcPr>
+            <w:tcW w:type="dxa" w:w="1881"/>
+            <w:shd w:val="clear" w:color="auto" w:fill="FFFFFF"/>
+          </w:tcPr>
+          <w:p>
+            <w:r>
+              <w:rPr>
+                <w:sz w:val="18"/>
+              </w:rPr>
+              <w:t>Gas capture; emissions control</w:t>
+            </w:r>
+          </w:p>
+        </w:tc>
+      </w:tr>
+      <w:tr>
+        <w:tc>
+          <w:tcPr>
+            <w:tcW w:type="dxa" w:w="1881"/>
+            <w:shd w:val="clear" w:color="auto" w:fill="EEF3F9"/>
+          </w:tcPr>
+          <w:p>
+            <w:r>
+              <w:rPr>
+                <w:sz w:val="18"/>
+              </w:rPr>
+              <w:t>5</w:t>
+            </w:r>
+          </w:p>
+        </w:tc>
+        <w:tc>
+          <w:tcPr>
+            <w:tcW w:type="dxa" w:w="1881"/>
+            <w:shd w:val="clear" w:color="auto" w:fill="EEF3F9"/>
+          </w:tcPr>
+          <w:p>
+            <w:r>
+              <w:rPr>
+                <w:sz w:val="18"/>
+              </w:rPr>
+              <w:t>Industrial sugar + ethanol + co-gen</w:t>
+            </w:r>
+          </w:p>
+        </w:tc>
+        <w:tc>
+          <w:tcPr>
+            <w:tcW w:type="dxa" w:w="1881"/>
+            <w:shd w:val="clear" w:color="auto" w:fill="EEF3F9"/>
+          </w:tcPr>
+          <w:p>
+            <w:r>
+              <w:rPr>
+                <w:sz w:val="18"/>
+              </w:rPr>
+              <w:t>Surplus → higher value</w:t>
+            </w:r>
+          </w:p>
+        </w:tc>
+        <w:tc>
+          <w:tcPr>
+            <w:tcW w:type="dxa" w:w="1881"/>
+            <w:shd w:val="clear" w:color="auto" w:fill="EEF3F9"/>
+          </w:tcPr>
+          <w:p>
+            <w:r>
+              <w:rPr>
+                <w:sz w:val="18"/>
+              </w:rPr>
+              <w:t>Ethanol mandate; build on existing mills</w:t>
+            </w:r>
+          </w:p>
+        </w:tc>
+        <w:tc>
+          <w:tcPr>
+            <w:tcW w:type="dxa" w:w="1881"/>
+            <w:shd w:val="clear" w:color="auto" w:fill="EEF3F9"/>
+          </w:tcPr>
+          <w:p>
+            <w:r>
+              <w:rPr>
+                <w:sz w:val="18"/>
+              </w:rPr>
+              <w:t>Biofuel; bagasse renewable power; vinasse biogas</w:t>
+            </w:r>
+          </w:p>
+        </w:tc>
+      </w:tr>
+      <w:tr>
+        <w:tc>
+          <w:tcPr>
+            <w:tcW w:type="dxa" w:w="1881"/>
+            <w:shd w:val="clear" w:color="auto" w:fill="FFFFFF"/>
+          </w:tcPr>
+          <w:p>
+            <w:r>
+              <w:rPr>
+                <w:sz w:val="18"/>
+              </w:rPr>
+              <w:t>6</w:t>
+            </w:r>
+          </w:p>
+        </w:tc>
+        <w:tc>
+          <w:tcPr>
+            <w:tcW w:type="dxa" w:w="1881"/>
+            <w:shd w:val="clear" w:color="auto" w:fill="FFFFFF"/>
+          </w:tcPr>
+          <w:p>
+            <w:r>
+              <w:rPr>
+                <w:sz w:val="18"/>
+              </w:rPr>
+              <w:t>Plastics recycling + packaging</w:t>
+            </w:r>
+          </w:p>
+        </w:tc>
+        <w:tc>
+          <w:tcPr>
+            <w:tcW w:type="dxa" w:w="1881"/>
+            <w:shd w:val="clear" w:color="auto" w:fill="FFFFFF"/>
+          </w:tcPr>
+          <w:p>
+            <w:r>
+              <w:rPr>
+                <w:sz w:val="18"/>
+              </w:rPr>
+              <w:t>Circular feedstock; enables all chains</w:t>
+            </w:r>
+          </w:p>
+        </w:tc>
+        <w:tc>
+          <w:tcPr>
+            <w:tcW w:type="dxa" w:w="1881"/>
+            <w:shd w:val="clear" w:color="auto" w:fill="FFFFFF"/>
+          </w:tcPr>
+          <w:p>
+            <w:r>
+              <w:rPr>
+                <w:sz w:val="18"/>
+              </w:rPr>
+              <w:t>Build on existing recyclers + EPR</w:t>
+            </w:r>
+          </w:p>
+        </w:tc>
+        <w:tc>
+          <w:tcPr>
+            <w:tcW w:type="dxa" w:w="1881"/>
+            <w:shd w:val="clear" w:color="auto" w:fill="FFFFFF"/>
+          </w:tcPr>
+          <w:p>
+            <w:r>
+              <w:rPr>
+                <w:sz w:val="18"/>
+              </w:rPr>
+              <w:t>Recycling is the green flagship</w:t>
+            </w:r>
+          </w:p>
+        </w:tc>
+      </w:tr>
+      <w:tr>
+        <w:tc>
+          <w:tcPr>
+            <w:tcW w:type="dxa" w:w="1881"/>
+            <w:shd w:val="clear" w:color="auto" w:fill="EEF3F9"/>
+          </w:tcPr>
+          <w:p>
+            <w:r>
+              <w:rPr>
+                <w:sz w:val="18"/>
+              </w:rPr>
+              <w:t>7</w:t>
+            </w:r>
+          </w:p>
+        </w:tc>
+        <w:tc>
+          <w:tcPr>
+            <w:tcW w:type="dxa" w:w="1881"/>
+            <w:shd w:val="clear" w:color="auto" w:fill="EEF3F9"/>
+          </w:tcPr>
+          <w:p>
+            <w:r>
+              <w:rPr>
+                <w:sz w:val="18"/>
+              </w:rPr>
+              <w:t>Clinker capacity</w:t>
+            </w:r>
+          </w:p>
+        </w:tc>
+        <w:tc>
+          <w:tcPr>
+            <w:tcW w:type="dxa" w:w="1881"/>
+            <w:shd w:val="clear" w:color="auto" w:fill="EEF3F9"/>
+          </w:tcPr>
+          <w:p>
+            <w:r>
+              <w:rPr>
+                <w:sz w:val="18"/>
+              </w:rPr>
+              <w:t>Closes &gt;50% import gap</w:t>
+            </w:r>
+          </w:p>
+        </w:tc>
+        <w:tc>
+          <w:tcPr>
+            <w:tcW w:type="dxa" w:w="1881"/>
+            <w:shd w:val="clear" w:color="auto" w:fill="EEF3F9"/>
+          </w:tcPr>
+          <w:p>
+            <w:r>
+              <w:rPr>
+                <w:sz w:val="18"/>
+              </w:rPr>
+              <w:t>Support NE/Buikwe plants underway</w:t>
+            </w:r>
+          </w:p>
+        </w:tc>
+        <w:tc>
+          <w:tcPr>
+            <w:tcW w:type="dxa" w:w="1881"/>
+            <w:shd w:val="clear" w:color="auto" w:fill="EEF3F9"/>
+          </w:tcPr>
+          <w:p>
+            <w:r>
+              <w:rPr>
+                <w:sz w:val="18"/>
+              </w:rPr>
+              <w:t>Alt-fuel kilns; slag/phosphogypsum SCMs</w:t>
+            </w:r>
+          </w:p>
+        </w:tc>
+      </w:tr>
+      <w:tr>
+        <w:tc>
+          <w:tcPr>
+            <w:tcW w:type="dxa" w:w="1881"/>
+            <w:shd w:val="clear" w:color="auto" w:fill="FFFFFF"/>
+          </w:tcPr>
+          <w:p>
+            <w:r>
+              <w:rPr>
+                <w:sz w:val="18"/>
+              </w:rPr>
+              <w:t>8</w:t>
+            </w:r>
+          </w:p>
+        </w:tc>
+        <w:tc>
+          <w:tcPr>
+            <w:tcW w:type="dxa" w:w="1881"/>
+            <w:shd w:val="clear" w:color="auto" w:fill="FFFFFF"/>
+          </w:tcPr>
+          <w:p>
+            <w:r>
+              <w:rPr>
+                <w:sz w:val="18"/>
+              </w:rPr>
+              <w:t>Higher-value building materials</w:t>
+            </w:r>
+          </w:p>
+        </w:tc>
+        <w:tc>
+          <w:tcPr>
+            <w:tcW w:type="dxa" w:w="1881"/>
+            <w:shd w:val="clear" w:color="auto" w:fill="FFFFFF"/>
+          </w:tcPr>
+          <w:p>
+            <w:r>
+              <w:rPr>
+                <w:sz w:val="18"/>
+              </w:rPr>
+              <w:t>Construction value-add</w:t>
+            </w:r>
+          </w:p>
+        </w:tc>
+        <w:tc>
+          <w:tcPr>
+            <w:tcW w:type="dxa" w:w="1881"/>
+            <w:shd w:val="clear" w:color="auto" w:fill="FFFFFF"/>
+          </w:tcPr>
+          <w:p>
+            <w:r>
+              <w:rPr>
+                <w:sz w:val="18"/>
+              </w:rPr>
+              <w:t>Build on existing cement base</w:t>
+            </w:r>
+          </w:p>
+        </w:tc>
+        <w:tc>
+          <w:tcPr>
+            <w:tcW w:type="dxa" w:w="1881"/>
+            <w:shd w:val="clear" w:color="auto" w:fill="FFFFFF"/>
+          </w:tcPr>
+          <w:p>
+            <w:r>
+              <w:rPr>
+                <w:sz w:val="18"/>
+              </w:rPr>
+              <w:t>Blended/low-carbon cement inputs</w:t>
             </w:r>
           </w:p>
         </w:tc>
@@ -29394,21 +29828,874 @@
     </w:tbl>
     <w:p/>
     <w:p>
-      <w:r>
-        <w:rPr>
-          <w:b/>
-        </w:rPr>
-        <w:t>Sequencing principle.</w:t>
-      </w:r>
-      <w:r>
-        <w:t xml:space="preserve"> Quick wins are policy and procurement (low cost, high signal). Years 2–3 build standards, skills, finance, and infrastructure. Years 4–5 are the major capital builds — with the refinery/petrochemical park as the medium-term feedstock anchor that should pull plastics and fertilizer investment into its orbit.</w:t>
-      </w:r>
-    </w:p>
-    <w:p>
       <w:pPr>
         <w:pStyle w:val="Heading2"/>
       </w:pPr>
       <w:r>
+        <w:t>11.3 Project Profiles (Priority Products Only)</w:t>
+      </w:r>
+    </w:p>
+    <w:p>
+      <w:pPr>
+        <w:pStyle w:val="Heading3"/>
+      </w:pPr>
+      <w:r>
+        <w:t>Profile 1 — Spinning/Weaving + Garment Capacity (Textiles)</w:t>
+      </w:r>
+    </w:p>
+    <w:p>
+      <w:pPr>
+        <w:pStyle w:val="ListBullet"/>
+      </w:pPr>
+      <w:r>
+        <w:rPr>
+          <w:b/>
+        </w:rPr>
+        <w:t>Business case:</w:t>
+      </w:r>
+      <w:r>
+        <w:t xml:space="preserve"> ~90% of cotton lint is exported raw (~USD 11.3m, 2024); domestic processing captures the value gap to yarn, fabric, and garments. Institutional uniform and regional apparel demand anchor sales.</w:t>
+      </w:r>
+    </w:p>
+    <w:p>
+      <w:pPr>
+        <w:pStyle w:val="ListBullet"/>
+      </w:pPr>
+      <w:r>
+        <w:rPr>
+          <w:b/>
+        </w:rPr>
+        <w:t>Anchors:</w:t>
+      </w:r>
+      <w:r>
+        <w:t xml:space="preserve"> Southern Range Nyanza (Nytil), Fine Spinners, Lira spinning facility.</w:t>
+      </w:r>
+    </w:p>
+    <w:p>
+      <w:pPr>
+        <w:pStyle w:val="ListBullet"/>
+      </w:pPr>
+      <w:r>
+        <w:rPr>
+          <w:b/>
+        </w:rPr>
+        <w:t>Modality:</w:t>
+      </w:r>
+      <w:r>
+        <w:t xml:space="preserve"> Private-led + PPP (wet-processing/effluent infrastructure). </w:t>
+      </w:r>
+      <w:r>
+        <w:rPr>
+          <w:b/>
+        </w:rPr>
+        <w:t>Indicative CAPEX:</w:t>
+      </w:r>
+      <w:r>
+        <w:t xml:space="preserve"> USD 100–250m. </w:t>
+      </w:r>
+      <w:r>
+        <w:rPr>
+          <w:b/>
+        </w:rPr>
+        <w:t>Key risk:</w:t>
+      </w:r>
+      <w:r>
+        <w:t xml:space="preserve"> cotton supply volatility, wet-processing/effluent. </w:t>
+      </w:r>
+      <w:r>
+        <w:rPr>
+          <w:b/>
+        </w:rPr>
+        <w:t>Mitigation:</w:t>
+      </w:r>
+      <w:r>
+        <w:t xml:space="preserve"> agronomy programme, shared effluent treatment.</w:t>
+      </w:r>
+    </w:p>
+    <w:p>
+      <w:pPr>
+        <w:pStyle w:val="Heading3"/>
+      </w:pPr>
+      <w:r>
+        <w:t>Profile 2 — GMP Essential-Generics Expansion (Pharmaceuticals)</w:t>
+      </w:r>
+    </w:p>
+    <w:p>
+      <w:pPr>
+        <w:pStyle w:val="ListBullet"/>
+      </w:pPr>
+      <w:r>
+        <w:rPr>
+          <w:b/>
+        </w:rPr>
+        <w:t>Business case:</w:t>
+      </w:r>
+      <w:r>
+        <w:t xml:space="preserve"> ~90% of medicines imported; medicaments imports USD 263.4m (2024). Expanding WHO-GMP generics (ARVs, antimalarials, anti-TB, NCD) substitutes imports and serves donor/regional markets.</w:t>
+      </w:r>
+    </w:p>
+    <w:p>
+      <w:pPr>
+        <w:pStyle w:val="ListBullet"/>
+      </w:pPr>
+      <w:r>
+        <w:rPr>
+          <w:b/>
+        </w:rPr>
+        <w:t>Anchor:</w:t>
+      </w:r>
+      <w:r>
+        <w:t xml:space="preserve"> Cipla QCIL (~1.2bn tablets/yr) and other GMP firms.</w:t>
+      </w:r>
+    </w:p>
+    <w:p>
+      <w:pPr>
+        <w:pStyle w:val="ListBullet"/>
+      </w:pPr>
+      <w:r>
+        <w:rPr>
+          <w:b/>
+        </w:rPr>
+        <w:t>Modality:</w:t>
+      </w:r>
+      <w:r>
+        <w:t xml:space="preserve"> Private-led + PPP (GMP-upgrade fund). </w:t>
+      </w:r>
+      <w:r>
+        <w:rPr>
+          <w:b/>
+        </w:rPr>
+        <w:t>Indicative CAPEX:</w:t>
+      </w:r>
+      <w:r>
+        <w:t xml:space="preserve"> USD 50–150m. </w:t>
+      </w:r>
+      <w:r>
+        <w:rPr>
+          <w:b/>
+        </w:rPr>
+        <w:t>Key risk:</w:t>
+      </w:r>
+      <w:r>
+        <w:t xml:space="preserve"> API dependence, regulatory lead time. </w:t>
+      </w:r>
+      <w:r>
+        <w:rPr>
+          <w:b/>
+        </w:rPr>
+        <w:t>Mitigation:</w:t>
+      </w:r>
+      <w:r>
+        <w:t xml:space="preserve"> preferential procurement, prequalification support.</w:t>
+      </w:r>
+    </w:p>
+    <w:p>
+      <w:pPr>
+        <w:pStyle w:val="Heading3"/>
+      </w:pPr>
+      <w:r>
+        <w:t>Profile 3 — Fertilizer Revival/Blending (Petrochem/Fertilizers)</w:t>
+      </w:r>
+    </w:p>
+    <w:p>
+      <w:pPr>
+        <w:pStyle w:val="ListBullet"/>
+      </w:pPr>
+      <w:r>
+        <w:rPr>
+          <w:b/>
+        </w:rPr>
+        <w:t>Business case:</w:t>
+      </w:r>
+      <w:r>
+        <w:t xml:space="preserve"> Demand approaching 1m t vs ~50,000 t imported; phosphate fertilizer imports (HS 3105) USD 32.1m (2024). Reviving/replacing Sukulu and expanding blending serves agricultural productivity.</w:t>
+      </w:r>
+    </w:p>
+    <w:p>
+      <w:pPr>
+        <w:pStyle w:val="ListBullet"/>
+      </w:pPr>
+      <w:r>
+        <w:rPr>
+          <w:b/>
+        </w:rPr>
+        <w:t>Modality:</w:t>
+      </w:r>
+      <w:r>
+        <w:t xml:space="preserve"> PPP / private-led. </w:t>
+      </w:r>
+      <w:r>
+        <w:rPr>
+          <w:b/>
+        </w:rPr>
+        <w:t>Indicative CAPEX:</w:t>
+      </w:r>
+      <w:r>
+        <w:t xml:space="preserve"> USD 100–300m. </w:t>
+      </w:r>
+      <w:r>
+        <w:rPr>
+          <w:b/>
+        </w:rPr>
+        <w:t>Key risk:</w:t>
+      </w:r>
+      <w:r>
+        <w:t xml:space="preserve"> the Sukulu financing collapse precedent. </w:t>
+      </w:r>
+      <w:r>
+        <w:rPr>
+          <w:b/>
+        </w:rPr>
+        <w:t>Mitigation:</w:t>
+      </w:r>
+      <w:r>
+        <w:t xml:space="preserve"> restructure or re-tender; start with blending capacity.</w:t>
+      </w:r>
+    </w:p>
+    <w:p>
+      <w:pPr>
+        <w:pStyle w:val="Heading3"/>
+      </w:pPr>
+      <w:r>
+        <w:t>Profile 4 — Refinery &amp; Petrochemical Park (Petrochem/Fertilizers)</w:t>
+      </w:r>
+    </w:p>
+    <w:p>
+      <w:pPr>
+        <w:pStyle w:val="ListBullet"/>
+      </w:pPr>
+      <w:r>
+        <w:rPr>
+          <w:b/>
+        </w:rPr>
+        <w:t>Business case:</w:t>
+      </w:r>
+      <w:r>
+        <w:t xml:space="preserve"> 60,000 bpd refinery + Kabalega Petrochemical Industrial Park; domestic fuels, polymers (plastics feedstock), and chemical inputs.</w:t>
+      </w:r>
+    </w:p>
+    <w:p>
+      <w:pPr>
+        <w:pStyle w:val="ListBullet"/>
+      </w:pPr>
+      <w:r>
+        <w:rPr>
+          <w:b/>
+        </w:rPr>
+        <w:t>Anchor:</w:t>
+      </w:r>
+      <w:r>
+        <w:t xml:space="preserve"> Alpha MBM implementation agreement, March 2025 (~USD 4bn; Government ~40% via UNOC); operations ~2029–30.</w:t>
+      </w:r>
+    </w:p>
+    <w:p>
+      <w:pPr>
+        <w:pStyle w:val="ListBullet"/>
+      </w:pPr>
+      <w:r>
+        <w:rPr>
+          <w:b/>
+        </w:rPr>
+        <w:t>Modality:</w:t>
+      </w:r>
+      <w:r>
+        <w:t xml:space="preserve"> Investor + UNOC (PPP). </w:t>
+      </w:r>
+      <w:r>
+        <w:rPr>
+          <w:b/>
+        </w:rPr>
+        <w:t>Sequencing note:</w:t>
+      </w:r>
+      <w:r>
+        <w:t xml:space="preserve"> the medium-term enabler for Profiles 3 and 6.</w:t>
+      </w:r>
+    </w:p>
+    <w:p>
+      <w:pPr>
+        <w:pStyle w:val="Heading3"/>
+      </w:pPr>
+      <w:r>
+        <w:t>Profile 5 — Industrial Sugar + Ethanol + Co-generation (Sugar)</w:t>
+      </w:r>
+    </w:p>
+    <w:p>
+      <w:pPr>
+        <w:pStyle w:val="ListBullet"/>
+      </w:pPr>
+      <w:r>
+        <w:rPr>
+          <w:b/>
+        </w:rPr>
+        <w:t>Business case:</w:t>
+      </w:r>
+      <w:r>
+        <w:t xml:space="preserve"> Structural surplus (~822k t output vs ~370k t consumption) plus USD 38.1m industrial-sugar imports; downstream products absorb the surplus into higher value.</w:t>
+      </w:r>
+    </w:p>
+    <w:p>
+      <w:pPr>
+        <w:pStyle w:val="ListBullet"/>
+      </w:pPr>
+      <w:r>
+        <w:rPr>
+          <w:b/>
+        </w:rPr>
+        <w:t>Anchors:</w:t>
+      </w:r>
+      <w:r>
+        <w:t xml:space="preserve"> Kakira, Kinyara, SCOUL, Mayuge.</w:t>
+      </w:r>
+    </w:p>
+    <w:p>
+      <w:pPr>
+        <w:pStyle w:val="ListBullet"/>
+      </w:pPr>
+      <w:r>
+        <w:rPr>
+          <w:b/>
+        </w:rPr>
+        <w:t>Modality:</w:t>
+      </w:r>
+      <w:r>
+        <w:t xml:space="preserve"> Private-led. </w:t>
+      </w:r>
+      <w:r>
+        <w:rPr>
+          <w:b/>
+        </w:rPr>
+        <w:t>Indicative CAPEX:</w:t>
+      </w:r>
+      <w:r>
+        <w:t xml:space="preserve"> USD 50–150m. </w:t>
+      </w:r>
+      <w:r>
+        <w:rPr>
+          <w:b/>
+        </w:rPr>
+        <w:t>High-certainty</w:t>
+      </w:r>
+      <w:r>
+        <w:t xml:space="preserve"> given existing cane and mills.</w:t>
+      </w:r>
+    </w:p>
+    <w:p>
+      <w:pPr>
+        <w:pStyle w:val="Heading3"/>
+      </w:pPr>
+      <w:r>
+        <w:t>Profile 6 — Plastics Recycling + Value-Added Packaging (Plastics)</w:t>
+      </w:r>
+    </w:p>
+    <w:p>
+      <w:pPr>
+        <w:pStyle w:val="ListBullet"/>
+      </w:pPr>
+      <w:r>
+        <w:rPr>
+          <w:b/>
+        </w:rPr>
+        <w:t>Business case:</w:t>
+      </w:r>
+      <w:r>
+        <w:t xml:space="preserve"> ~150,000 t/yr plastics imported; packaging imports (HS 3923) USD 37.1m (2024); 600 t/day waste, &lt;40% collected. Recycling substitutes resin imports; value-added packaging substitutes finished imports; both align with the 2025 circularity policy.</w:t>
+      </w:r>
+    </w:p>
+    <w:p>
+      <w:pPr>
+        <w:pStyle w:val="ListBullet"/>
+      </w:pPr>
+      <w:r>
+        <w:rPr>
+          <w:b/>
+        </w:rPr>
+        <w:t>Modality:</w:t>
+      </w:r>
+      <w:r>
+        <w:t xml:space="preserve"> Private-led (EPR framework). </w:t>
+      </w:r>
+      <w:r>
+        <w:rPr>
+          <w:b/>
+        </w:rPr>
+        <w:t>Indicative CAPEX:</w:t>
+      </w:r>
+      <w:r>
+        <w:t xml:space="preserve"> USD 30–80m. </w:t>
+      </w:r>
+      <w:r>
+        <w:rPr>
+          <w:b/>
+        </w:rPr>
+        <w:t>High alignment</w:t>
+      </w:r>
+      <w:r>
+        <w:t xml:space="preserve"> with policy direction.</w:t>
+      </w:r>
+    </w:p>
+    <w:p>
+      <w:pPr>
+        <w:pStyle w:val="Heading3"/>
+      </w:pPr>
+      <w:r>
+        <w:t>Profile 7 — Clinker Capacity Build-out (Cement)</w:t>
+      </w:r>
+    </w:p>
+    <w:p>
+      <w:pPr>
+        <w:pStyle w:val="ListBullet"/>
+      </w:pPr>
+      <w:r>
+        <w:rPr>
+          <w:b/>
+        </w:rPr>
+        <w:t>Business case:</w:t>
+      </w:r>
+      <w:r>
+        <w:t xml:space="preserve"> &gt;50% of clinker imported; cement/clinker imports (HS 2523) USD 162.2m (2024) against USD 86.0m exports. Domestic clinker closes the gap and secures feedstock for grinders.</w:t>
+      </w:r>
+    </w:p>
+    <w:p>
+      <w:pPr>
+        <w:pStyle w:val="ListBullet"/>
+      </w:pPr>
+      <w:r>
+        <w:rPr>
+          <w:b/>
+        </w:rPr>
+        <w:t>Anchors:</w:t>
+      </w:r>
+      <w:r>
+        <w:t xml:space="preserve"> USD 300m NE plant; West International USD 200m Buikwe plant.</w:t>
+      </w:r>
+    </w:p>
+    <w:p>
+      <w:pPr>
+        <w:pStyle w:val="ListBullet"/>
+      </w:pPr>
+      <w:r>
+        <w:rPr>
+          <w:b/>
+        </w:rPr>
+        <w:t>Modality:</w:t>
+      </w:r>
+      <w:r>
+        <w:t xml:space="preserve"> Private-led. </w:t>
+      </w:r>
+      <w:r>
+        <w:rPr>
+          <w:b/>
+        </w:rPr>
+        <w:t>Indicative CAPEX:</w:t>
+      </w:r>
+      <w:r>
+        <w:t xml:space="preserve"> USD 200–300m+. </w:t>
+      </w:r>
+      <w:r>
+        <w:rPr>
+          <w:b/>
+        </w:rPr>
+        <w:t>Key risk:</w:t>
+      </w:r>
+      <w:r>
+        <w:t xml:space="preserve"> energy cost. </w:t>
+      </w:r>
+      <w:r>
+        <w:rPr>
+          <w:b/>
+        </w:rPr>
+        <w:t>Mitigation:</w:t>
+      </w:r>
+      <w:r>
+        <w:t xml:space="preserve"> energy agreements, alternative fuels.</w:t>
+      </w:r>
+    </w:p>
+    <w:p>
+      <w:pPr>
+        <w:pStyle w:val="Heading3"/>
+      </w:pPr>
+      <w:r>
+        <w:t>Profile 8 — Higher-Value Building Materials (Cement)</w:t>
+      </w:r>
+    </w:p>
+    <w:p>
+      <w:pPr>
+        <w:pStyle w:val="ListBullet"/>
+      </w:pPr>
+      <w:r>
+        <w:rPr>
+          <w:b/>
+        </w:rPr>
+        <w:t>Business case:</w:t>
+      </w:r>
+      <w:r>
+        <w:t xml:space="preserve"> Fibre-cement, tiles, and precast add value and substitute construction-material imports.</w:t>
+      </w:r>
+    </w:p>
+    <w:p>
+      <w:pPr>
+        <w:pStyle w:val="ListBullet"/>
+      </w:pPr>
+      <w:r>
+        <w:rPr>
+          <w:b/>
+        </w:rPr>
+        <w:t>Modality:</w:t>
+      </w:r>
+      <w:r>
+        <w:t xml:space="preserve"> Private-led. </w:t>
+      </w:r>
+      <w:r>
+        <w:rPr>
+          <w:b/>
+        </w:rPr>
+        <w:t>Indicative CAPEX:</w:t>
+      </w:r>
+      <w:r>
+        <w:t xml:space="preserve"> USD 20–60m.</w:t>
+      </w:r>
+    </w:p>
+    <w:p>
+      <w:pPr>
+        <w:pStyle w:val="Heading2"/>
+      </w:pPr>
+      <w:r>
+        <w:t>11.4 Implementation Roadmap</w:t>
+      </w:r>
+    </w:p>
+    <w:tbl>
+      <w:tblPr>
+        <w:tblStyle w:val="TableGrid"/>
+        <w:tblW w:type="auto" w:w="0"/>
+        <w:jc w:val="left"/>
+        <w:tblLook w:firstColumn="1" w:firstRow="1" w:lastColumn="0" w:lastRow="0" w:noHBand="0" w:noVBand="1" w:val="04A0"/>
+      </w:tblPr>
+      <w:tblGrid>
+        <w:gridCol w:w="1881"/>
+        <w:gridCol w:w="1881"/>
+        <w:gridCol w:w="1881"/>
+        <w:gridCol w:w="1881"/>
+        <w:gridCol w:w="1881"/>
+      </w:tblGrid>
+      <w:tr>
+        <w:tc>
+          <w:tcPr>
+            <w:tcW w:type="dxa" w:w="1881"/>
+            <w:shd w:val="clear" w:color="auto" w:fill="002B5B"/>
+          </w:tcPr>
+          <w:p>
+            <w:r>
+              <w:rPr>
+                <w:b/>
+                <w:color w:val="FFFFFF"/>
+                <w:sz w:val="18"/>
+              </w:rPr>
+              <w:t>Horizon</w:t>
+            </w:r>
+          </w:p>
+        </w:tc>
+        <w:tc>
+          <w:tcPr>
+            <w:tcW w:type="dxa" w:w="1881"/>
+            <w:shd w:val="clear" w:color="auto" w:fill="002B5B"/>
+          </w:tcPr>
+          <w:p>
+            <w:r>
+              <w:rPr>
+                <w:b/>
+                <w:color w:val="FFFFFF"/>
+                <w:sz w:val="18"/>
+              </w:rPr>
+              <w:t>Agro-processing (Textiles, Sugar)</w:t>
+            </w:r>
+          </w:p>
+        </w:tc>
+        <w:tc>
+          <w:tcPr>
+            <w:tcW w:type="dxa" w:w="1881"/>
+            <w:shd w:val="clear" w:color="auto" w:fill="002B5B"/>
+          </w:tcPr>
+          <w:p>
+            <w:r>
+              <w:rPr>
+                <w:b/>
+                <w:color w:val="FFFFFF"/>
+                <w:sz w:val="18"/>
+              </w:rPr>
+              <w:t>Health &amp; Inputs (Pharma, Fertilizer)</w:t>
+            </w:r>
+          </w:p>
+        </w:tc>
+        <w:tc>
+          <w:tcPr>
+            <w:tcW w:type="dxa" w:w="1881"/>
+            <w:shd w:val="clear" w:color="auto" w:fill="002B5B"/>
+          </w:tcPr>
+          <w:p>
+            <w:r>
+              <w:rPr>
+                <w:b/>
+                <w:color w:val="FFFFFF"/>
+                <w:sz w:val="18"/>
+              </w:rPr>
+              <w:t>Construction-linked (Cement, Plastics)</w:t>
+            </w:r>
+          </w:p>
+        </w:tc>
+        <w:tc>
+          <w:tcPr>
+            <w:tcW w:type="dxa" w:w="1881"/>
+            <w:shd w:val="clear" w:color="auto" w:fill="002B5B"/>
+          </w:tcPr>
+          <w:p>
+            <w:r>
+              <w:rPr>
+                <w:b/>
+                <w:color w:val="FFFFFF"/>
+                <w:sz w:val="18"/>
+              </w:rPr>
+              <w:t>Petrochemicals</w:t>
+            </w:r>
+          </w:p>
+        </w:tc>
+      </w:tr>
+      <w:tr>
+        <w:tc>
+          <w:tcPr>
+            <w:tcW w:type="dxa" w:w="1881"/>
+            <w:shd w:val="clear" w:color="auto" w:fill="EEF3F9"/>
+          </w:tcPr>
+          <w:p>
+            <w:r>
+              <w:rPr>
+                <w:b/>
+                <w:sz w:val="18"/>
+              </w:rPr>
+              <w:t>Year 1 (quick wins)</w:t>
+            </w:r>
+          </w:p>
+        </w:tc>
+        <w:tc>
+          <w:tcPr>
+            <w:tcW w:type="dxa" w:w="1881"/>
+            <w:shd w:val="clear" w:color="auto" w:fill="EEF3F9"/>
+          </w:tcPr>
+          <w:p>
+            <w:r>
+              <w:rPr>
+                <w:sz w:val="18"/>
+              </w:rPr>
+              <w:t>Uniform procurement; cotton agronomy; sugar licensing discipline + ethanol mandate</w:t>
+            </w:r>
+          </w:p>
+        </w:tc>
+        <w:tc>
+          <w:tcPr>
+            <w:tcW w:type="dxa" w:w="1881"/>
+            <w:shd w:val="clear" w:color="auto" w:fill="EEF3F9"/>
+          </w:tcPr>
+          <w:p>
+            <w:r>
+              <w:rPr>
+                <w:sz w:val="18"/>
+              </w:rPr>
+              <w:t>National Medical Stores (NMS)/JMS local-medicine procurement; resolve Sukulu; fertilizer quality enforcement</w:t>
+            </w:r>
+          </w:p>
+        </w:tc>
+        <w:tc>
+          <w:tcPr>
+            <w:tcW w:type="dxa" w:w="1881"/>
+            <w:shd w:val="clear" w:color="auto" w:fill="EEF3F9"/>
+          </w:tcPr>
+          <w:p>
+            <w:r>
+              <w:rPr>
+                <w:sz w:val="18"/>
+              </w:rPr>
+              <w:t>UNBS enforcement; support new clinker plants; phased single-use-bag rules</w:t>
+            </w:r>
+          </w:p>
+        </w:tc>
+        <w:tc>
+          <w:tcPr>
+            <w:tcW w:type="dxa" w:w="1881"/>
+            <w:shd w:val="clear" w:color="auto" w:fill="EEF3F9"/>
+          </w:tcPr>
+          <w:p>
+            <w:r>
+              <w:rPr>
+                <w:sz w:val="18"/>
+              </w:rPr>
+              <w:t>Park readiness planning</w:t>
+            </w:r>
+          </w:p>
+        </w:tc>
+      </w:tr>
+      <w:tr>
+        <w:tc>
+          <w:tcPr>
+            <w:tcW w:type="dxa" w:w="1881"/>
+            <w:shd w:val="clear" w:color="auto" w:fill="FFFFFF"/>
+          </w:tcPr>
+          <w:p>
+            <w:r>
+              <w:rPr>
+                <w:b/>
+                <w:sz w:val="18"/>
+              </w:rPr>
+              <w:t>Years 2–3 (reforms + first capital)</w:t>
+            </w:r>
+          </w:p>
+        </w:tc>
+        <w:tc>
+          <w:tcPr>
+            <w:tcW w:type="dxa" w:w="1881"/>
+            <w:shd w:val="clear" w:color="auto" w:fill="FFFFFF"/>
+          </w:tcPr>
+          <w:p>
+            <w:r>
+              <w:rPr>
+                <w:sz w:val="18"/>
+              </w:rPr>
+              <w:t>Wet-processing/effluent infra; textile &amp; food-tech skills</w:t>
+            </w:r>
+          </w:p>
+        </w:tc>
+        <w:tc>
+          <w:tcPr>
+            <w:tcW w:type="dxa" w:w="1881"/>
+            <w:shd w:val="clear" w:color="auto" w:fill="FFFFFF"/>
+          </w:tcPr>
+          <w:p>
+            <w:r>
+              <w:rPr>
+                <w:sz w:val="18"/>
+              </w:rPr>
+              <w:t>GMP-upgrade fund; fertilizer strategy/subsidy</w:t>
+            </w:r>
+          </w:p>
+        </w:tc>
+        <w:tc>
+          <w:tcPr>
+            <w:tcW w:type="dxa" w:w="1881"/>
+            <w:shd w:val="clear" w:color="auto" w:fill="FFFFFF"/>
+          </w:tcPr>
+          <w:p>
+            <w:r>
+              <w:rPr>
+                <w:sz w:val="18"/>
+              </w:rPr>
+              <w:t>EPR &amp; recycling framework; energy agreements for clinker</w:t>
+            </w:r>
+          </w:p>
+        </w:tc>
+        <w:tc>
+          <w:tcPr>
+            <w:tcW w:type="dxa" w:w="1881"/>
+            <w:shd w:val="clear" w:color="auto" w:fill="FFFFFF"/>
+          </w:tcPr>
+          <w:p>
+            <w:r>
+              <w:rPr>
+                <w:sz w:val="18"/>
+              </w:rPr>
+              <w:t>Downstream linkage prep</w:t>
+            </w:r>
+          </w:p>
+        </w:tc>
+      </w:tr>
+      <w:tr>
+        <w:tc>
+          <w:tcPr>
+            <w:tcW w:type="dxa" w:w="1881"/>
+            <w:shd w:val="clear" w:color="auto" w:fill="EEF3F9"/>
+          </w:tcPr>
+          <w:p>
+            <w:r>
+              <w:rPr>
+                <w:b/>
+                <w:sz w:val="18"/>
+              </w:rPr>
+              <w:t>Years 4–5 (major investment)</w:t>
+            </w:r>
+          </w:p>
+        </w:tc>
+        <w:tc>
+          <w:tcPr>
+            <w:tcW w:type="dxa" w:w="1881"/>
+            <w:shd w:val="clear" w:color="auto" w:fill="EEF3F9"/>
+          </w:tcPr>
+          <w:p>
+            <w:r>
+              <w:rPr>
+                <w:sz w:val="18"/>
+              </w:rPr>
+              <w:t>Spinning/weaving + garment park; industrial sugar/ethanol/co-gen</w:t>
+            </w:r>
+          </w:p>
+        </w:tc>
+        <w:tc>
+          <w:tcPr>
+            <w:tcW w:type="dxa" w:w="1881"/>
+            <w:shd w:val="clear" w:color="auto" w:fill="EEF3F9"/>
+          </w:tcPr>
+          <w:p>
+            <w:r>
+              <w:rPr>
+                <w:sz w:val="18"/>
+              </w:rPr>
+              <w:t>GMP generics expansion; phosphate/blending capacity</w:t>
+            </w:r>
+          </w:p>
+        </w:tc>
+        <w:tc>
+          <w:tcPr>
+            <w:tcW w:type="dxa" w:w="1881"/>
+            <w:shd w:val="clear" w:color="auto" w:fill="EEF3F9"/>
+          </w:tcPr>
+          <w:p>
+            <w:r>
+              <w:rPr>
+                <w:sz w:val="18"/>
+              </w:rPr>
+              <w:t>Clinker build-out; recycling &amp; packaging; building materials</w:t>
+            </w:r>
+          </w:p>
+        </w:tc>
+        <w:tc>
+          <w:tcPr>
+            <w:tcW w:type="dxa" w:w="1881"/>
+            <w:shd w:val="clear" w:color="auto" w:fill="EEF3F9"/>
+          </w:tcPr>
+          <w:p>
+            <w:r>
+              <w:rPr>
+                <w:sz w:val="18"/>
+              </w:rPr>
+              <w:t>Refinery + petrochemical park commissioning</w:t>
+            </w:r>
+          </w:p>
+        </w:tc>
+      </w:tr>
+    </w:tbl>
+    <w:p/>
+    <w:p>
+      <w:r>
+        <w:rPr>
+          <w:b/>
+        </w:rPr>
+        <w:t>Sequencing principle.</w:t>
+      </w:r>
+      <w:r>
+        <w:t xml:space="preserve"> Quick wins are policy and procurement (low cost, high signal). Years 2–3 build standards, skills, finance, and infrastructure. Years 4–5 are the major capital builds — with the refinery/petrochemical park as the medium-term feedstock anchor that should pull plastics and fertilizer investment into its orbit.</w:t>
+      </w:r>
+    </w:p>
+    <w:p>
+      <w:pPr>
+        <w:pStyle w:val="Heading2"/>
+      </w:pPr>
+      <w:r>
         <w:t>11.5 Indicative Portfolio Total</w:t>
       </w:r>
     </w:p>
@@ -29442,6 +30729,1716 @@
       </w:r>
       <w:r>
         <w:t>. All figures are indicative and require feasibility confirmation.</w:t>
+      </w:r>
+    </w:p>
+    <w:p>
+      <w:r>
+        <w:br w:type="page"/>
+      </w:r>
+    </w:p>
+    <w:p>
+      <w:pPr>
+        <w:pStyle w:val="Heading1"/>
+      </w:pPr>
+      <w:r>
+        <w:t>Annex A: Value Chain Status Reports (Sector Snapshots)</w:t>
+      </w:r>
+    </w:p>
+    <w:p>
+      <w:r>
+        <w:t xml:space="preserve">These one-page </w:t>
+      </w:r>
+      <w:r>
+        <w:rPr>
+          <w:b/>
+        </w:rPr>
+        <w:t>sector snapshots</w:t>
+      </w:r>
+      <w:r>
+        <w:t xml:space="preserve"> distil the current status, market, constraints, priorities and green opportunity for each value chain in this report. Each is designed to be </w:t>
+      </w:r>
+      <w:r>
+        <w:rPr>
+          <w:b/>
+        </w:rPr>
+        <w:t>extracted and shared independently</w:t>
+      </w:r>
+      <w:r>
+        <w:t xml:space="preserve"> as a quick-reference brief. Figures and sources are detailed in the corresponding chapter (4–9) and the consolidated References.</w:t>
+      </w:r>
+    </w:p>
+    <w:p>
+      <w:pPr>
+        <w:pStyle w:val="Heading2"/>
+      </w:pPr>
+      <w:r>
+        <w:t>A.1 Textiles &amp; Garments — Status Snapshot</w:t>
+      </w:r>
+    </w:p>
+    <w:tbl>
+      <w:tblPr>
+        <w:tblStyle w:val="TableGrid"/>
+        <w:tblW w:type="auto" w:w="0"/>
+        <w:jc w:val="left"/>
+        <w:tblLook w:firstColumn="1" w:firstRow="1" w:lastColumn="0" w:lastRow="0" w:noHBand="0" w:noVBand="1" w:val="04A0"/>
+      </w:tblPr>
+      <w:tblGrid>
+        <w:gridCol w:w="4703"/>
+        <w:gridCol w:w="4703"/>
+      </w:tblGrid>
+      <w:tr>
+        <w:tc>
+          <w:tcPr>
+            <w:tcW w:type="dxa" w:w="4703"/>
+            <w:shd w:val="clear" w:color="auto" w:fill="002B5B"/>
+          </w:tcPr>
+          <w:p>
+            <w:r>
+              <w:rPr>
+                <w:b/>
+                <w:color w:val="FFFFFF"/>
+                <w:sz w:val="18"/>
+              </w:rPr>
+              <w:t>Indicator</w:t>
+            </w:r>
+          </w:p>
+        </w:tc>
+        <w:tc>
+          <w:tcPr>
+            <w:tcW w:type="dxa" w:w="4703"/>
+            <w:shd w:val="clear" w:color="auto" w:fill="002B5B"/>
+          </w:tcPr>
+          <w:p>
+            <w:r>
+              <w:rPr>
+                <w:b/>
+                <w:color w:val="FFFFFF"/>
+                <w:sz w:val="18"/>
+              </w:rPr>
+              <w:t>Value</w:t>
+            </w:r>
+          </w:p>
+        </w:tc>
+      </w:tr>
+      <w:tr>
+        <w:tc>
+          <w:tcPr>
+            <w:tcW w:type="dxa" w:w="4703"/>
+            <w:shd w:val="clear" w:color="auto" w:fill="EEF3F9"/>
+          </w:tcPr>
+          <w:p>
+            <w:r>
+              <w:rPr>
+                <w:sz w:val="18"/>
+              </w:rPr>
+              <w:t>Cotton output</w:t>
+            </w:r>
+          </w:p>
+        </w:tc>
+        <w:tc>
+          <w:tcPr>
+            <w:tcW w:type="dxa" w:w="4703"/>
+            <w:shd w:val="clear" w:color="auto" w:fill="EEF3F9"/>
+          </w:tcPr>
+          <w:p>
+            <w:r>
+              <w:rPr>
+                <w:sz w:val="18"/>
+              </w:rPr>
+              <w:t>~116,000 bales (2023); up to ~250,000 potential</w:t>
+            </w:r>
+          </w:p>
+        </w:tc>
+      </w:tr>
+      <w:tr>
+        <w:tc>
+          <w:tcPr>
+            <w:tcW w:type="dxa" w:w="4703"/>
+            <w:shd w:val="clear" w:color="auto" w:fill="FFFFFF"/>
+          </w:tcPr>
+          <w:p>
+            <w:r>
+              <w:rPr>
+                <w:sz w:val="18"/>
+              </w:rPr>
+              <w:t>Ginneries</w:t>
+            </w:r>
+          </w:p>
+        </w:tc>
+        <w:tc>
+          <w:tcPr>
+            <w:tcW w:type="dxa" w:w="4703"/>
+            <w:shd w:val="clear" w:color="auto" w:fill="FFFFFF"/>
+          </w:tcPr>
+          <w:p>
+            <w:r>
+              <w:rPr>
+                <w:b/>
+                <w:sz w:val="18"/>
+              </w:rPr>
+              <w:t>39, ~1m bales/yr capacity — at ~10%</w:t>
+            </w:r>
+          </w:p>
+        </w:tc>
+      </w:tr>
+      <w:tr>
+        <w:tc>
+          <w:tcPr>
+            <w:tcW w:type="dxa" w:w="4703"/>
+            <w:shd w:val="clear" w:color="auto" w:fill="EEF3F9"/>
+          </w:tcPr>
+          <w:p>
+            <w:r>
+              <w:rPr>
+                <w:sz w:val="18"/>
+              </w:rPr>
+              <w:t>Integrated mills</w:t>
+            </w:r>
+          </w:p>
+        </w:tc>
+        <w:tc>
+          <w:tcPr>
+            <w:tcW w:type="dxa" w:w="4703"/>
+            <w:shd w:val="clear" w:color="auto" w:fill="EEF3F9"/>
+          </w:tcPr>
+          <w:p>
+            <w:r>
+              <w:rPr>
+                <w:sz w:val="18"/>
+              </w:rPr>
+              <w:t>2 (Nytil; Fine Spinners) — ~10% of lint; ~USD 50m turnover</w:t>
+            </w:r>
+          </w:p>
+        </w:tc>
+      </w:tr>
+      <w:tr>
+        <w:tc>
+          <w:tcPr>
+            <w:tcW w:type="dxa" w:w="4703"/>
+            <w:shd w:val="clear" w:color="auto" w:fill="FFFFFF"/>
+          </w:tcPr>
+          <w:p>
+            <w:r>
+              <w:rPr>
+                <w:sz w:val="18"/>
+              </w:rPr>
+              <w:t>Lint exports (raw)</w:t>
+            </w:r>
+          </w:p>
+        </w:tc>
+        <w:tc>
+          <w:tcPr>
+            <w:tcW w:type="dxa" w:w="4703"/>
+            <w:shd w:val="clear" w:color="auto" w:fill="FFFFFF"/>
+          </w:tcPr>
+          <w:p>
+            <w:r>
+              <w:rPr>
+                <w:sz w:val="18"/>
+              </w:rPr>
+              <w:t>~USD 11.3m (HS 5201); ~90% exported raw</w:t>
+            </w:r>
+          </w:p>
+        </w:tc>
+      </w:tr>
+      <w:tr>
+        <w:tc>
+          <w:tcPr>
+            <w:tcW w:type="dxa" w:w="4703"/>
+            <w:shd w:val="clear" w:color="auto" w:fill="EEF3F9"/>
+          </w:tcPr>
+          <w:p>
+            <w:r>
+              <w:rPr>
+                <w:sz w:val="18"/>
+              </w:rPr>
+              <w:t>Employment (Fine Spinners + outgrowers)</w:t>
+            </w:r>
+          </w:p>
+        </w:tc>
+        <w:tc>
+          <w:tcPr>
+            <w:tcW w:type="dxa" w:w="4703"/>
+            <w:shd w:val="clear" w:color="auto" w:fill="EEF3F9"/>
+          </w:tcPr>
+          <w:p>
+            <w:r>
+              <w:rPr>
+                <w:sz w:val="18"/>
+              </w:rPr>
+              <w:t>~18,000</w:t>
+            </w:r>
+          </w:p>
+        </w:tc>
+      </w:tr>
+    </w:tbl>
+    <w:p/>
+    <w:p>
+      <w:pPr>
+        <w:pStyle w:val="ListBullet"/>
+      </w:pPr>
+      <w:r>
+        <w:rPr>
+          <w:b/>
+        </w:rPr>
+        <w:t>Position:</w:t>
+      </w:r>
+      <w:r>
+        <w:t xml:space="preserve"> strong at raw end (growing, ginning); weak midstream (spinning, </w:t>
+      </w:r>
+      <w:r>
+        <w:rPr>
+          <w:b/>
+        </w:rPr>
+        <w:t>wet-processing gap</w:t>
+      </w:r>
+      <w:r>
+        <w:t>); limited garments.</w:t>
+      </w:r>
+    </w:p>
+    <w:p>
+      <w:pPr>
+        <w:pStyle w:val="ListBullet"/>
+      </w:pPr>
+      <w:r>
+        <w:rPr>
+          <w:b/>
+        </w:rPr>
+        <w:t>Top constraints (weighted):</w:t>
+      </w:r>
+      <w:r>
+        <w:t xml:space="preserve"> wet-processing/finishing gap (5); used-clothing competition (4); cotton output volatility (4); capital (4).</w:t>
+      </w:r>
+    </w:p>
+    <w:p>
+      <w:pPr>
+        <w:pStyle w:val="ListBullet"/>
+      </w:pPr>
+      <w:r>
+        <w:rPr>
+          <w:b/>
+        </w:rPr>
+        <w:t>Priorities:</w:t>
+      </w:r>
+      <w:r>
+        <w:t xml:space="preserve"> ① Garments &amp; apparel ② Yarn &amp; fabric (+finishing) ③ Cottonseed oil &amp; cake.</w:t>
+      </w:r>
+    </w:p>
+    <w:p>
+      <w:pPr>
+        <w:pStyle w:val="ListBullet"/>
+      </w:pPr>
+      <w:r>
+        <w:rPr>
+          <w:b/>
+        </w:rPr>
+        <w:t>2040 (tenfold):</w:t>
+      </w:r>
+      <w:r>
+        <w:t xml:space="preserve"> multi-fold apparel demand; process domestic lint → major employer.</w:t>
+      </w:r>
+    </w:p>
+    <w:p>
+      <w:pPr>
+        <w:pStyle w:val="ListBullet"/>
+      </w:pPr>
+      <w:r>
+        <w:rPr>
+          <w:b/>
+        </w:rPr>
+        <w:t>Green edge:</w:t>
+      </w:r>
+      <w:r>
+        <w:t xml:space="preserve"> organic/traceable cotton; closed-loop wet-processing; solar mills.</w:t>
+      </w:r>
+    </w:p>
+    <w:p>
+      <w:pPr>
+        <w:pStyle w:val="Heading2"/>
+      </w:pPr>
+      <w:r>
+        <w:t>A.2 Pharmaceuticals — Status Snapshot</w:t>
+      </w:r>
+    </w:p>
+    <w:tbl>
+      <w:tblPr>
+        <w:tblStyle w:val="TableGrid"/>
+        <w:tblW w:type="auto" w:w="0"/>
+        <w:jc w:val="left"/>
+        <w:tblLook w:firstColumn="1" w:firstRow="1" w:lastColumn="0" w:lastRow="0" w:noHBand="0" w:noVBand="1" w:val="04A0"/>
+      </w:tblPr>
+      <w:tblGrid>
+        <w:gridCol w:w="4703"/>
+        <w:gridCol w:w="4703"/>
+      </w:tblGrid>
+      <w:tr>
+        <w:tc>
+          <w:tcPr>
+            <w:tcW w:type="dxa" w:w="4703"/>
+            <w:shd w:val="clear" w:color="auto" w:fill="002B5B"/>
+          </w:tcPr>
+          <w:p>
+            <w:r>
+              <w:rPr>
+                <w:b/>
+                <w:color w:val="FFFFFF"/>
+                <w:sz w:val="18"/>
+              </w:rPr>
+              <w:t>Indicator</w:t>
+            </w:r>
+          </w:p>
+        </w:tc>
+        <w:tc>
+          <w:tcPr>
+            <w:tcW w:type="dxa" w:w="4703"/>
+            <w:shd w:val="clear" w:color="auto" w:fill="002B5B"/>
+          </w:tcPr>
+          <w:p>
+            <w:r>
+              <w:rPr>
+                <w:b/>
+                <w:color w:val="FFFFFF"/>
+                <w:sz w:val="18"/>
+              </w:rPr>
+              <w:t>Value</w:t>
+            </w:r>
+          </w:p>
+        </w:tc>
+      </w:tr>
+      <w:tr>
+        <w:tc>
+          <w:tcPr>
+            <w:tcW w:type="dxa" w:w="4703"/>
+            <w:shd w:val="clear" w:color="auto" w:fill="EEF3F9"/>
+          </w:tcPr>
+          <w:p>
+            <w:r>
+              <w:rPr>
+                <w:sz w:val="18"/>
+              </w:rPr>
+              <w:t>Domestic market</w:t>
+            </w:r>
+          </w:p>
+        </w:tc>
+        <w:tc>
+          <w:tcPr>
+            <w:tcW w:type="dxa" w:w="4703"/>
+            <w:shd w:val="clear" w:color="auto" w:fill="EEF3F9"/>
+          </w:tcPr>
+          <w:p>
+            <w:r>
+              <w:rPr>
+                <w:sz w:val="18"/>
+              </w:rPr>
+              <w:t>~USD 221m (2023), +9.4%/yr</w:t>
+            </w:r>
+          </w:p>
+        </w:tc>
+      </w:tr>
+      <w:tr>
+        <w:tc>
+          <w:tcPr>
+            <w:tcW w:type="dxa" w:w="4703"/>
+            <w:shd w:val="clear" w:color="auto" w:fill="FFFFFF"/>
+          </w:tcPr>
+          <w:p>
+            <w:r>
+              <w:rPr>
+                <w:sz w:val="18"/>
+              </w:rPr>
+              <w:t>Import dependence</w:t>
+            </w:r>
+          </w:p>
+        </w:tc>
+        <w:tc>
+          <w:tcPr>
+            <w:tcW w:type="dxa" w:w="4703"/>
+            <w:shd w:val="clear" w:color="auto" w:fill="FFFFFF"/>
+          </w:tcPr>
+          <w:p>
+            <w:r>
+              <w:rPr>
+                <w:b/>
+                <w:sz w:val="18"/>
+              </w:rPr>
+              <w:t>~90% of medicines</w:t>
+            </w:r>
+            <w:r>
+              <w:rPr>
+                <w:sz w:val="18"/>
+              </w:rPr>
+              <w:t xml:space="preserve"> (was 96% in 2016)</w:t>
+            </w:r>
+          </w:p>
+        </w:tc>
+      </w:tr>
+      <w:tr>
+        <w:tc>
+          <w:tcPr>
+            <w:tcW w:type="dxa" w:w="4703"/>
+            <w:shd w:val="clear" w:color="auto" w:fill="EEF3F9"/>
+          </w:tcPr>
+          <w:p>
+            <w:r>
+              <w:rPr>
+                <w:sz w:val="18"/>
+              </w:rPr>
+              <w:t>Medicaments imports (HS 3004)</w:t>
+            </w:r>
+          </w:p>
+        </w:tc>
+        <w:tc>
+          <w:tcPr>
+            <w:tcW w:type="dxa" w:w="4703"/>
+            <w:shd w:val="clear" w:color="auto" w:fill="EEF3F9"/>
+          </w:tcPr>
+          <w:p>
+            <w:r>
+              <w:rPr>
+                <w:b/>
+                <w:sz w:val="18"/>
+              </w:rPr>
+              <w:t>USD 263.4m</w:t>
+            </w:r>
+            <w:r>
+              <w:rPr>
+                <w:sz w:val="18"/>
+              </w:rPr>
+              <w:t xml:space="preserve"> (2024)</w:t>
+            </w:r>
+          </w:p>
+        </w:tc>
+      </w:tr>
+      <w:tr>
+        <w:tc>
+          <w:tcPr>
+            <w:tcW w:type="dxa" w:w="4703"/>
+            <w:shd w:val="clear" w:color="auto" w:fill="FFFFFF"/>
+          </w:tcPr>
+          <w:p>
+            <w:r>
+              <w:rPr>
+                <w:sz w:val="18"/>
+              </w:rPr>
+              <w:t>WHO-GMP manufacturers</w:t>
+            </w:r>
+          </w:p>
+        </w:tc>
+        <w:tc>
+          <w:tcPr>
+            <w:tcW w:type="dxa" w:w="4703"/>
+            <w:shd w:val="clear" w:color="auto" w:fill="FFFFFF"/>
+          </w:tcPr>
+          <w:p>
+            <w:r>
+              <w:rPr>
+                <w:sz w:val="18"/>
+              </w:rPr>
+              <w:t>6 (flagship: Cipla QCIL ~1.2bn tablets/yr)</w:t>
+            </w:r>
+          </w:p>
+        </w:tc>
+      </w:tr>
+    </w:tbl>
+    <w:p/>
+    <w:p>
+      <w:pPr>
+        <w:pStyle w:val="ListBullet"/>
+      </w:pPr>
+      <w:r>
+        <w:rPr>
+          <w:b/>
+        </w:rPr>
+        <w:t>Position:</w:t>
+      </w:r>
+      <w:r>
+        <w:t xml:space="preserve"> established formulation/packaging on imported APIs; rare regional strength (QCIL, globally prequalified).</w:t>
+      </w:r>
+    </w:p>
+    <w:p>
+      <w:pPr>
+        <w:pStyle w:val="ListBullet"/>
+      </w:pPr>
+      <w:r>
+        <w:rPr>
+          <w:b/>
+        </w:rPr>
+        <w:t>Top constraints (weighted):</w:t>
+      </w:r>
+      <w:r>
+        <w:t xml:space="preserve"> API import dependence (5); WHO-GMP depth (5); capital + regulatory lead time (4); procurement access (4).</w:t>
+      </w:r>
+    </w:p>
+    <w:p>
+      <w:pPr>
+        <w:pStyle w:val="ListBullet"/>
+      </w:pPr>
+      <w:r>
+        <w:rPr>
+          <w:b/>
+        </w:rPr>
+        <w:t>Priorities:</w:t>
+      </w:r>
+      <w:r>
+        <w:t xml:space="preserve"> ① Essential generics (ARVs, antimalarials, anti-TB, NCD) ② Medical consumables ③ Selective local API.</w:t>
+      </w:r>
+    </w:p>
+    <w:p>
+      <w:pPr>
+        <w:pStyle w:val="ListBullet"/>
+      </w:pPr>
+      <w:r>
+        <w:rPr>
+          <w:b/>
+        </w:rPr>
+        <w:t>2040 (tenfold):</w:t>
+      </w:r>
+      <w:r>
+        <w:t xml:space="preserve"> market ~4× to </w:t>
+      </w:r>
+      <w:r>
+        <w:rPr>
+          <w:b/>
+        </w:rPr>
+        <w:t>~USD 1bn</w:t>
+      </w:r>
+      <w:r>
+        <w:t>; shift from ~90% imported to substantial local share.</w:t>
+      </w:r>
+    </w:p>
+    <w:p>
+      <w:pPr>
+        <w:pStyle w:val="ListBullet"/>
+      </w:pPr>
+      <w:r>
+        <w:rPr>
+          <w:b/>
+        </w:rPr>
+        <w:t>Green edge:</w:t>
+      </w:r>
+      <w:r>
+        <w:t xml:space="preserve"> solar/efficient GMP utilities; pharma-water recycling; green chemistry.</w:t>
+      </w:r>
+    </w:p>
+    <w:p>
+      <w:pPr>
+        <w:pStyle w:val="Heading2"/>
+      </w:pPr>
+      <w:r>
+        <w:t>A.3 Petrochemicals &amp; Fertilizers — Status Snapshot</w:t>
+      </w:r>
+    </w:p>
+    <w:tbl>
+      <w:tblPr>
+        <w:tblStyle w:val="TableGrid"/>
+        <w:tblW w:type="auto" w:w="0"/>
+        <w:jc w:val="left"/>
+        <w:tblLook w:firstColumn="1" w:firstRow="1" w:lastColumn="0" w:lastRow="0" w:noHBand="0" w:noVBand="1" w:val="04A0"/>
+      </w:tblPr>
+      <w:tblGrid>
+        <w:gridCol w:w="4703"/>
+        <w:gridCol w:w="4703"/>
+      </w:tblGrid>
+      <w:tr>
+        <w:tc>
+          <w:tcPr>
+            <w:tcW w:type="dxa" w:w="4703"/>
+            <w:shd w:val="clear" w:color="auto" w:fill="002B5B"/>
+          </w:tcPr>
+          <w:p>
+            <w:r>
+              <w:rPr>
+                <w:b/>
+                <w:color w:val="FFFFFF"/>
+                <w:sz w:val="18"/>
+              </w:rPr>
+              <w:t>Indicator</w:t>
+            </w:r>
+          </w:p>
+        </w:tc>
+        <w:tc>
+          <w:tcPr>
+            <w:tcW w:type="dxa" w:w="4703"/>
+            <w:shd w:val="clear" w:color="auto" w:fill="002B5B"/>
+          </w:tcPr>
+          <w:p>
+            <w:r>
+              <w:rPr>
+                <w:b/>
+                <w:color w:val="FFFFFF"/>
+                <w:sz w:val="18"/>
+              </w:rPr>
+              <w:t>Value</w:t>
+            </w:r>
+          </w:p>
+        </w:tc>
+      </w:tr>
+      <w:tr>
+        <w:tc>
+          <w:tcPr>
+            <w:tcW w:type="dxa" w:w="4703"/>
+            <w:shd w:val="clear" w:color="auto" w:fill="EEF3F9"/>
+          </w:tcPr>
+          <w:p>
+            <w:r>
+              <w:rPr>
+                <w:sz w:val="18"/>
+              </w:rPr>
+              <w:t>Refinery</w:t>
+            </w:r>
+          </w:p>
+        </w:tc>
+        <w:tc>
+          <w:tcPr>
+            <w:tcW w:type="dxa" w:w="4703"/>
+            <w:shd w:val="clear" w:color="auto" w:fill="EEF3F9"/>
+          </w:tcPr>
+          <w:p>
+            <w:r>
+              <w:rPr>
+                <w:sz w:val="18"/>
+              </w:rPr>
+              <w:t xml:space="preserve">Kabaale 60,000 bpd; </w:t>
+            </w:r>
+            <w:r>
+              <w:rPr>
+                <w:b/>
+                <w:sz w:val="18"/>
+              </w:rPr>
+              <w:t>Alpha MBM agreement Mar 2025</w:t>
+            </w:r>
+            <w:r>
+              <w:rPr>
+                <w:sz w:val="18"/>
+              </w:rPr>
+              <w:t xml:space="preserve"> (~USD 4bn; ops ~2029–30)</w:t>
+            </w:r>
+          </w:p>
+        </w:tc>
+      </w:tr>
+      <w:tr>
+        <w:tc>
+          <w:tcPr>
+            <w:tcW w:type="dxa" w:w="4703"/>
+            <w:shd w:val="clear" w:color="auto" w:fill="FFFFFF"/>
+          </w:tcPr>
+          <w:p>
+            <w:r>
+              <w:rPr>
+                <w:sz w:val="18"/>
+              </w:rPr>
+              <w:t>Phosphate plant</w:t>
+            </w:r>
+          </w:p>
+        </w:tc>
+        <w:tc>
+          <w:tcPr>
+            <w:tcW w:type="dxa" w:w="4703"/>
+            <w:shd w:val="clear" w:color="auto" w:fill="FFFFFF"/>
+          </w:tcPr>
+          <w:p>
+            <w:r>
+              <w:rPr>
+                <w:sz w:val="18"/>
+              </w:rPr>
+              <w:t xml:space="preserve">Sukulu ~100,000 t/yr — </w:t>
+            </w:r>
+            <w:r>
+              <w:rPr>
+                <w:b/>
+                <w:sz w:val="18"/>
+              </w:rPr>
+              <w:t>shut 2021, halted again</w:t>
+            </w:r>
+          </w:p>
+        </w:tc>
+      </w:tr>
+      <w:tr>
+        <w:tc>
+          <w:tcPr>
+            <w:tcW w:type="dxa" w:w="4703"/>
+            <w:shd w:val="clear" w:color="auto" w:fill="EEF3F9"/>
+          </w:tcPr>
+          <w:p>
+            <w:r>
+              <w:rPr>
+                <w:sz w:val="18"/>
+              </w:rPr>
+              <w:t>Fertilizer use vs need</w:t>
+            </w:r>
+          </w:p>
+        </w:tc>
+        <w:tc>
+          <w:tcPr>
+            <w:tcW w:type="dxa" w:w="4703"/>
+            <w:shd w:val="clear" w:color="auto" w:fill="EEF3F9"/>
+          </w:tcPr>
+          <w:p>
+            <w:r>
+              <w:rPr>
+                <w:b/>
+                <w:sz w:val="18"/>
+              </w:rPr>
+              <w:t>~50,000 t vs ~1,000,000 t</w:t>
+            </w:r>
+          </w:p>
+        </w:tc>
+      </w:tr>
+      <w:tr>
+        <w:tc>
+          <w:tcPr>
+            <w:tcW w:type="dxa" w:w="4703"/>
+            <w:shd w:val="clear" w:color="auto" w:fill="FFFFFF"/>
+          </w:tcPr>
+          <w:p>
+            <w:r>
+              <w:rPr>
+                <w:sz w:val="18"/>
+              </w:rPr>
+              <w:t>Fertilizer imports (HS 3105)</w:t>
+            </w:r>
+          </w:p>
+        </w:tc>
+        <w:tc>
+          <w:tcPr>
+            <w:tcW w:type="dxa" w:w="4703"/>
+            <w:shd w:val="clear" w:color="auto" w:fill="FFFFFF"/>
+          </w:tcPr>
+          <w:p>
+            <w:r>
+              <w:rPr>
+                <w:sz w:val="18"/>
+              </w:rPr>
+              <w:t>~USD 32.1m (2024)</w:t>
+            </w:r>
+          </w:p>
+        </w:tc>
+      </w:tr>
+    </w:tbl>
+    <w:p/>
+    <w:p>
+      <w:pPr>
+        <w:pStyle w:val="ListBullet"/>
+      </w:pPr>
+      <w:r>
+        <w:rPr>
+          <w:b/>
+        </w:rPr>
+        <w:t>Position:</w:t>
+      </w:r>
+      <w:r>
+        <w:t xml:space="preserve"> pre-production petrochemicals; stalled domestic fertilizer; import-dependent.</w:t>
+      </w:r>
+    </w:p>
+    <w:p>
+      <w:pPr>
+        <w:pStyle w:val="ListBullet"/>
+      </w:pPr>
+      <w:r>
+        <w:rPr>
+          <w:b/>
+        </w:rPr>
+        <w:t>Top constraints (weighted):</w:t>
+      </w:r>
+      <w:r>
+        <w:t xml:space="preserve"> stalled phosphate/fertilizer supply (5); capital &amp; financing fragility (5); feedstock timing pre-2029 (4); quality &amp; distribution (4).</w:t>
+      </w:r>
+    </w:p>
+    <w:p>
+      <w:pPr>
+        <w:pStyle w:val="ListBullet"/>
+      </w:pPr>
+      <w:r>
+        <w:rPr>
+          <w:b/>
+        </w:rPr>
+        <w:t>Priorities:</w:t>
+      </w:r>
+      <w:r>
+        <w:t xml:space="preserve"> ① Fertilizer (blending + phosphate revival) ② Sulphuric acid/industrial chemicals ③ Petrochemicals/polymers (sequenced to refinery).</w:t>
+      </w:r>
+    </w:p>
+    <w:p>
+      <w:pPr>
+        <w:pStyle w:val="ListBullet"/>
+      </w:pPr>
+      <w:r>
+        <w:rPr>
+          <w:b/>
+        </w:rPr>
+        <w:t>2040 (tenfold):</w:t>
+      </w:r>
+      <w:r>
+        <w:t xml:space="preserve"> fertilizer demand → </w:t>
+      </w:r>
+      <w:r>
+        <w:rPr>
+          <w:b/>
+        </w:rPr>
+        <w:t>~1.5–2 Mt/yr</w:t>
+      </w:r>
+      <w:r>
+        <w:t>; localised fuels/polymers post-refinery.</w:t>
+      </w:r>
+    </w:p>
+    <w:p>
+      <w:pPr>
+        <w:pStyle w:val="ListBullet"/>
+      </w:pPr>
+      <w:r>
+        <w:rPr>
+          <w:b/>
+        </w:rPr>
+        <w:t>Green edge:</w:t>
+      </w:r>
+      <w:r>
+        <w:t xml:space="preserve"> green-ammonia fertilizer (hydro electrolysis); gas capture; phosphogypsum reuse.</w:t>
+      </w:r>
+    </w:p>
+    <w:p>
+      <w:pPr>
+        <w:pStyle w:val="Heading2"/>
+      </w:pPr>
+      <w:r>
+        <w:t>A.4 Sugar &amp; Confectionery — Status Snapshot</w:t>
+      </w:r>
+    </w:p>
+    <w:tbl>
+      <w:tblPr>
+        <w:tblStyle w:val="TableGrid"/>
+        <w:tblW w:type="auto" w:w="0"/>
+        <w:jc w:val="left"/>
+        <w:tblLook w:firstColumn="1" w:firstRow="1" w:lastColumn="0" w:lastRow="0" w:noHBand="0" w:noVBand="1" w:val="04A0"/>
+      </w:tblPr>
+      <w:tblGrid>
+        <w:gridCol w:w="4703"/>
+        <w:gridCol w:w="4703"/>
+      </w:tblGrid>
+      <w:tr>
+        <w:tc>
+          <w:tcPr>
+            <w:tcW w:type="dxa" w:w="4703"/>
+            <w:shd w:val="clear" w:color="auto" w:fill="002B5B"/>
+          </w:tcPr>
+          <w:p>
+            <w:r>
+              <w:rPr>
+                <w:b/>
+                <w:color w:val="FFFFFF"/>
+                <w:sz w:val="18"/>
+              </w:rPr>
+              <w:t>Indicator</w:t>
+            </w:r>
+          </w:p>
+        </w:tc>
+        <w:tc>
+          <w:tcPr>
+            <w:tcW w:type="dxa" w:w="4703"/>
+            <w:shd w:val="clear" w:color="auto" w:fill="002B5B"/>
+          </w:tcPr>
+          <w:p>
+            <w:r>
+              <w:rPr>
+                <w:b/>
+                <w:color w:val="FFFFFF"/>
+                <w:sz w:val="18"/>
+              </w:rPr>
+              <w:t>Value</w:t>
+            </w:r>
+          </w:p>
+        </w:tc>
+      </w:tr>
+      <w:tr>
+        <w:tc>
+          <w:tcPr>
+            <w:tcW w:type="dxa" w:w="4703"/>
+            <w:shd w:val="clear" w:color="auto" w:fill="EEF3F9"/>
+          </w:tcPr>
+          <w:p>
+            <w:r>
+              <w:rPr>
+                <w:sz w:val="18"/>
+              </w:rPr>
+              <w:t>National output</w:t>
+            </w:r>
+          </w:p>
+        </w:tc>
+        <w:tc>
+          <w:tcPr>
+            <w:tcW w:type="dxa" w:w="4703"/>
+            <w:shd w:val="clear" w:color="auto" w:fill="EEF3F9"/>
+          </w:tcPr>
+          <w:p>
+            <w:r>
+              <w:rPr>
+                <w:sz w:val="18"/>
+              </w:rPr>
+              <w:t>~822,000 t (2022)</w:t>
+            </w:r>
+          </w:p>
+        </w:tc>
+      </w:tr>
+      <w:tr>
+        <w:tc>
+          <w:tcPr>
+            <w:tcW w:type="dxa" w:w="4703"/>
+            <w:shd w:val="clear" w:color="auto" w:fill="FFFFFF"/>
+          </w:tcPr>
+          <w:p>
+            <w:r>
+              <w:rPr>
+                <w:sz w:val="18"/>
+              </w:rPr>
+              <w:t>Consumption / surplus</w:t>
+            </w:r>
+          </w:p>
+        </w:tc>
+        <w:tc>
+          <w:tcPr>
+            <w:tcW w:type="dxa" w:w="4703"/>
+            <w:shd w:val="clear" w:color="auto" w:fill="FFFFFF"/>
+          </w:tcPr>
+          <w:p>
+            <w:r>
+              <w:rPr>
+                <w:sz w:val="18"/>
+              </w:rPr>
+              <w:t xml:space="preserve">~370,000 t / </w:t>
+            </w:r>
+            <w:r>
+              <w:rPr>
+                <w:b/>
+                <w:sz w:val="18"/>
+              </w:rPr>
+              <w:t>180,000+ t surplus</w:t>
+            </w:r>
+          </w:p>
+        </w:tc>
+      </w:tr>
+      <w:tr>
+        <w:tc>
+          <w:tcPr>
+            <w:tcW w:type="dxa" w:w="4703"/>
+            <w:shd w:val="clear" w:color="auto" w:fill="EEF3F9"/>
+          </w:tcPr>
+          <w:p>
+            <w:r>
+              <w:rPr>
+                <w:sz w:val="18"/>
+              </w:rPr>
+              <w:t>Industrial-sugar imports (HS 1701)</w:t>
+            </w:r>
+          </w:p>
+        </w:tc>
+        <w:tc>
+          <w:tcPr>
+            <w:tcW w:type="dxa" w:w="4703"/>
+            <w:shd w:val="clear" w:color="auto" w:fill="EEF3F9"/>
+          </w:tcPr>
+          <w:p>
+            <w:r>
+              <w:rPr>
+                <w:sz w:val="18"/>
+              </w:rPr>
+              <w:t>~USD 38.1m</w:t>
+            </w:r>
+          </w:p>
+        </w:tc>
+      </w:tr>
+      <w:tr>
+        <w:tc>
+          <w:tcPr>
+            <w:tcW w:type="dxa" w:w="4703"/>
+            <w:shd w:val="clear" w:color="auto" w:fill="FFFFFF"/>
+          </w:tcPr>
+          <w:p>
+            <w:r>
+              <w:rPr>
+                <w:sz w:val="18"/>
+              </w:rPr>
+              <w:t>Largest miller</w:t>
+            </w:r>
+          </w:p>
+        </w:tc>
+        <w:tc>
+          <w:tcPr>
+            <w:tcW w:type="dxa" w:w="4703"/>
+            <w:shd w:val="clear" w:color="auto" w:fill="FFFFFF"/>
+          </w:tcPr>
+          <w:p>
+            <w:r>
+              <w:rPr>
+                <w:sz w:val="18"/>
+              </w:rPr>
+              <w:t>Kakira (~half; &gt;2m t cane/yr); Kinyara, SCOUL, Mayuge</w:t>
+            </w:r>
+          </w:p>
+        </w:tc>
+      </w:tr>
+    </w:tbl>
+    <w:p/>
+    <w:p>
+      <w:pPr>
+        <w:pStyle w:val="ListBullet"/>
+      </w:pPr>
+      <w:r>
+        <w:rPr>
+          <w:b/>
+        </w:rPr>
+        <w:t>Position:</w:t>
+      </w:r>
+      <w:r>
+        <w:t xml:space="preserve"> mature, competitive milling </w:t>
+      </w:r>
+      <w:r>
+        <w:rPr>
+          <w:b/>
+        </w:rPr>
+        <w:t>in surplus</w:t>
+      </w:r>
+      <w:r>
+        <w:t>; under-exploited downstream.</w:t>
+      </w:r>
+    </w:p>
+    <w:p>
+      <w:pPr>
+        <w:pStyle w:val="ListBullet"/>
+      </w:pPr>
+      <w:r>
+        <w:rPr>
+          <w:b/>
+        </w:rPr>
+        <w:t>Top constraints (weighted):</w:t>
+      </w:r>
+      <w:r>
+        <w:t xml:space="preserve"> over-supply / over-licensing of raw sugar (5); downstream capital/technology (4); industrial-sugar standards (3); co-gen feed-in (3).</w:t>
+      </w:r>
+    </w:p>
+    <w:p>
+      <w:pPr>
+        <w:pStyle w:val="ListBullet"/>
+      </w:pPr>
+      <w:r>
+        <w:rPr>
+          <w:b/>
+        </w:rPr>
+        <w:t>Priorities:</w:t>
+      </w:r>
+      <w:r>
+        <w:t xml:space="preserve"> ① Industrial/refined sugar ② Ethanol ③ Bagasse co-generation.</w:t>
+      </w:r>
+    </w:p>
+    <w:p>
+      <w:pPr>
+        <w:pStyle w:val="ListBullet"/>
+      </w:pPr>
+      <w:r>
+        <w:rPr>
+          <w:b/>
+        </w:rPr>
+        <w:t>2040 (tenfold):</w:t>
+      </w:r>
+      <w:r>
+        <w:t xml:space="preserve"> value shifts from raw sugar to industrial sugar, ethanol, power, confectionery.</w:t>
+      </w:r>
+    </w:p>
+    <w:p>
+      <w:pPr>
+        <w:pStyle w:val="ListBullet"/>
+      </w:pPr>
+      <w:r>
+        <w:rPr>
+          <w:b/>
+        </w:rPr>
+        <w:t>Green edge:</w:t>
+      </w:r>
+      <w:r>
+        <w:t xml:space="preserve"> ethanol biofuel; bagasse renewable power; vinasse-to-biogas (greenest chain).</w:t>
+      </w:r>
+    </w:p>
+    <w:p>
+      <w:pPr>
+        <w:pStyle w:val="Heading2"/>
+      </w:pPr>
+      <w:r>
+        <w:t>A.5 Plastics &amp; Packaging — Status Snapshot</w:t>
+      </w:r>
+    </w:p>
+    <w:tbl>
+      <w:tblPr>
+        <w:tblStyle w:val="TableGrid"/>
+        <w:tblW w:type="auto" w:w="0"/>
+        <w:jc w:val="left"/>
+        <w:tblLook w:firstColumn="1" w:firstRow="1" w:lastColumn="0" w:lastRow="0" w:noHBand="0" w:noVBand="1" w:val="04A0"/>
+      </w:tblPr>
+      <w:tblGrid>
+        <w:gridCol w:w="4703"/>
+        <w:gridCol w:w="4703"/>
+      </w:tblGrid>
+      <w:tr>
+        <w:tc>
+          <w:tcPr>
+            <w:tcW w:type="dxa" w:w="4703"/>
+            <w:shd w:val="clear" w:color="auto" w:fill="002B5B"/>
+          </w:tcPr>
+          <w:p>
+            <w:r>
+              <w:rPr>
+                <w:b/>
+                <w:color w:val="FFFFFF"/>
+                <w:sz w:val="18"/>
+              </w:rPr>
+              <w:t>Indicator</w:t>
+            </w:r>
+          </w:p>
+        </w:tc>
+        <w:tc>
+          <w:tcPr>
+            <w:tcW w:type="dxa" w:w="4703"/>
+            <w:shd w:val="clear" w:color="auto" w:fill="002B5B"/>
+          </w:tcPr>
+          <w:p>
+            <w:r>
+              <w:rPr>
+                <w:b/>
+                <w:color w:val="FFFFFF"/>
+                <w:sz w:val="18"/>
+              </w:rPr>
+              <w:t>Value</w:t>
+            </w:r>
+          </w:p>
+        </w:tc>
+      </w:tr>
+      <w:tr>
+        <w:tc>
+          <w:tcPr>
+            <w:tcW w:type="dxa" w:w="4703"/>
+            <w:shd w:val="clear" w:color="auto" w:fill="EEF3F9"/>
+          </w:tcPr>
+          <w:p>
+            <w:r>
+              <w:rPr>
+                <w:sz w:val="18"/>
+              </w:rPr>
+              <w:t>Plastics imported</w:t>
+            </w:r>
+          </w:p>
+        </w:tc>
+        <w:tc>
+          <w:tcPr>
+            <w:tcW w:type="dxa" w:w="4703"/>
+            <w:shd w:val="clear" w:color="auto" w:fill="EEF3F9"/>
+          </w:tcPr>
+          <w:p>
+            <w:r>
+              <w:rPr>
+                <w:sz w:val="18"/>
+              </w:rPr>
+              <w:t>~150,000 t/yr (all virgin resin imported)</w:t>
+            </w:r>
+          </w:p>
+        </w:tc>
+      </w:tr>
+      <w:tr>
+        <w:tc>
+          <w:tcPr>
+            <w:tcW w:type="dxa" w:w="4703"/>
+            <w:shd w:val="clear" w:color="auto" w:fill="FFFFFF"/>
+          </w:tcPr>
+          <w:p>
+            <w:r>
+              <w:rPr>
+                <w:sz w:val="18"/>
+              </w:rPr>
+              <w:t>Packaging imports (HS 3923)</w:t>
+            </w:r>
+          </w:p>
+        </w:tc>
+        <w:tc>
+          <w:tcPr>
+            <w:tcW w:type="dxa" w:w="4703"/>
+            <w:shd w:val="clear" w:color="auto" w:fill="FFFFFF"/>
+          </w:tcPr>
+          <w:p>
+            <w:r>
+              <w:rPr>
+                <w:sz w:val="18"/>
+              </w:rPr>
+              <w:t>~USD 37.1m (2024)</w:t>
+            </w:r>
+          </w:p>
+        </w:tc>
+      </w:tr>
+      <w:tr>
+        <w:tc>
+          <w:tcPr>
+            <w:tcW w:type="dxa" w:w="4703"/>
+            <w:shd w:val="clear" w:color="auto" w:fill="EEF3F9"/>
+          </w:tcPr>
+          <w:p>
+            <w:r>
+              <w:rPr>
+                <w:sz w:val="18"/>
+              </w:rPr>
+              <w:t>Certified bag makers</w:t>
+            </w:r>
+          </w:p>
+        </w:tc>
+        <w:tc>
+          <w:tcPr>
+            <w:tcW w:type="dxa" w:w="4703"/>
+            <w:shd w:val="clear" w:color="auto" w:fill="EEF3F9"/>
+          </w:tcPr>
+          <w:p>
+            <w:r>
+              <w:rPr>
+                <w:sz w:val="18"/>
+              </w:rPr>
+              <w:t>41 firms / 67 UNBS permits</w:t>
+            </w:r>
+          </w:p>
+        </w:tc>
+      </w:tr>
+      <w:tr>
+        <w:tc>
+          <w:tcPr>
+            <w:tcW w:type="dxa" w:w="4703"/>
+            <w:shd w:val="clear" w:color="auto" w:fill="FFFFFF"/>
+          </w:tcPr>
+          <w:p>
+            <w:r>
+              <w:rPr>
+                <w:sz w:val="18"/>
+              </w:rPr>
+              <w:t>Plastic waste</w:t>
+            </w:r>
+          </w:p>
+        </w:tc>
+        <w:tc>
+          <w:tcPr>
+            <w:tcW w:type="dxa" w:w="4703"/>
+            <w:shd w:val="clear" w:color="auto" w:fill="FFFFFF"/>
+          </w:tcPr>
+          <w:p>
+            <w:r>
+              <w:rPr>
+                <w:b/>
+                <w:sz w:val="18"/>
+              </w:rPr>
+              <w:t>~600 t/day, &lt;40% collected</w:t>
+            </w:r>
+          </w:p>
+        </w:tc>
+      </w:tr>
+      <w:tr>
+        <w:tc>
+          <w:tcPr>
+            <w:tcW w:type="dxa" w:w="4703"/>
+            <w:shd w:val="clear" w:color="auto" w:fill="EEF3F9"/>
+          </w:tcPr>
+          <w:p>
+            <w:r>
+              <w:rPr>
+                <w:sz w:val="18"/>
+              </w:rPr>
+              <w:t>Policy</w:t>
+            </w:r>
+          </w:p>
+        </w:tc>
+        <w:tc>
+          <w:tcPr>
+            <w:tcW w:type="dxa" w:w="4703"/>
+            <w:shd w:val="clear" w:color="auto" w:fill="EEF3F9"/>
+          </w:tcPr>
+          <w:p>
+            <w:r>
+              <w:rPr>
+                <w:sz w:val="18"/>
+              </w:rPr>
+              <w:t xml:space="preserve">Circularity Strategy 2023–28; </w:t>
+            </w:r>
+            <w:r>
+              <w:rPr>
+                <w:b/>
+                <w:sz w:val="18"/>
+              </w:rPr>
+              <w:t>2025 single-use-bag ban move</w:t>
+            </w:r>
+          </w:p>
+        </w:tc>
+      </w:tr>
+    </w:tbl>
+    <w:p/>
+    <w:p>
+      <w:pPr>
+        <w:pStyle w:val="ListBullet"/>
+      </w:pPr>
+      <w:r>
+        <w:rPr>
+          <w:b/>
+        </w:rPr>
+        <w:t>Position:</w:t>
+      </w:r>
+      <w:r>
+        <w:t xml:space="preserve"> established conversion; 100% imported resin; under-scaled recycling; enabling industry for all chains.</w:t>
+      </w:r>
+    </w:p>
+    <w:p>
+      <w:pPr>
+        <w:pStyle w:val="ListBullet"/>
+      </w:pPr>
+      <w:r>
+        <w:rPr>
+          <w:b/>
+        </w:rPr>
+        <w:t>Top constraints (weighted):</w:t>
+      </w:r>
+      <w:r>
+        <w:t xml:space="preserve"> imported virgin resin (5); weak circularity/collection (4); capital &amp; fragmentation (3); policy-transition risk (3).</w:t>
+      </w:r>
+    </w:p>
+    <w:p>
+      <w:pPr>
+        <w:pStyle w:val="ListBullet"/>
+      </w:pPr>
+      <w:r>
+        <w:rPr>
+          <w:b/>
+        </w:rPr>
+        <w:t>Priorities:</w:t>
+      </w:r>
+      <w:r>
+        <w:t xml:space="preserve"> ① Industrial/food-beverage packaging ② Plastics recycling ③ Agri &amp; cement packaging.</w:t>
+      </w:r>
+    </w:p>
+    <w:p>
+      <w:pPr>
+        <w:pStyle w:val="ListBullet"/>
+      </w:pPr>
+      <w:r>
+        <w:rPr>
+          <w:b/>
+        </w:rPr>
+        <w:t>2040 (tenfold):</w:t>
+      </w:r>
+      <w:r>
+        <w:t xml:space="preserve"> packaging scales with all manufacturing — meet via conversion + recycled content + (later) domestic resin.</w:t>
+      </w:r>
+    </w:p>
+    <w:p>
+      <w:pPr>
+        <w:pStyle w:val="ListBullet"/>
+      </w:pPr>
+      <w:r>
+        <w:rPr>
+          <w:b/>
+        </w:rPr>
+        <w:t>Green edge:</w:t>
+      </w:r>
+      <w:r>
+        <w:t xml:space="preserve"> recycling/EPR (the circular flagship); recycled-content &amp; compostable alternatives.</w:t>
+      </w:r>
+    </w:p>
+    <w:p>
+      <w:pPr>
+        <w:pStyle w:val="Heading2"/>
+      </w:pPr>
+      <w:r>
+        <w:t>A.6 Cement &amp; Building Materials — Status Snapshot</w:t>
+      </w:r>
+    </w:p>
+    <w:tbl>
+      <w:tblPr>
+        <w:tblStyle w:val="TableGrid"/>
+        <w:tblW w:type="auto" w:w="0"/>
+        <w:jc w:val="left"/>
+        <w:tblLook w:firstColumn="1" w:firstRow="1" w:lastColumn="0" w:lastRow="0" w:noHBand="0" w:noVBand="1" w:val="04A0"/>
+      </w:tblPr>
+      <w:tblGrid>
+        <w:gridCol w:w="4703"/>
+        <w:gridCol w:w="4703"/>
+      </w:tblGrid>
+      <w:tr>
+        <w:tc>
+          <w:tcPr>
+            <w:tcW w:type="dxa" w:w="4703"/>
+            <w:shd w:val="clear" w:color="auto" w:fill="002B5B"/>
+          </w:tcPr>
+          <w:p>
+            <w:r>
+              <w:rPr>
+                <w:b/>
+                <w:color w:val="FFFFFF"/>
+                <w:sz w:val="18"/>
+              </w:rPr>
+              <w:t>Indicator</w:t>
+            </w:r>
+          </w:p>
+        </w:tc>
+        <w:tc>
+          <w:tcPr>
+            <w:tcW w:type="dxa" w:w="4703"/>
+            <w:shd w:val="clear" w:color="auto" w:fill="002B5B"/>
+          </w:tcPr>
+          <w:p>
+            <w:r>
+              <w:rPr>
+                <w:b/>
+                <w:color w:val="FFFFFF"/>
+                <w:sz w:val="18"/>
+              </w:rPr>
+              <w:t>Value</w:t>
+            </w:r>
+          </w:p>
+        </w:tc>
+      </w:tr>
+      <w:tr>
+        <w:tc>
+          <w:tcPr>
+            <w:tcW w:type="dxa" w:w="4703"/>
+            <w:shd w:val="clear" w:color="auto" w:fill="EEF3F9"/>
+          </w:tcPr>
+          <w:p>
+            <w:r>
+              <w:rPr>
+                <w:sz w:val="18"/>
+              </w:rPr>
+              <w:t>Market</w:t>
+            </w:r>
+          </w:p>
+        </w:tc>
+        <w:tc>
+          <w:tcPr>
+            <w:tcW w:type="dxa" w:w="4703"/>
+            <w:shd w:val="clear" w:color="auto" w:fill="EEF3F9"/>
+          </w:tcPr>
+          <w:p>
+            <w:r>
+              <w:rPr>
+                <w:sz w:val="18"/>
+              </w:rPr>
+              <w:t>~USD 707m (2024), +~12% YoY</w:t>
+            </w:r>
+          </w:p>
+        </w:tc>
+      </w:tr>
+      <w:tr>
+        <w:tc>
+          <w:tcPr>
+            <w:tcW w:type="dxa" w:w="4703"/>
+            <w:shd w:val="clear" w:color="auto" w:fill="FFFFFF"/>
+          </w:tcPr>
+          <w:p>
+            <w:r>
+              <w:rPr>
+                <w:sz w:val="18"/>
+              </w:rPr>
+              <w:t>Clinker dependence</w:t>
+            </w:r>
+          </w:p>
+        </w:tc>
+        <w:tc>
+          <w:tcPr>
+            <w:tcW w:type="dxa" w:w="4703"/>
+            <w:shd w:val="clear" w:color="auto" w:fill="FFFFFF"/>
+          </w:tcPr>
+          <w:p>
+            <w:r>
+              <w:rPr>
+                <w:b/>
+                <w:sz w:val="18"/>
+              </w:rPr>
+              <w:t>&gt;50% imported</w:t>
+            </w:r>
+          </w:p>
+        </w:tc>
+      </w:tr>
+      <w:tr>
+        <w:tc>
+          <w:tcPr>
+            <w:tcW w:type="dxa" w:w="4703"/>
+            <w:shd w:val="clear" w:color="auto" w:fill="EEF3F9"/>
+          </w:tcPr>
+          <w:p>
+            <w:r>
+              <w:rPr>
+                <w:sz w:val="18"/>
+              </w:rPr>
+              <w:t>Cement &amp; clinker (HS 2523)</w:t>
+            </w:r>
+          </w:p>
+        </w:tc>
+        <w:tc>
+          <w:tcPr>
+            <w:tcW w:type="dxa" w:w="4703"/>
+            <w:shd w:val="clear" w:color="auto" w:fill="EEF3F9"/>
+          </w:tcPr>
+          <w:p>
+            <w:r>
+              <w:rPr>
+                <w:sz w:val="18"/>
+              </w:rPr>
+              <w:t>imports USD 162.2m; exports USD 86.0m</w:t>
+            </w:r>
+          </w:p>
+        </w:tc>
+      </w:tr>
+      <w:tr>
+        <w:tc>
+          <w:tcPr>
+            <w:tcW w:type="dxa" w:w="4703"/>
+            <w:shd w:val="clear" w:color="auto" w:fill="FFFFFF"/>
+          </w:tcPr>
+          <w:p>
+            <w:r>
+              <w:rPr>
+                <w:sz w:val="18"/>
+              </w:rPr>
+              <w:t>Producers</w:t>
+            </w:r>
+          </w:p>
+        </w:tc>
+        <w:tc>
+          <w:tcPr>
+            <w:tcW w:type="dxa" w:w="4703"/>
+            <w:shd w:val="clear" w:color="auto" w:fill="FFFFFF"/>
+          </w:tcPr>
+          <w:p>
+            <w:r>
+              <w:rPr>
+                <w:sz w:val="18"/>
+              </w:rPr>
+              <w:t>Tororo ~3.0 Mtpa; Hima ~2.0; Simba ~1.0; Kampala ~1.0</w:t>
+            </w:r>
+          </w:p>
+        </w:tc>
+      </w:tr>
+      <w:tr>
+        <w:tc>
+          <w:tcPr>
+            <w:tcW w:type="dxa" w:w="4703"/>
+            <w:shd w:val="clear" w:color="auto" w:fill="EEF3F9"/>
+          </w:tcPr>
+          <w:p>
+            <w:r>
+              <w:rPr>
+                <w:sz w:val="18"/>
+              </w:rPr>
+              <w:t>New clinker</w:t>
+            </w:r>
+          </w:p>
+        </w:tc>
+        <w:tc>
+          <w:tcPr>
+            <w:tcW w:type="dxa" w:w="4703"/>
+            <w:shd w:val="clear" w:color="auto" w:fill="EEF3F9"/>
+          </w:tcPr>
+          <w:p>
+            <w:r>
+              <w:rPr>
+                <w:sz w:val="18"/>
+              </w:rPr>
+              <w:t>NE plant (USD 300m); Buikwe (USD 200m, 2025)</w:t>
+            </w:r>
+          </w:p>
+        </w:tc>
+      </w:tr>
+    </w:tbl>
+    <w:p/>
+    <w:p>
+      <w:pPr>
+        <w:pStyle w:val="ListBullet"/>
+      </w:pPr>
+      <w:r>
+        <w:rPr>
+          <w:b/>
+        </w:rPr>
+        <w:t>Position:</w:t>
+      </w:r>
+      <w:r>
+        <w:t xml:space="preserve"> strong grinding &amp; regional finished-cement exporter; </w:t>
+      </w:r>
+      <w:r>
+        <w:rPr>
+          <w:b/>
+        </w:rPr>
+        <w:t>critical clinker gap</w:t>
+      </w:r>
+      <w:r>
+        <w:t xml:space="preserve"> (highest-value step imported).</w:t>
+      </w:r>
+    </w:p>
+    <w:p>
+      <w:pPr>
+        <w:pStyle w:val="ListBullet"/>
+      </w:pPr>
+      <w:r>
+        <w:rPr>
+          <w:b/>
+        </w:rPr>
+        <w:t>Top constraints (weighted):</w:t>
+      </w:r>
+      <w:r>
+        <w:t xml:space="preserve"> clinker capacity gap (5); energy cost &amp; reliability (5); capital intensity (4); limestone licensing (3).</w:t>
+      </w:r>
+    </w:p>
+    <w:p>
+      <w:pPr>
+        <w:pStyle w:val="ListBullet"/>
+      </w:pPr>
+      <w:r>
+        <w:rPr>
+          <w:b/>
+        </w:rPr>
+        <w:t>Priorities:</w:t>
+      </w:r>
+      <w:r>
+        <w:t xml:space="preserve"> ① Clinker production (close the gap) ② Finished cement (defend &amp; grow export) ③ Higher-value building materials.</w:t>
+      </w:r>
+    </w:p>
+    <w:p>
+      <w:pPr>
+        <w:pStyle w:val="ListBullet"/>
+      </w:pPr>
+      <w:r>
+        <w:rPr>
+          <w:b/>
+        </w:rPr>
+        <w:t>2040 (tenfold):</w:t>
+      </w:r>
+      <w:r>
+        <w:t xml:space="preserve"> construction supercycle → market several-fold to </w:t>
+      </w:r>
+      <w:r>
+        <w:rPr>
+          <w:b/>
+        </w:rPr>
+        <w:t>multi-billion USD/yr</w:t>
+      </w:r>
+      <w:r>
+        <w:t>.</w:t>
+      </w:r>
+    </w:p>
+    <w:p>
+      <w:pPr>
+        <w:pStyle w:val="ListBullet"/>
+      </w:pPr>
+      <w:r>
+        <w:rPr>
+          <w:b/>
+        </w:rPr>
+        <w:t>Green edge:</w:t>
+      </w:r>
+      <w:r>
+        <w:t xml:space="preserve"> alternative-fuel kilns; clinker substitution with steel slag (Ch.4) &amp; phosphogypsum (Ch.6).</w:t>
+      </w:r>
+    </w:p>
+    <w:p>
+      <w:r>
+        <w:rPr>
+          <w:i/>
+        </w:rPr>
+        <w:t>Full analysis: Chapters 4–9. Sources: consolidated References.</w:t>
       </w:r>
     </w:p>
     <w:p>

--- a/report/Report-2-Textiles-Pharma-Petrochem-Sugar-Plastics-Cement.docx
+++ b/report/Report-2-Textiles-Pharma-Petrochem-Sugar-Plastics-Cement.docx
@@ -3338,7 +3338,7 @@
         <w:rPr>
           <w:i/>
         </w:rPr>
-        <w:t>This summary reflects desk-based findings to be confirmed through the validation step in Chapter 3.</w:t>
+        <w:t>This summary reflects findings from TWG sector-expert engagement and supporting evidence, to be confirmed through the continued validation in Chapter 3.</w:t>
       </w:r>
     </w:p>
     <w:p>
@@ -27459,7 +27459,16 @@
         <w:t>1. Energy cost and reliability.</w:t>
       </w:r>
       <w:r>
-        <w:t xml:space="preserve"> Cement (clinker), textiles (spinning/wet-processing), and any future petrochemical processing are energy-intensive. Uganda's industrial tariff (~5.5 US¢/kWh, 2025; ERA) is regionally competitive, but reliability and backup cost matter. Sugar co-generation is a partial in-sector solution that can ease grid pressure.</w:t>
+        <w:t xml:space="preserve"> Cement (clinker), textiles (spinning/wet-processing), and any future petrochemical processing are energy-intensive. A dedicated extra-large-load tariff (~5.5 US¢/kWh, ERA 2025) helps the largest plants, but the </w:t>
+      </w:r>
+      <w:r>
+        <w:rPr>
+          <w:b/>
+        </w:rPr>
+        <w:t>effective industrial tariff (~8–10 US¢/kWh) is higher than Kenya, Tanzania and Egypt</w:t>
+      </w:r>
+      <w:r>
+        <w:t xml:space="preserve"> (NPA/UDC 2025), and reliability is a top firm-cited issue. Sugar co-generation is a partial in-sector solution that can ease grid pressure.</w:t>
       </w:r>
     </w:p>
     <w:p>

--- a/report/Report-2-Textiles-Pharma-Petrochem-Sugar-Plastics-Cement.docx
+++ b/report/Report-2-Textiles-Pharma-Petrochem-Sugar-Plastics-Cement.docx
@@ -32541,6 +32541,23 @@
         <w:pStyle w:val="ListBullet"/>
       </w:pPr>
       <w:r>
+        <w:t xml:space="preserve">Uganda Bureau of Statistics (UBOS), </w:t>
+      </w:r>
+      <w:r>
+        <w:rPr>
+          <w:i/>
+        </w:rPr>
+        <w:t>Statistical Abstract</w:t>
+      </w:r>
+      <w:r>
+        <w:t xml:space="preserve"> and national/industrial accounts (production, employment, GDP). https://www.ubos.org/</w:t>
+      </w:r>
+    </w:p>
+    <w:p>
+      <w:pPr>
+        <w:pStyle w:val="ListBullet"/>
+      </w:pPr>
+      <w:r>
         <w:t xml:space="preserve">World Bank, </w:t>
       </w:r>
       <w:r>
@@ -32551,6 +32568,22 @@
       </w:r>
       <w:r>
         <w:t>. https://data.worldbank.org/indicator/NV.IND.MANF.ZS?locations=UG</w:t>
+      </w:r>
+    </w:p>
+    <w:p>
+      <w:pPr>
+        <w:pStyle w:val="ListBullet"/>
+      </w:pPr>
+      <w:r>
+        <w:t>Ministry of Agriculture, Animal Industry and Fisheries (MAAIF) — cotton, sugar and fertilizer programmes. https://www.agriculture.go.ug/</w:t>
+      </w:r>
+    </w:p>
+    <w:p>
+      <w:pPr>
+        <w:pStyle w:val="ListBullet"/>
+      </w:pPr>
+      <w:r>
+        <w:t>African Growth and Opportunity Act (AGOA) — US trade-preference programme. https://agoa.info/</w:t>
       </w:r>
     </w:p>
     <w:p>
